--- a/docs/deep-dive-manuel-paiement-escrow.docx
+++ b/docs/deep-dive-manuel-paiement-escrow.docx
@@ -2,7 +2,7 @@
 <file path=word/document.xml><?xml version="1.0" encoding="utf-8"?>
 <w:document xmlns:w="http://schemas.openxmlformats.org/wordprocessingml/2006/main" xmlns:m="http://schemas.openxmlformats.org/officeDocument/2006/math" xmlns:r="http://schemas.openxmlformats.org/officeDocument/2006/relationships" xmlns:o="urn:schemas-microsoft-com:office:office" xmlns:v="urn:schemas-microsoft-com:vml" xmlns:w10="urn:schemas-microsoft-com:office:word" xmlns:a="http://schemas.openxmlformats.org/drawingml/2006/main" xmlns:pic="http://schemas.openxmlformats.org/drawingml/2006/picture" xmlns:wp="http://schemas.openxmlformats.org/drawingml/2006/wordprocessingDrawing">
   <w:body>
-    <w:bookmarkStart w:id="181" w:name="X560d4c81032e4f04812afa376296b478f149e46"/>
+    <w:bookmarkStart w:id="170" w:name="X560d4c81032e4f04812afa376296b478f149e46"/>
     <w:p>
       <w:pPr>
         <w:pStyle w:val="Heading1"/>
@@ -84,7 +84,7 @@
         </w:pict>
       </w:r>
     </w:p>
-    <w:bookmarkStart w:id="20" w:name="table-des-matières"/>
+    <w:bookmarkStart w:id="9" w:name="table-des-matières"/>
     <w:p>
       <w:pPr>
         <w:pStyle w:val="Heading2"/>
@@ -661,8 +661,8 @@
         </w:pict>
       </w:r>
     </w:p>
-    <w:bookmarkEnd w:id="20"/>
-    <w:bookmarkStart w:id="23" w:name="X3e8e7fd1a7e134781b329a17e86c05cdf6e39b5"/>
+    <w:bookmarkEnd w:id="9"/>
+    <w:bookmarkStart w:id="12" w:name="X3e8e7fd1a7e134781b329a17e86c05cdf6e39b5"/>
     <w:p>
       <w:pPr>
         <w:pStyle w:val="Heading2"/>
@@ -695,7 +695,7 @@
         <w:t xml:space="preserve">est le moyen de paiement dominant. Il combine :</w:t>
       </w:r>
     </w:p>
-    <w:bookmarkStart w:id="21" w:name="les-3-piliers"/>
+    <w:bookmarkStart w:id="10" w:name="les-3-piliers"/>
     <w:p>
       <w:pPr>
         <w:pStyle w:val="Heading3"/>
@@ -805,8 +805,8 @@
         <w:t xml:space="preserve">└───────────────────────────────────────────────────────────────┘</w:t>
       </w:r>
     </w:p>
-    <w:bookmarkEnd w:id="21"/>
-    <w:bookmarkStart w:id="22" w:name="flux-simplifié"/>
+    <w:bookmarkEnd w:id="10"/>
+    <w:bookmarkStart w:id="11" w:name="flux-simplifié"/>
     <w:p>
       <w:pPr>
         <w:pStyle w:val="Heading3"/>
@@ -998,9 +998,9 @@
         </w:pict>
       </w:r>
     </w:p>
-    <w:bookmarkEnd w:id="22"/>
-    <w:bookmarkEnd w:id="23"/>
-    <w:bookmarkStart w:id="26" w:name="Xeeff45521e39f2c6b3238264fc688a9790604ec"/>
+    <w:bookmarkEnd w:id="11"/>
+    <w:bookmarkEnd w:id="12"/>
+    <w:bookmarkStart w:id="15" w:name="Xeeff45521e39f2c6b3238264fc688a9790604ec"/>
     <w:p>
       <w:pPr>
         <w:pStyle w:val="Heading2"/>
@@ -1009,7 +1009,7 @@
         <w:t xml:space="preserve">2. Architecture technique</w:t>
       </w:r>
     </w:p>
-    <w:bookmarkStart w:id="24" w:name="X3b98721ecf38dbec89c49b87dd17c453cf1e6ed"/>
+    <w:bookmarkStart w:id="13" w:name="X3b98721ecf38dbec89c49b87dd17c453cf1e6ed"/>
     <w:p>
       <w:pPr>
         <w:pStyle w:val="Heading3"/>
@@ -1362,8 +1362,8 @@
         <w:t xml:space="preserve">└──────────────────┘           └──────────────────┘</w:t>
       </w:r>
     </w:p>
-    <w:bookmarkEnd w:id="24"/>
-    <w:bookmarkStart w:id="25" w:name="X40fb75bf78d902b2edad246db593be45d56d7db"/>
+    <w:bookmarkEnd w:id="13"/>
+    <w:bookmarkStart w:id="14" w:name="X40fb75bf78d902b2edad246db593be45d56d7db"/>
     <w:p>
       <w:pPr>
         <w:pStyle w:val="Heading3"/>
@@ -1429,9 +1429,9 @@
         </w:pict>
       </w:r>
     </w:p>
-    <w:bookmarkEnd w:id="25"/>
-    <w:bookmarkEnd w:id="26"/>
-    <w:bookmarkStart w:id="30" w:name="X64fbd56fd455e7bcb3488effcb3a731231756ac"/>
+    <w:bookmarkEnd w:id="14"/>
+    <w:bookmarkEnd w:id="15"/>
+    <w:bookmarkStart w:id="19" w:name="X64fbd56fd455e7bcb3488effcb3a731231756ac"/>
     <w:p>
       <w:pPr>
         <w:pStyle w:val="Heading2"/>
@@ -1440,7 +1440,7 @@
         <w:t xml:space="preserve">3. Méthodes de paiement</w:t>
       </w:r>
     </w:p>
-    <w:bookmarkStart w:id="27" w:name="Xd80da1955e45f716f0cd81947038c2b89f74550"/>
+    <w:bookmarkStart w:id="16" w:name="Xd80da1955e45f716f0cd81947038c2b89f74550"/>
     <w:p>
       <w:pPr>
         <w:pStyle w:val="Heading3"/>
@@ -1779,8 +1779,8 @@
         </w:tc>
       </w:tr>
     </w:tbl>
-    <w:bookmarkEnd w:id="27"/>
-    <w:bookmarkStart w:id="28" w:name="X60f3861317e2e69e0e1127e130fc380c43fdf32"/>
+    <w:bookmarkEnd w:id="16"/>
+    <w:bookmarkStart w:id="17" w:name="X60f3861317e2e69e0e1127e130fc380c43fdf32"/>
     <w:p>
       <w:pPr>
         <w:pStyle w:val="Heading3"/>
@@ -2035,8 +2035,8 @@
         </w:tc>
       </w:tr>
     </w:tbl>
-    <w:bookmarkEnd w:id="28"/>
-    <w:bookmarkStart w:id="29" w:name="X499f3a4ef12db429b67abd91c8846cbfe1506f9"/>
+    <w:bookmarkEnd w:id="17"/>
+    <w:bookmarkStart w:id="18" w:name="X499f3a4ef12db429b67abd91c8846cbfe1506f9"/>
     <w:p>
       <w:pPr>
         <w:pStyle w:val="Heading3"/>
@@ -2108,9 +2108,9 @@
         </w:pict>
       </w:r>
     </w:p>
-    <w:bookmarkEnd w:id="29"/>
-    <w:bookmarkEnd w:id="30"/>
-    <w:bookmarkStart w:id="38" w:name="X57cd65451a4883da6fedb319ea7842b2893d76a"/>
+    <w:bookmarkEnd w:id="18"/>
+    <w:bookmarkEnd w:id="19"/>
+    <w:bookmarkStart w:id="27" w:name="X57cd65451a4883da6fedb319ea7842b2893d76a"/>
     <w:p>
       <w:pPr>
         <w:pStyle w:val="Heading2"/>
@@ -2119,7 +2119,7 @@
         <w:t xml:space="preserve">4. Intégration CinetPay</w:t>
       </w:r>
     </w:p>
-    <w:bookmarkStart w:id="31" w:name="X43df8281abd30dd28d41a0fc0d397bd2877426d"/>
+    <w:bookmarkStart w:id="20" w:name="X43df8281abd30dd28d41a0fc0d397bd2877426d"/>
     <w:p>
       <w:pPr>
         <w:pStyle w:val="Heading3"/>
@@ -2146,8 +2146,8 @@
         <w:t xml:space="preserve">est la passerelle de paiement Mobile Money utilisée par Pièces. Elle gère les transactions Orange Money, MTN MoMo et Wave en Côte d'Ivoire.</w:t>
       </w:r>
     </w:p>
-    <w:bookmarkEnd w:id="31"/>
-    <w:bookmarkStart w:id="32" w:name="X8b53ebf05e3111d2d5b47d552e44db53f9872be"/>
+    <w:bookmarkEnd w:id="20"/>
+    <w:bookmarkStart w:id="21" w:name="X8b53ebf05e3111d2d5b47d552e44db53f9872be"/>
     <w:p>
       <w:pPr>
         <w:pStyle w:val="Heading3"/>
@@ -2503,8 +2503,8 @@
         <w:t xml:space="preserve">&gt;</w:t>
       </w:r>
     </w:p>
-    <w:bookmarkEnd w:id="32"/>
-    <w:bookmarkStart w:id="33" w:name="Xdf64d0261eeea389362cb1dd670e47953e04302"/>
+    <w:bookmarkEnd w:id="21"/>
+    <w:bookmarkStart w:id="22" w:name="Xdf64d0261eeea389362cb1dd670e47953e04302"/>
     <w:p>
       <w:pPr>
         <w:pStyle w:val="Heading3"/>
@@ -2917,8 +2917,8 @@
         <w:t xml:space="preserve">}</w:t>
       </w:r>
     </w:p>
-    <w:bookmarkEnd w:id="33"/>
-    <w:bookmarkStart w:id="34" w:name="Xc84f57ded61b9a338c4af47c71213a96405eb05"/>
+    <w:bookmarkEnd w:id="22"/>
+    <w:bookmarkStart w:id="23" w:name="Xc84f57ded61b9a338c4af47c71213a96405eb05"/>
     <w:p>
       <w:pPr>
         <w:pStyle w:val="Heading3"/>
@@ -2989,8 +2989,8 @@
         <w:t xml:space="preserve">  1709300400000   → timestamp Unix en ms</w:t>
       </w:r>
     </w:p>
-    <w:bookmarkEnd w:id="34"/>
-    <w:bookmarkStart w:id="35" w:name="X0c8de7396b42709c58dc75b38b51e8da8eb6002"/>
+    <w:bookmarkEnd w:id="23"/>
+    <w:bookmarkStart w:id="24" w:name="X0c8de7396b42709c58dc75b38b51e8da8eb6002"/>
     <w:p>
       <w:pPr>
         <w:pStyle w:val="Heading3"/>
@@ -3196,8 +3196,8 @@
         <w:t xml:space="preserve">}</w:t>
       </w:r>
     </w:p>
-    <w:bookmarkEnd w:id="35"/>
-    <w:bookmarkStart w:id="36" w:name="X9d5f7933879d3691f9146892ee46bec15360672"/>
+    <w:bookmarkEnd w:id="24"/>
+    <w:bookmarkStart w:id="25" w:name="X9d5f7933879d3691f9146892ee46bec15360672"/>
     <w:p>
       <w:pPr>
         <w:pStyle w:val="Heading3"/>
@@ -3334,8 +3334,8 @@
         </w:tc>
       </w:tr>
     </w:tbl>
-    <w:bookmarkEnd w:id="36"/>
-    <w:bookmarkStart w:id="37" w:name="Xb2cb160b0aee3dd85a5a10badb33ac8ec83f005"/>
+    <w:bookmarkEnd w:id="25"/>
+    <w:bookmarkStart w:id="26" w:name="Xb2cb160b0aee3dd85a5a10badb33ac8ec83f005"/>
     <w:p>
       <w:pPr>
         <w:pStyle w:val="Heading3"/>
@@ -3547,9 +3547,9 @@
         </w:pict>
       </w:r>
     </w:p>
-    <w:bookmarkEnd w:id="37"/>
-    <w:bookmarkEnd w:id="38"/>
-    <w:bookmarkStart w:id="42" w:name="X2e2a5e41aab70a13412d0a3e9408afdbdf79f8d"/>
+    <w:bookmarkEnd w:id="26"/>
+    <w:bookmarkEnd w:id="27"/>
+    <w:bookmarkStart w:id="31" w:name="X2e2a5e41aab70a13412d0a3e9408afdbdf79f8d"/>
     <w:p>
       <w:pPr>
         <w:pStyle w:val="Heading2"/>
@@ -3558,7 +3558,7 @@
         <w:t xml:space="preserve">5. Configuration et variables d'environnement</w:t>
       </w:r>
     </w:p>
-    <w:bookmarkStart w:id="39" w:name="Xe0162607c0f28b521a6566297c3a6b1ab7a52bb"/>
+    <w:bookmarkStart w:id="28" w:name="Xe0162607c0f28b521a6566297c3a6b1ab7a52bb"/>
     <w:p>
       <w:pPr>
         <w:pStyle w:val="Heading3"/>
@@ -3647,8 +3647,8 @@
         <w:t xml:space="preserve">&gt;</w:t>
       </w:r>
     </w:p>
-    <w:bookmarkEnd w:id="39"/>
-    <w:bookmarkStart w:id="40" w:name="Xa13ccbbc502624febaf264d3cd168052dd5d775"/>
+    <w:bookmarkEnd w:id="28"/>
+    <w:bookmarkStart w:id="29" w:name="Xa13ccbbc502624febaf264d3cd168052dd5d775"/>
     <w:p>
       <w:pPr>
         <w:pStyle w:val="Heading3"/>
@@ -3713,8 +3713,8 @@
         <w:t xml:space="preserve"># URL du frontend (pour return_url)</w:t>
       </w:r>
     </w:p>
-    <w:bookmarkEnd w:id="40"/>
-    <w:bookmarkStart w:id="41" w:name="Xa616d83d9ed9124e59c85abb160edc5bc86f1a1"/>
+    <w:bookmarkEnd w:id="29"/>
+    <w:bookmarkStart w:id="30" w:name="Xa616d83d9ed9124e59c85abb160edc5bc86f1a1"/>
     <w:p>
       <w:pPr>
         <w:pStyle w:val="Heading3"/>
@@ -3876,9 +3876,9 @@
         </w:pict>
       </w:r>
     </w:p>
-    <w:bookmarkEnd w:id="41"/>
-    <w:bookmarkEnd w:id="42"/>
-    <w:bookmarkStart w:id="47" w:name="Xc551c30af8410ed2374c890810b7f94cfb03498"/>
+    <w:bookmarkEnd w:id="30"/>
+    <w:bookmarkEnd w:id="31"/>
+    <w:bookmarkStart w:id="36" w:name="Xc551c30af8410ed2374c890810b7f94cfb03498"/>
     <w:p>
       <w:pPr>
         <w:pStyle w:val="Heading2"/>
@@ -3887,7 +3887,7 @@
         <w:t xml:space="preserve">6. Créer une commande (DRAFT)</w:t>
       </w:r>
     </w:p>
-    <w:bookmarkStart w:id="43" w:name="Xa36c21343686d4bb2bf397cfb739b32309e5e6c"/>
+    <w:bookmarkStart w:id="32" w:name="Xa36c21343686d4bb2bf397cfb739b32309e5e6c"/>
     <w:p>
       <w:pPr>
         <w:pStyle w:val="Heading3"/>
@@ -3916,8 +3916,8 @@
         <w:t xml:space="preserve">Auth: Bearer Token (rôle MECHANIC ou SELLER)</w:t>
       </w:r>
     </w:p>
-    <w:bookmarkEnd w:id="43"/>
-    <w:bookmarkStart w:id="44" w:name="X8b600826f9165e9ed7863c0a8808281c62dd6c8"/>
+    <w:bookmarkEnd w:id="32"/>
+    <w:bookmarkStart w:id="33" w:name="X8b600826f9165e9ed7863c0a8808281c62dd6c8"/>
     <w:p>
       <w:pPr>
         <w:pStyle w:val="Heading3"/>
@@ -4410,8 +4410,8 @@
         </w:tc>
       </w:tr>
     </w:tbl>
-    <w:bookmarkEnd w:id="44"/>
-    <w:bookmarkStart w:id="45" w:name="X44a3682bab65bf47ba76c04efff7884814dcbd1"/>
+    <w:bookmarkEnd w:id="33"/>
+    <w:bookmarkStart w:id="34" w:name="X44a3682bab65bf47ba76c04efff7884814dcbd1"/>
     <w:p>
       <w:pPr>
         <w:pStyle w:val="Heading3"/>
@@ -4476,8 +4476,8 @@
         <w:t xml:space="preserve">6. Enregistrer un OrderEvent (→ DRAFT)</w:t>
       </w:r>
     </w:p>
-    <w:bookmarkEnd w:id="45"/>
-    <w:bookmarkStart w:id="46" w:name="X2066a404732b0a3067b83d34889d9dd64c30b29"/>
+    <w:bookmarkEnd w:id="34"/>
+    <w:bookmarkStart w:id="35" w:name="X2066a404732b0a3067b83d34889d9dd64c30b29"/>
     <w:p>
       <w:pPr>
         <w:pStyle w:val="Heading3"/>
@@ -5131,9 +5131,9 @@
         </w:pict>
       </w:r>
     </w:p>
-    <w:bookmarkEnd w:id="46"/>
-    <w:bookmarkEnd w:id="47"/>
-    <w:bookmarkStart w:id="52" w:name="Xe3d6bdb7555443d66af4c63a7b73d7a43358a3e"/>
+    <w:bookmarkEnd w:id="35"/>
+    <w:bookmarkEnd w:id="36"/>
+    <w:bookmarkStart w:id="41" w:name="Xe3d6bdb7555443d66af4c63a7b73d7a43358a3e"/>
     <w:p>
       <w:pPr>
         <w:pStyle w:val="Heading2"/>
@@ -5142,7 +5142,7 @@
         <w:t xml:space="preserve">7. Verrouillage des prix (price snapshot)</w:t>
       </w:r>
     </w:p>
-    <w:bookmarkStart w:id="48" w:name="Xf80638d9cd5cc6b1f9a9945d860c594487c097a"/>
+    <w:bookmarkStart w:id="37" w:name="Xf80638d9cd5cc6b1f9a9945d860c594487c097a"/>
     <w:p>
       <w:pPr>
         <w:pStyle w:val="Heading3"/>
@@ -5175,8 +5175,8 @@
         <w:t xml:space="preserve">(snapshot). Même si le vendeur modifie son prix ensuite, la commande conserve le prix initial.</w:t>
       </w:r>
     </w:p>
-    <w:bookmarkEnd w:id="48"/>
-    <w:bookmarkStart w:id="49" w:name="Xdd327dffb8bcd0109439351457bf8b0b9713396"/>
+    <w:bookmarkEnd w:id="37"/>
+    <w:bookmarkStart w:id="38" w:name="Xdd327dffb8bcd0109439351457bf8b0b9713396"/>
     <w:p>
       <w:pPr>
         <w:pStyle w:val="Heading3"/>
@@ -5565,8 +5565,8 @@
         <w:t xml:space="preserve">;</w:t>
       </w:r>
     </w:p>
-    <w:bookmarkEnd w:id="49"/>
-    <w:bookmarkStart w:id="50" w:name="Xf37489f8624e7364fa27d5b82d4ac2221e71c29"/>
+    <w:bookmarkEnd w:id="38"/>
+    <w:bookmarkStart w:id="39" w:name="Xf37489f8624e7364fa27d5b82d4ac2221e71c29"/>
     <w:p>
       <w:pPr>
         <w:pStyle w:val="Heading3"/>
@@ -5685,8 +5685,8 @@
         <w:t xml:space="preserve">}</w:t>
       </w:r>
     </w:p>
-    <w:bookmarkEnd w:id="50"/>
-    <w:bookmarkStart w:id="51" w:name="Xd069290813133b925c5b5ed5331bd44859c9e1e"/>
+    <w:bookmarkEnd w:id="39"/>
+    <w:bookmarkStart w:id="40" w:name="Xd069290813133b925c5b5ed5331bd44859c9e1e"/>
     <w:p>
       <w:pPr>
         <w:pStyle w:val="Heading3"/>
@@ -5812,9 +5812,9 @@
         </w:pict>
       </w:r>
     </w:p>
-    <w:bookmarkEnd w:id="51"/>
-    <w:bookmarkEnd w:id="52"/>
-    <w:bookmarkStart w:id="58" w:name="X3ed10f6850f6da62b22a5ab684d13c31c4cddfe"/>
+    <w:bookmarkEnd w:id="40"/>
+    <w:bookmarkEnd w:id="41"/>
+    <w:bookmarkStart w:id="47" w:name="X3ed10f6850f6da62b22a5ab684d13c31c4cddfe"/>
     <w:p>
       <w:pPr>
         <w:pStyle w:val="Heading2"/>
@@ -5823,7 +5823,7 @@
         <w:t xml:space="preserve">8. Sélectionner la méthode de paiement</w:t>
       </w:r>
     </w:p>
-    <w:bookmarkStart w:id="53" w:name="X17e6c01498417bc204d6d8cd29cb3beb503e63f"/>
+    <w:bookmarkStart w:id="42" w:name="X17e6c01498417bc204d6d8cd29cb3beb503e63f"/>
     <w:p>
       <w:pPr>
         <w:pStyle w:val="Heading3"/>
@@ -5852,8 +5852,8 @@
         <w:t xml:space="preserve">Auth: Aucune (accessible via lien partagé)</w:t>
       </w:r>
     </w:p>
-    <w:bookmarkEnd w:id="53"/>
-    <w:bookmarkStart w:id="54" w:name="X6e6bdf964719ea54ee3c5ab0c17a98d4a8a93ec"/>
+    <w:bookmarkEnd w:id="42"/>
+    <w:bookmarkStart w:id="43" w:name="X6e6bdf964719ea54ee3c5ab0c17a98d4a8a93ec"/>
     <w:p>
       <w:pPr>
         <w:pStyle w:val="Heading3"/>
@@ -5968,8 +5968,8 @@
         <w:t xml:space="preserve">COD</w:t>
       </w:r>
     </w:p>
-    <w:bookmarkEnd w:id="54"/>
-    <w:bookmarkStart w:id="55" w:name="Xea20326f52b1dc54ba9ad2b6e7539985316c6a0"/>
+    <w:bookmarkEnd w:id="43"/>
+    <w:bookmarkStart w:id="44" w:name="Xea20326f52b1dc54ba9ad2b6e7539985316c6a0"/>
     <w:p>
       <w:pPr>
         <w:pStyle w:val="Heading3"/>
@@ -6796,8 +6796,8 @@
         <w:t xml:space="preserve">}</w:t>
       </w:r>
     </w:p>
-    <w:bookmarkEnd w:id="55"/>
-    <w:bookmarkStart w:id="56" w:name="X157bc61d36b2532f7aee9119c5d399fee13ad42"/>
+    <w:bookmarkEnd w:id="44"/>
+    <w:bookmarkStart w:id="45" w:name="X157bc61d36b2532f7aee9119c5d399fee13ad42"/>
     <w:p>
       <w:pPr>
         <w:pStyle w:val="Heading3"/>
@@ -6985,8 +6985,8 @@
         <w:t xml:space="preserve">}</w:t>
       </w:r>
     </w:p>
-    <w:bookmarkEnd w:id="56"/>
-    <w:bookmarkStart w:id="57" w:name="Xa6a2f28a01e50cf599026436ad195cec42b6158"/>
+    <w:bookmarkEnd w:id="45"/>
+    <w:bookmarkStart w:id="46" w:name="Xa6a2f28a01e50cf599026436ad195cec42b6158"/>
     <w:p>
       <w:pPr>
         <w:pStyle w:val="Heading3"/>
@@ -7181,9 +7181,9 @@
         </w:pict>
       </w:r>
     </w:p>
-    <w:bookmarkEnd w:id="57"/>
-    <w:bookmarkEnd w:id="58"/>
-    <w:bookmarkStart w:id="61" w:name="X12612e7fd4223bde9c729931eef2b3f6c62c0de"/>
+    <w:bookmarkEnd w:id="46"/>
+    <w:bookmarkEnd w:id="47"/>
+    <w:bookmarkStart w:id="50" w:name="X12612e7fd4223bde9c729931eef2b3f6c62c0de"/>
     <w:p>
       <w:pPr>
         <w:pStyle w:val="Heading2"/>
@@ -7192,7 +7192,7 @@
         <w:t xml:space="preserve">9. Paiement Mobile Money (Orange, MTN, Wave)</w:t>
       </w:r>
     </w:p>
-    <w:bookmarkStart w:id="59" w:name="X0484a6c05ba50f568e7c934879e9f14640a6d7e"/>
+    <w:bookmarkStart w:id="48" w:name="X0484a6c05ba50f568e7c934879e9f14640a6d7e"/>
     <w:p>
       <w:pPr>
         <w:pStyle w:val="Heading3"/>
@@ -7449,8 +7449,8 @@
         <w:t xml:space="preserve">   /orders/success ◄──────────── return_url</w:t>
       </w:r>
     </w:p>
-    <w:bookmarkEnd w:id="59"/>
-    <w:bookmarkStart w:id="60" w:name="X396d3d0b5187999f1464df6c680b6b0a55648d4"/>
+    <w:bookmarkEnd w:id="48"/>
+    <w:bookmarkStart w:id="49" w:name="X396d3d0b5187999f1464df6c680b6b0a55648d4"/>
     <w:p>
       <w:pPr>
         <w:pStyle w:val="Heading3"/>
@@ -7508,9 +7508,9 @@
         </w:pict>
       </w:r>
     </w:p>
-    <w:bookmarkEnd w:id="60"/>
-    <w:bookmarkEnd w:id="61"/>
-    <w:bookmarkStart w:id="66" w:name="X4a9ae2b712e44f9f1534a69649a81e68e0872b0"/>
+    <w:bookmarkEnd w:id="49"/>
+    <w:bookmarkEnd w:id="50"/>
+    <w:bookmarkStart w:id="55" w:name="X4a9ae2b712e44f9f1534a69649a81e68e0872b0"/>
     <w:p>
       <w:pPr>
         <w:pStyle w:val="Heading2"/>
@@ -7519,7 +7519,7 @@
         <w:t xml:space="preserve">10. Paiement en espèces (COD)</w:t>
       </w:r>
     </w:p>
-    <w:bookmarkStart w:id="62" w:name="Xd42d1d905c686a0a75cd7fb1abe18bf269d4598"/>
+    <w:bookmarkStart w:id="51" w:name="Xd42d1d905c686a0a75cd7fb1abe18bf269d4598"/>
     <w:p>
       <w:pPr>
         <w:pStyle w:val="Heading3"/>
@@ -7536,8 +7536,8 @@
         <w:t xml:space="preserve">Le paiement en espèces (Cash on Delivery) permet au client de payer directement au livreur lors de la réception des pièces.</w:t>
       </w:r>
     </w:p>
-    <w:bookmarkEnd w:id="62"/>
-    <w:bookmarkStart w:id="63" w:name="X03f0ee81ddc47457d9d58d0d29533c5bd966de4"/>
+    <w:bookmarkEnd w:id="51"/>
+    <w:bookmarkStart w:id="52" w:name="X03f0ee81ddc47457d9d58d0d29533c5bd966de4"/>
     <w:p>
       <w:pPr>
         <w:pStyle w:val="Heading3"/>
@@ -7565,8 +7565,8 @@
         <w:t xml:space="preserve">Au-delà de ce montant, le client doit utiliser un paiement Mobile Money.</w:t>
       </w:r>
     </w:p>
-    <w:bookmarkEnd w:id="63"/>
-    <w:bookmarkStart w:id="64" w:name="X5e150e307d407517a24a26f7122c114fc64d8e7"/>
+    <w:bookmarkEnd w:id="52"/>
+    <w:bookmarkStart w:id="53" w:name="X5e150e307d407517a24a26f7122c114fc64d8e7"/>
     <w:p>
       <w:pPr>
         <w:pStyle w:val="Heading3"/>
@@ -7787,8 +7787,8 @@
         <w:t xml:space="preserve">         │                                      POST /:id/deliver</w:t>
       </w:r>
     </w:p>
-    <w:bookmarkEnd w:id="64"/>
-    <w:bookmarkStart w:id="65" w:name="X4f72ea1db74472aee5810c8d322f3116b10122d"/>
+    <w:bookmarkEnd w:id="53"/>
+    <w:bookmarkStart w:id="54" w:name="X4f72ea1db74472aee5810c8d322f3116b10122d"/>
     <w:p>
       <w:pPr>
         <w:pStyle w:val="Heading3"/>
@@ -7828,9 +7828,9 @@
         </w:pict>
       </w:r>
     </w:p>
-    <w:bookmarkEnd w:id="65"/>
-    <w:bookmarkEnd w:id="66"/>
-    <w:bookmarkStart w:id="72" w:name="Xc3e18f0072baec8479f0ad72191ce0e1b6c89c6"/>
+    <w:bookmarkEnd w:id="54"/>
+    <w:bookmarkEnd w:id="55"/>
+    <w:bookmarkStart w:id="61" w:name="Xc3e18f0072baec8479f0ad72191ce0e1b6c89c6"/>
     <w:p>
       <w:pPr>
         <w:pStyle w:val="Heading2"/>
@@ -7839,7 +7839,7 @@
         <w:t xml:space="preserve">11. Webhook CinetPay</w:t>
       </w:r>
     </w:p>
-    <w:bookmarkStart w:id="67" w:name="Xd499b63b164ecf1c63079fd69268abf0d8b39bb"/>
+    <w:bookmarkStart w:id="56" w:name="Xd499b63b164ecf1c63079fd69268abf0d8b39bb"/>
     <w:p>
       <w:pPr>
         <w:pStyle w:val="Heading3"/>
@@ -7868,8 +7868,8 @@
         <w:t xml:space="preserve">Auth: Aucune (appelé par les serveurs CinetPay)</w:t>
       </w:r>
     </w:p>
-    <w:bookmarkEnd w:id="67"/>
-    <w:bookmarkStart w:id="68" w:name="X72e9b6e8103b0868ef0c8b14595cc2ef44aa8bf"/>
+    <w:bookmarkEnd w:id="56"/>
+    <w:bookmarkStart w:id="57" w:name="X72e9b6e8103b0868ef0c8b14595cc2ef44aa8bf"/>
     <w:p>
       <w:pPr>
         <w:pStyle w:val="Heading3"/>
@@ -8048,8 +8048,8 @@
         <w:t xml:space="preserve">}</w:t>
       </w:r>
     </w:p>
-    <w:bookmarkEnd w:id="68"/>
-    <w:bookmarkStart w:id="69" w:name="X715934439f51c9a0e280bb31606a79be5c40084"/>
+    <w:bookmarkEnd w:id="57"/>
+    <w:bookmarkStart w:id="58" w:name="X715934439f51c9a0e280bb31606a79be5c40084"/>
     <w:p>
       <w:pPr>
         <w:pStyle w:val="Heading3"/>
@@ -8237,8 +8237,8 @@
         </w:tc>
       </w:tr>
     </w:tbl>
-    <w:bookmarkEnd w:id="69"/>
-    <w:bookmarkStart w:id="70" w:name="X68378e3e7191b9ad2c7bd41db8ea9296bd7b583"/>
+    <w:bookmarkEnd w:id="58"/>
+    <w:bookmarkStart w:id="59" w:name="X68378e3e7191b9ad2c7bd41db8ea9296bd7b583"/>
     <w:p>
       <w:pPr>
         <w:pStyle w:val="Heading3"/>
@@ -8690,8 +8690,8 @@
         <w:t xml:space="preserve">;</w:t>
       </w:r>
     </w:p>
-    <w:bookmarkEnd w:id="70"/>
-    <w:bookmarkStart w:id="71" w:name="X6777dfee1c2bce6bde5a50a741f3828e22e707c"/>
+    <w:bookmarkEnd w:id="59"/>
+    <w:bookmarkStart w:id="60" w:name="X6777dfee1c2bce6bde5a50a741f3828e22e707c"/>
     <w:p>
       <w:pPr>
         <w:pStyle w:val="Heading3"/>
@@ -8802,9 +8802,9 @@
         </w:pict>
       </w:r>
     </w:p>
-    <w:bookmarkEnd w:id="71"/>
-    <w:bookmarkEnd w:id="72"/>
-    <w:bookmarkStart w:id="76" w:name="X8e348bd4699d137d0d72e30bcd8da444bd06e6a"/>
+    <w:bookmarkEnd w:id="60"/>
+    <w:bookmarkEnd w:id="61"/>
+    <w:bookmarkStart w:id="65" w:name="X8e348bd4699d137d0d72e30bcd8da444bd06e6a"/>
     <w:p>
       <w:pPr>
         <w:pStyle w:val="Heading2"/>
@@ -8813,7 +8813,7 @@
         <w:t xml:space="preserve">12. Système escrow (séquestre)</w:t>
       </w:r>
     </w:p>
-    <w:bookmarkStart w:id="73" w:name="Xec6f59a3bcacd2aca8de93f59d080365def169c"/>
+    <w:bookmarkStart w:id="62" w:name="Xec6f59a3bcacd2aca8de93f59d080365def169c"/>
     <w:p>
       <w:pPr>
         <w:pStyle w:val="Heading3"/>
@@ -8843,8 +8843,8 @@
         <w:t xml:space="preserve">(séquestre) protège l'acheteur en bloquant les fonds entre le paiement et la livraison. Le vendeur ne reçoit le paiement qu'après confirmation de la livraison.</w:t>
       </w:r>
     </w:p>
-    <w:bookmarkEnd w:id="73"/>
-    <w:bookmarkStart w:id="74" w:name="Xa2a8be83ea20be70378b5e70d927d0ec390ad14"/>
+    <w:bookmarkEnd w:id="62"/>
+    <w:bookmarkStart w:id="63" w:name="Xa2a8be83ea20be70378b5e70d927d0ec390ad14"/>
     <w:p>
       <w:pPr>
         <w:pStyle w:val="Heading3"/>
@@ -9017,8 +9017,8 @@
         <w:t xml:space="preserve">     └────────────────┘    └────────────────┘</w:t>
       </w:r>
     </w:p>
-    <w:bookmarkEnd w:id="74"/>
-    <w:bookmarkStart w:id="75" w:name="Xe630c14780f2b83b8b00f7974400b078266eff1"/>
+    <w:bookmarkEnd w:id="63"/>
+    <w:bookmarkStart w:id="64" w:name="Xe630c14780f2b83b8b00f7974400b078266eff1"/>
     <w:p>
       <w:pPr>
         <w:pStyle w:val="Heading3"/>
@@ -9201,9 +9201,9 @@
         </w:pict>
       </w:r>
     </w:p>
-    <w:bookmarkEnd w:id="75"/>
-    <w:bookmarkEnd w:id="76"/>
-    <w:bookmarkStart w:id="80" w:name="X66b9dbaed443329e3b10d05f63aab3df589f510"/>
+    <w:bookmarkEnd w:id="64"/>
+    <w:bookmarkEnd w:id="65"/>
+    <w:bookmarkStart w:id="69" w:name="X66b9dbaed443329e3b10d05f63aab3df589f510"/>
     <w:p>
       <w:pPr>
         <w:pStyle w:val="Heading2"/>
@@ -9212,7 +9212,7 @@
         <w:t xml:space="preserve">13. Création de l'escrow</w:t>
       </w:r>
     </w:p>
-    <w:bookmarkStart w:id="77" w:name="X2a6ff195bbd1293be57e056ea2d84f64e8cba23"/>
+    <w:bookmarkStart w:id="66" w:name="X2a6ff195bbd1293be57e056ea2d84f64e8cba23"/>
     <w:p>
       <w:pPr>
         <w:pStyle w:val="Heading3"/>
@@ -9583,8 +9583,8 @@
         <w:t xml:space="preserve">}</w:t>
       </w:r>
     </w:p>
-    <w:bookmarkEnd w:id="77"/>
-    <w:bookmarkStart w:id="78" w:name="X996762ecec84bbcd03abde7b36e1dbeed1cb624"/>
+    <w:bookmarkEnd w:id="66"/>
+    <w:bookmarkStart w:id="67" w:name="X996762ecec84bbcd03abde7b36e1dbeed1cb624"/>
     <w:p>
       <w:pPr>
         <w:pStyle w:val="Heading3"/>
@@ -9613,8 +9613,8 @@
         <w:t xml:space="preserve">.</w:t>
       </w:r>
     </w:p>
-    <w:bookmarkEnd w:id="78"/>
-    <w:bookmarkStart w:id="79" w:name="X5a4502f08c6907a902f69c0be72c07ea5067f8f"/>
+    <w:bookmarkEnd w:id="67"/>
+    <w:bookmarkStart w:id="68" w:name="X5a4502f08c6907a902f69c0be72c07ea5067f8f"/>
     <w:p>
       <w:pPr>
         <w:pStyle w:val="Heading3"/>
@@ -9730,9 +9730,9 @@
         </w:pict>
       </w:r>
     </w:p>
-    <w:bookmarkEnd w:id="79"/>
-    <w:bookmarkEnd w:id="80"/>
-    <w:bookmarkStart w:id="84" w:name="X35449f918b484ca216b33bf24a8f4dae1ad46b5"/>
+    <w:bookmarkEnd w:id="68"/>
+    <w:bookmarkEnd w:id="69"/>
+    <w:bookmarkStart w:id="73" w:name="X35449f918b484ca216b33bf24a8f4dae1ad46b5"/>
     <w:p>
       <w:pPr>
         <w:pStyle w:val="Heading2"/>
@@ -9741,7 +9741,7 @@
         <w:t xml:space="preserve">14. Libération de l'escrow</w:t>
       </w:r>
     </w:p>
-    <w:bookmarkStart w:id="81" w:name="X509f99398fea32c74b11bbb583bb1c37c1e26b8"/>
+    <w:bookmarkStart w:id="70" w:name="X509f99398fea32c74b11bbb583bb1c37c1e26b8"/>
     <w:p>
       <w:pPr>
         <w:pStyle w:val="Heading3"/>
@@ -10394,8 +10394,8 @@
         <w:t xml:space="preserve">}</w:t>
       </w:r>
     </w:p>
-    <w:bookmarkEnd w:id="81"/>
-    <w:bookmarkStart w:id="82" w:name="X7e438b1f67ec282c32ff7653ad9299993ddca12"/>
+    <w:bookmarkEnd w:id="70"/>
+    <w:bookmarkStart w:id="71" w:name="X7e438b1f67ec282c32ff7653ad9299993ddca12"/>
     <w:p>
       <w:pPr>
         <w:pStyle w:val="Heading3"/>
@@ -10514,8 +10514,8 @@
         </w:tc>
       </w:tr>
     </w:tbl>
-    <w:bookmarkEnd w:id="82"/>
-    <w:bookmarkStart w:id="83" w:name="Xc441e4ef4e92cc99ecde12980f103de83bd38b7"/>
+    <w:bookmarkEnd w:id="71"/>
+    <w:bookmarkStart w:id="72" w:name="Xc441e4ef4e92cc99ecde12980f103de83bd38b7"/>
     <w:p>
       <w:pPr>
         <w:pStyle w:val="Heading3"/>
@@ -10587,9 +10587,9 @@
         </w:pict>
       </w:r>
     </w:p>
-    <w:bookmarkEnd w:id="83"/>
-    <w:bookmarkEnd w:id="84"/>
-    <w:bookmarkStart w:id="88" w:name="X8fc608422af97312d265d2a966c7ee3a61e54af"/>
+    <w:bookmarkEnd w:id="72"/>
+    <w:bookmarkEnd w:id="73"/>
+    <w:bookmarkStart w:id="77" w:name="X8fc608422af97312d265d2a966c7ee3a61e54af"/>
     <w:p>
       <w:pPr>
         <w:pStyle w:val="Heading2"/>
@@ -10598,7 +10598,7 @@
         <w:t xml:space="preserve">15. Remboursement de l'escrow</w:t>
       </w:r>
     </w:p>
-    <w:bookmarkStart w:id="85" w:name="X3747b8e43a3f8406b0a4f6c29ee1784889d4c1b"/>
+    <w:bookmarkStart w:id="74" w:name="X3747b8e43a3f8406b0a4f6c29ee1784889d4c1b"/>
     <w:p>
       <w:pPr>
         <w:pStyle w:val="Heading3"/>
@@ -11251,8 +11251,8 @@
         <w:t xml:space="preserve">}</w:t>
       </w:r>
     </w:p>
-    <w:bookmarkEnd w:id="85"/>
-    <w:bookmarkStart w:id="86" w:name="X1cfb53816511f95fdd60847d780cfc678b4ddb0"/>
+    <w:bookmarkEnd w:id="74"/>
+    <w:bookmarkStart w:id="75" w:name="X1cfb53816511f95fdd60847d780cfc678b4ddb0"/>
     <w:p>
       <w:pPr>
         <w:pStyle w:val="Heading3"/>
@@ -11347,8 +11347,8 @@
         </w:tc>
       </w:tr>
     </w:tbl>
-    <w:bookmarkEnd w:id="86"/>
-    <w:bookmarkStart w:id="87" w:name="X86ba7806445617fa9767e98ba717b3a969cd686"/>
+    <w:bookmarkEnd w:id="75"/>
+    <w:bookmarkStart w:id="76" w:name="X86ba7806445617fa9767e98ba717b3a969cd686"/>
     <w:p>
       <w:pPr>
         <w:pStyle w:val="Heading3"/>
@@ -11436,9 +11436,9 @@
         </w:pict>
       </w:r>
     </w:p>
-    <w:bookmarkEnd w:id="87"/>
-    <w:bookmarkEnd w:id="88"/>
-    <w:bookmarkStart w:id="93" w:name="X1e79c6880db3af83ea06ba03de3d4608a16ec56"/>
+    <w:bookmarkEnd w:id="76"/>
+    <w:bookmarkEnd w:id="77"/>
+    <w:bookmarkStart w:id="82" w:name="X1e79c6880db3af83ea06ba03de3d4608a16ec56"/>
     <w:p>
       <w:pPr>
         <w:pStyle w:val="Heading2"/>
@@ -11447,7 +11447,7 @@
         <w:t xml:space="preserve">16. Auto-libération 48 heures</w:t>
       </w:r>
     </w:p>
-    <w:bookmarkStart w:id="89" w:name="X1af01571032a82c36ebd2235725ce0e73ad1513"/>
+    <w:bookmarkStart w:id="78" w:name="X1af01571032a82c36ebd2235725ce0e73ad1513"/>
     <w:p>
       <w:pPr>
         <w:pStyle w:val="Heading3"/>
@@ -11540,8 +11540,8 @@
         <w:t xml:space="preserve">au vendeur.</w:t>
       </w:r>
     </w:p>
-    <w:bookmarkEnd w:id="89"/>
-    <w:bookmarkStart w:id="90" w:name="Xc3022c48b90abe6bf3f8f202bb91e5f2d2e71e6"/>
+    <w:bookmarkEnd w:id="78"/>
+    <w:bookmarkStart w:id="79" w:name="Xc3022c48b90abe6bf3f8f202bb91e5f2d2e71e6"/>
     <w:p>
       <w:pPr>
         <w:pStyle w:val="Heading3"/>
@@ -11768,8 +11768,8 @@
         <w:t xml:space="preserve">                         Commande COMPLETED</w:t>
       </w:r>
     </w:p>
-    <w:bookmarkEnd w:id="90"/>
-    <w:bookmarkStart w:id="91" w:name="X58974745cc37a295c826c922a1fb99bc296fe1f"/>
+    <w:bookmarkEnd w:id="79"/>
+    <w:bookmarkStart w:id="80" w:name="X58974745cc37a295c826c922a1fb99bc296fe1f"/>
     <w:p>
       <w:pPr>
         <w:pStyle w:val="Heading3"/>
@@ -11811,8 +11811,8 @@
         <w:t xml:space="preserve">.</w:t>
       </w:r>
     </w:p>
-    <w:bookmarkEnd w:id="91"/>
-    <w:bookmarkStart w:id="92" w:name="X9dcdd5ea9ce382d7c8cb0023dfb347f8b9d5c8c"/>
+    <w:bookmarkEnd w:id="80"/>
+    <w:bookmarkStart w:id="81" w:name="X9dcdd5ea9ce382d7c8cb0023dfb347f8b9d5c8c"/>
     <w:p>
       <w:pPr>
         <w:pStyle w:val="Heading3"/>
@@ -12625,9 +12625,9 @@
         </w:pict>
       </w:r>
     </w:p>
-    <w:bookmarkEnd w:id="92"/>
-    <w:bookmarkEnd w:id="93"/>
-    <w:bookmarkStart w:id="98" w:name="Xdf1dcc1e9c6968fc4f59fe90566bf1d4055ae96"/>
+    <w:bookmarkEnd w:id="81"/>
+    <w:bookmarkEnd w:id="82"/>
+    <w:bookmarkStart w:id="87" w:name="Xdf1dcc1e9c6968fc4f59fe90566bf1d4055ae96"/>
     <w:p>
       <w:pPr>
         <w:pStyle w:val="Heading2"/>
@@ -12636,7 +12636,7 @@
         <w:t xml:space="preserve">17. Machine à états commande</w:t>
       </w:r>
     </w:p>
-    <w:bookmarkStart w:id="94" w:name="X850df97dda7a4f29b448d1bc7faf265ad4d2202"/>
+    <w:bookmarkStart w:id="83" w:name="X850df97dda7a4f29b448d1bc7faf265ad4d2202"/>
     <w:p>
       <w:pPr>
         <w:pStyle w:val="Heading3"/>
@@ -13187,8 +13187,8 @@
         <w:t xml:space="preserve">;</w:t>
       </w:r>
     </w:p>
-    <w:bookmarkEnd w:id="94"/>
-    <w:bookmarkStart w:id="95" w:name="X712ecee384cbb530e6d0e402f72881a669fc7bc"/>
+    <w:bookmarkEnd w:id="83"/>
+    <w:bookmarkStart w:id="84" w:name="X712ecee384cbb530e6d0e402f72881a669fc7bc"/>
     <w:p>
       <w:pPr>
         <w:pStyle w:val="Heading3"/>
@@ -13424,8 +13424,8 @@
         <w:t xml:space="preserve">                                      COMPLETED</w:t>
       </w:r>
     </w:p>
-    <w:bookmarkEnd w:id="95"/>
-    <w:bookmarkStart w:id="96" w:name="X01010e6ca091b0a0cbd60d2bab136dd9d2d62a9"/>
+    <w:bookmarkEnd w:id="84"/>
+    <w:bookmarkStart w:id="85" w:name="X01010e6ca091b0a0cbd60d2bab136dd9d2d62a9"/>
     <w:p>
       <w:pPr>
         <w:pStyle w:val="Heading3"/>
@@ -13694,8 +13694,8 @@
         </w:tc>
       </w:tr>
     </w:tbl>
-    <w:bookmarkEnd w:id="96"/>
-    <w:bookmarkStart w:id="97" w:name="X5d26cacca528f61faaa5267d627422d981720c0"/>
+    <w:bookmarkEnd w:id="85"/>
+    <w:bookmarkStart w:id="86" w:name="X5d26cacca528f61faaa5267d627422d981720c0"/>
     <w:p>
       <w:pPr>
         <w:pStyle w:val="Heading3"/>
@@ -13890,9 +13890,9 @@
         </w:pict>
       </w:r>
     </w:p>
-    <w:bookmarkEnd w:id="97"/>
-    <w:bookmarkEnd w:id="98"/>
-    <w:bookmarkStart w:id="103" w:name="Xf9b6a744cdc1711a63f84ce49e8c151de024a73"/>
+    <w:bookmarkEnd w:id="86"/>
+    <w:bookmarkEnd w:id="87"/>
+    <w:bookmarkStart w:id="92" w:name="Xf9b6a744cdc1711a63f84ce49e8c151de024a73"/>
     <w:p>
       <w:pPr>
         <w:pStyle w:val="Heading2"/>
@@ -13901,7 +13901,7 @@
         <w:t xml:space="preserve">18. Intégration livraison → escrow</w:t>
       </w:r>
     </w:p>
-    <w:bookmarkStart w:id="99" w:name="Xe284f2326cfb9ae32bae9655150c27a2c054689"/>
+    <w:bookmarkStart w:id="88" w:name="Xe284f2326cfb9ae32bae9655150c27a2c054689"/>
     <w:p>
       <w:pPr>
         <w:pStyle w:val="Heading3"/>
@@ -13957,8 +13957,8 @@
         <w:t xml:space="preserve">                                                             CONFIRMED  RETURNED</w:t>
       </w:r>
     </w:p>
-    <w:bookmarkEnd w:id="99"/>
-    <w:bookmarkStart w:id="100" w:name="X646604b5d1ade6cdcfe0a3744c8c778c794ce76"/>
+    <w:bookmarkEnd w:id="88"/>
+    <w:bookmarkStart w:id="89" w:name="X646604b5d1ade6cdcfe0a3744c8c778c794ce76"/>
     <w:p>
       <w:pPr>
         <w:pStyle w:val="Heading3"/>
@@ -14098,8 +14098,8 @@
         <w:t xml:space="preserve">             Escrow → RELEASED</w:t>
       </w:r>
     </w:p>
-    <w:bookmarkEnd w:id="100"/>
-    <w:bookmarkStart w:id="101" w:name="X37218317fff7460ca56af2ce924d454d8df96ac"/>
+    <w:bookmarkEnd w:id="89"/>
+    <w:bookmarkStart w:id="90" w:name="X37218317fff7460ca56af2ce924d454d8df96ac"/>
     <w:p>
       <w:pPr>
         <w:pStyle w:val="Heading3"/>
@@ -14158,8 +14158,8 @@
         <w:t xml:space="preserve">  → Escrow reste HELD</w:t>
       </w:r>
     </w:p>
-    <w:bookmarkEnd w:id="101"/>
-    <w:bookmarkStart w:id="102" w:name="X866fc2f8f9fe964bc6ff02100d410c94af73e94"/>
+    <w:bookmarkEnd w:id="90"/>
+    <w:bookmarkStart w:id="91" w:name="X866fc2f8f9fe964bc6ff02100d410c94af73e94"/>
     <w:p>
       <w:pPr>
         <w:pStyle w:val="Heading3"/>
@@ -14213,9 +14213,9 @@
         </w:pict>
       </w:r>
     </w:p>
-    <w:bookmarkEnd w:id="102"/>
-    <w:bookmarkEnd w:id="103"/>
-    <w:bookmarkStart w:id="108" w:name="Xc797e34c926f401d6f2341b85c164f50604aeb2"/>
+    <w:bookmarkEnd w:id="91"/>
+    <w:bookmarkEnd w:id="92"/>
+    <w:bookmarkStart w:id="97" w:name="Xc797e34c926f401d6f2341b85c164f50604aeb2"/>
     <w:p>
       <w:pPr>
         <w:pStyle w:val="Heading2"/>
@@ -14224,7 +14224,7 @@
         <w:t xml:space="preserve">19. Calcul des montants</w:t>
       </w:r>
     </w:p>
-    <w:bookmarkStart w:id="104" w:name="Xb81e2c329e248518f7c2ae3684725c78264d3b2"/>
+    <w:bookmarkStart w:id="93" w:name="Xb81e2c329e248518f7c2ae3684725c78264d3b2"/>
     <w:p>
       <w:pPr>
         <w:pStyle w:val="Heading3"/>
@@ -14292,8 +14292,8 @@
         <w:t xml:space="preserve">  deliveryFee    = Frais de livraison (non encore calculé, = 0)</w:t>
       </w:r>
     </w:p>
-    <w:bookmarkEnd w:id="104"/>
-    <w:bookmarkStart w:id="105" w:name="Xbc862e22b5f917300428ac88d9c92a5ba9260fb"/>
+    <w:bookmarkEnd w:id="93"/>
+    <w:bookmarkStart w:id="94" w:name="Xbc862e22b5f917300428ac88d9c92a5ba9260fb"/>
     <w:p>
       <w:pPr>
         <w:pStyle w:val="Heading3"/>
@@ -14376,8 +14376,8 @@
         <w:t xml:space="preserve">TOTAL :                                                68 500 FCFA</w:t>
       </w:r>
     </w:p>
-    <w:bookmarkEnd w:id="105"/>
-    <w:bookmarkStart w:id="106" w:name="X5d19d2d3735ad0d1cc6cd1b553c48bae99c55af"/>
+    <w:bookmarkEnd w:id="94"/>
+    <w:bookmarkStart w:id="95" w:name="X5d19d2d3735ad0d1cc6cd1b553c48bae99c55af"/>
     <w:p>
       <w:pPr>
         <w:pStyle w:val="Heading3"/>
@@ -14583,8 +14583,8 @@
         <w:t xml:space="preserve">// Le deliveryFee est toujours 0 en v1</w:t>
       </w:r>
     </w:p>
-    <w:bookmarkEnd w:id="106"/>
-    <w:bookmarkStart w:id="107" w:name="X94e1e0d0d37ba08b52afdb162638cff664e26e0"/>
+    <w:bookmarkEnd w:id="95"/>
+    <w:bookmarkStart w:id="96" w:name="X94e1e0d0d37ba08b52afdb162638cff664e26e0"/>
     <w:p>
       <w:pPr>
         <w:pStyle w:val="Heading3"/>
@@ -14639,9 +14639,9 @@
         </w:pict>
       </w:r>
     </w:p>
-    <w:bookmarkEnd w:id="107"/>
-    <w:bookmarkEnd w:id="108"/>
-    <w:bookmarkStart w:id="113" w:name="Xb5da52a733f2d184dee55f20a1dee052662df00"/>
+    <w:bookmarkEnd w:id="96"/>
+    <w:bookmarkEnd w:id="97"/>
+    <w:bookmarkStart w:id="102" w:name="Xb5da52a733f2d184dee55f20a1dee052662df00"/>
     <w:p>
       <w:pPr>
         <w:pStyle w:val="Heading2"/>
@@ -14650,7 +14650,7 @@
         <w:t xml:space="preserve">20. Gestion des devises (FCFA/XOF)</w:t>
       </w:r>
     </w:p>
-    <w:bookmarkStart w:id="109" w:name="Xa88cbcde7930662127a547e2b6aff86a0ab50ea"/>
+    <w:bookmarkStart w:id="98" w:name="Xa88cbcde7930662127a547e2b6aff86a0ab50ea"/>
     <w:p>
       <w:pPr>
         <w:pStyle w:val="Heading3"/>
@@ -14699,8 +14699,8 @@
         <w:t xml:space="preserve">(West African CFA Franc).</w:t>
       </w:r>
     </w:p>
-    <w:bookmarkEnd w:id="109"/>
-    <w:bookmarkStart w:id="110" w:name="X7c8fa6187d40773ed10dbf2f9d51f640e6c9491"/>
+    <w:bookmarkEnd w:id="98"/>
+    <w:bookmarkStart w:id="99" w:name="X7c8fa6187d40773ed10dbf2f9d51f640e6c9491"/>
     <w:p>
       <w:pPr>
         <w:pStyle w:val="Heading3"/>
@@ -14876,8 +14876,8 @@
         </w:tc>
       </w:tr>
     </w:tbl>
-    <w:bookmarkEnd w:id="110"/>
-    <w:bookmarkStart w:id="111" w:name="Xc0f66df99ca0972853390c5271e7ce01449f91a"/>
+    <w:bookmarkEnd w:id="99"/>
+    <w:bookmarkStart w:id="100" w:name="Xc0f66df99ca0972853390c5271e7ce01449f91a"/>
     <w:p>
       <w:pPr>
         <w:pStyle w:val="Heading3"/>
@@ -15317,8 +15317,8 @@
         <w:t xml:space="preserve">// → "1 500 000 F CFA"</w:t>
       </w:r>
     </w:p>
-    <w:bookmarkEnd w:id="111"/>
-    <w:bookmarkStart w:id="112" w:name="Xd5ab9a6676435ea15782c4c6eb6a79f9b5a89d8"/>
+    <w:bookmarkEnd w:id="100"/>
+    <w:bookmarkStart w:id="101" w:name="Xd5ab9a6676435ea15782c4c6eb6a79f9b5a89d8"/>
     <w:p>
       <w:pPr>
         <w:pStyle w:val="Heading3"/>
@@ -15420,9 +15420,9 @@
         </w:pict>
       </w:r>
     </w:p>
-    <w:bookmarkEnd w:id="112"/>
-    <w:bookmarkEnd w:id="113"/>
-    <w:bookmarkStart w:id="119" w:name="X41352d17440a6b07c9631162d2484ca02b75378"/>
+    <w:bookmarkEnd w:id="101"/>
+    <w:bookmarkEnd w:id="102"/>
+    <w:bookmarkStart w:id="108" w:name="X41352d17440a6b07c9631162d2484ca02b75378"/>
     <w:p>
       <w:pPr>
         <w:pStyle w:val="Heading2"/>
@@ -15431,7 +15431,7 @@
         <w:t xml:space="preserve">21. Modèles de données Prisma</w:t>
       </w:r>
     </w:p>
-    <w:bookmarkStart w:id="114" w:name="Xd82d7bf6d6e110dfda93017686683f157d7db49"/>
+    <w:bookmarkStart w:id="103" w:name="Xd82d7bf6d6e110dfda93017686683f157d7db49"/>
     <w:p>
       <w:pPr>
         <w:pStyle w:val="Heading3"/>
@@ -15682,8 +15682,8 @@
         <w:t xml:space="preserve">}</w:t>
       </w:r>
     </w:p>
-    <w:bookmarkEnd w:id="114"/>
-    <w:bookmarkStart w:id="115" w:name="X2309a90a73c9683846e38ec6ecb82e7ef683c83"/>
+    <w:bookmarkEnd w:id="103"/>
+    <w:bookmarkStart w:id="104" w:name="X2309a90a73c9683846e38ec6ecb82e7ef683c83"/>
     <w:p>
       <w:pPr>
         <w:pStyle w:val="Heading3"/>
@@ -15841,8 +15841,8 @@
         <w:t xml:space="preserve">}</w:t>
       </w:r>
     </w:p>
-    <w:bookmarkEnd w:id="115"/>
-    <w:bookmarkStart w:id="116" w:name="X15fd4ee388484e004e4b448e50f2eab4fb732cb"/>
+    <w:bookmarkEnd w:id="104"/>
+    <w:bookmarkStart w:id="105" w:name="X15fd4ee388484e004e4b448e50f2eab4fb732cb"/>
     <w:p>
       <w:pPr>
         <w:pStyle w:val="Heading3"/>
@@ -15955,8 +15955,8 @@
         <w:t xml:space="preserve">}</w:t>
       </w:r>
     </w:p>
-    <w:bookmarkEnd w:id="116"/>
-    <w:bookmarkStart w:id="117" w:name="Xf647c887a81216c9c5f15243682f9008150773e"/>
+    <w:bookmarkEnd w:id="105"/>
+    <w:bookmarkStart w:id="106" w:name="Xf647c887a81216c9c5f15243682f9008150773e"/>
     <w:p>
       <w:pPr>
         <w:pStyle w:val="Heading3"/>
@@ -16078,8 +16078,8 @@
         <w:t xml:space="preserve">}</w:t>
       </w:r>
     </w:p>
-    <w:bookmarkEnd w:id="117"/>
-    <w:bookmarkStart w:id="118" w:name="X9cbc7bab149aa6c4fe82f066534336bec746716"/>
+    <w:bookmarkEnd w:id="106"/>
+    <w:bookmarkStart w:id="107" w:name="X9cbc7bab149aa6c4fe82f066534336bec746716"/>
     <w:p>
       <w:pPr>
         <w:pStyle w:val="Heading3"/>
@@ -16310,9 +16310,9 @@
         </w:pict>
       </w:r>
     </w:p>
-    <w:bookmarkEnd w:id="118"/>
-    <w:bookmarkEnd w:id="119"/>
-    <w:bookmarkStart w:id="123" w:name="X5a80ee3410e3e365cc723af56b467c2db73563b"/>
+    <w:bookmarkEnd w:id="107"/>
+    <w:bookmarkEnd w:id="108"/>
+    <w:bookmarkStart w:id="112" w:name="X5a80ee3410e3e365cc723af56b467c2db73563b"/>
     <w:p>
       <w:pPr>
         <w:pStyle w:val="Heading2"/>
@@ -16321,7 +16321,7 @@
         <w:t xml:space="preserve">22. Journal des événements (OrderEvent)</w:t>
       </w:r>
     </w:p>
-    <w:bookmarkStart w:id="120" w:name="X26beac0b3a66039843ee4c25a75bc047cc99a90"/>
+    <w:bookmarkStart w:id="109" w:name="X26beac0b3a66039843ee4c25a75bc047cc99a90"/>
     <w:p>
       <w:pPr>
         <w:pStyle w:val="Heading3"/>
@@ -16366,8 +16366,8 @@
         <w:t xml:space="preserve">complet et immuable.</w:t>
       </w:r>
     </w:p>
-    <w:bookmarkEnd w:id="120"/>
-    <w:bookmarkStart w:id="121" w:name="X68264a5138a965824df27756fba0971d0341800"/>
+    <w:bookmarkEnd w:id="109"/>
+    <w:bookmarkStart w:id="110" w:name="X68264a5138a965824df27756fba0971d0341800"/>
     <w:p>
       <w:pPr>
         <w:pStyle w:val="Heading3"/>
@@ -16906,8 +16906,8 @@
         </w:tc>
       </w:tr>
     </w:tbl>
-    <w:bookmarkEnd w:id="121"/>
-    <w:bookmarkStart w:id="122" w:name="X1641f868adf754ea312b15e3cc50a8be37f65a4"/>
+    <w:bookmarkEnd w:id="110"/>
+    <w:bookmarkStart w:id="111" w:name="X1641f868adf754ea312b15e3cc50a8be37f65a4"/>
     <w:p>
       <w:pPr>
         <w:pStyle w:val="Heading3"/>
@@ -17019,9 +17019,9 @@
         </w:pict>
       </w:r>
     </w:p>
-    <w:bookmarkEnd w:id="122"/>
-    <w:bookmarkEnd w:id="123"/>
-    <w:bookmarkStart w:id="128" w:name="X0a54f93e89fce0ee1901700a722546f12f85de4"/>
+    <w:bookmarkEnd w:id="111"/>
+    <w:bookmarkEnd w:id="112"/>
+    <w:bookmarkStart w:id="117" w:name="X0a54f93e89fce0ee1901700a722546f12f85de4"/>
     <w:p>
       <w:pPr>
         <w:pStyle w:val="Heading2"/>
@@ -17030,7 +17030,7 @@
         <w:t xml:space="preserve">23. Endpoints API complets</w:t>
       </w:r>
     </w:p>
-    <w:bookmarkStart w:id="124" w:name="X57b7534b09802d3a860df8c24651ec82e519410"/>
+    <w:bookmarkStart w:id="113" w:name="X57b7534b09802d3a860df8c24651ec82e519410"/>
     <w:p>
       <w:pPr>
         <w:pStyle w:val="Heading3"/>
@@ -17199,8 +17199,8 @@
         </w:tc>
       </w:tr>
     </w:tbl>
-    <w:bookmarkEnd w:id="124"/>
-    <w:bookmarkStart w:id="125" w:name="Xfa0d4b46759a4bb5b1c6c260c92d0081ea39f88"/>
+    <w:bookmarkEnd w:id="113"/>
+    <w:bookmarkStart w:id="114" w:name="Xfa0d4b46759a4bb5b1c6c260c92d0081ea39f88"/>
     <w:p>
       <w:pPr>
         <w:pStyle w:val="Heading3"/>
@@ -17663,8 +17663,8 @@
         </w:tc>
       </w:tr>
     </w:tbl>
-    <w:bookmarkEnd w:id="125"/>
-    <w:bookmarkStart w:id="126" w:name="Xcd8ae44a530668ce0d9ce921067da58a42be3e0"/>
+    <w:bookmarkEnd w:id="114"/>
+    <w:bookmarkStart w:id="115" w:name="Xcd8ae44a530668ce0d9ce921067da58a42be3e0"/>
     <w:p>
       <w:pPr>
         <w:pStyle w:val="Heading3"/>
@@ -18029,8 +18029,8 @@
         </w:tc>
       </w:tr>
     </w:tbl>
-    <w:bookmarkEnd w:id="126"/>
-    <w:bookmarkStart w:id="127" w:name="Xbd3153dd0a38b775e206d404a5761e0d93fb3cb"/>
+    <w:bookmarkEnd w:id="115"/>
+    <w:bookmarkStart w:id="116" w:name="Xbd3153dd0a38b775e206d404a5761e0d93fb3cb"/>
     <w:p>
       <w:pPr>
         <w:pStyle w:val="Heading3"/>
@@ -18206,9 +18206,9 @@
         </w:pict>
       </w:r>
     </w:p>
-    <w:bookmarkEnd w:id="127"/>
-    <w:bookmarkEnd w:id="128"/>
-    <w:bookmarkStart w:id="132" w:name="X2f54624b25de622259e73ed415ba354ed5b2ea9"/>
+    <w:bookmarkEnd w:id="116"/>
+    <w:bookmarkEnd w:id="117"/>
+    <w:bookmarkStart w:id="121" w:name="X2f54624b25de622259e73ed415ba354ed5b2ea9"/>
     <w:p>
       <w:pPr>
         <w:pStyle w:val="Heading2"/>
@@ -18217,7 +18217,7 @@
         <w:t xml:space="preserve">24. Validation des données (Zod)</w:t>
       </w:r>
     </w:p>
-    <w:bookmarkStart w:id="129" w:name="X5216511a135617cc2eb9d453d9835930aa6855c"/>
+    <w:bookmarkStart w:id="118" w:name="X5216511a135617cc2eb9d453d9835930aa6855c"/>
     <w:p>
       <w:pPr>
         <w:pStyle w:val="Heading3"/>
@@ -18759,8 +18759,8 @@
         <w:t xml:space="preserve">;</w:t>
       </w:r>
     </w:p>
-    <w:bookmarkEnd w:id="129"/>
-    <w:bookmarkStart w:id="130" w:name="X40a79a723c9b2ebbb6941889cd24448565a338b"/>
+    <w:bookmarkEnd w:id="118"/>
+    <w:bookmarkStart w:id="119" w:name="X40a79a723c9b2ebbb6941889cd24448565a338b"/>
     <w:p>
       <w:pPr>
         <w:pStyle w:val="Heading3"/>
@@ -18954,8 +18954,8 @@
         <w:t xml:space="preserve">;</w:t>
       </w:r>
     </w:p>
-    <w:bookmarkEnd w:id="130"/>
-    <w:bookmarkStart w:id="131" w:name="X1d92353f7e452a9f9b6e16683508afc825953a7"/>
+    <w:bookmarkEnd w:id="119"/>
+    <w:bookmarkStart w:id="120" w:name="X1d92353f7e452a9f9b6e16683508afc825953a7"/>
     <w:p>
       <w:pPr>
         <w:pStyle w:val="Heading3"/>
@@ -19138,9 +19138,9 @@
         </w:pict>
       </w:r>
     </w:p>
-    <w:bookmarkEnd w:id="131"/>
-    <w:bookmarkEnd w:id="132"/>
-    <w:bookmarkStart w:id="135" w:name="Xac7259ed06727b725689333ff4292e3e0691c64"/>
+    <w:bookmarkEnd w:id="120"/>
+    <w:bookmarkEnd w:id="121"/>
+    <w:bookmarkStart w:id="124" w:name="Xac7259ed06727b725689333ff4292e3e0691c64"/>
     <w:p>
       <w:pPr>
         <w:pStyle w:val="Heading2"/>
@@ -19149,7 +19149,7 @@
         <w:t xml:space="preserve">25. Gestion d'erreurs</w:t>
       </w:r>
     </w:p>
-    <w:bookmarkStart w:id="133" w:name="X052ed750fddd2f188a3648e6219eb00c9fdfe36"/>
+    <w:bookmarkStart w:id="122" w:name="X052ed750fddd2f188a3648e6219eb00c9fdfe36"/>
     <w:p>
       <w:pPr>
         <w:pStyle w:val="Heading3"/>
@@ -19436,8 +19436,8 @@
         </w:tc>
       </w:tr>
     </w:tbl>
-    <w:bookmarkEnd w:id="133"/>
-    <w:bookmarkStart w:id="134" w:name="Xea962ee4591a7397dda0ea5bac3f22497f61104"/>
+    <w:bookmarkEnd w:id="122"/>
+    <w:bookmarkStart w:id="123" w:name="Xea962ee4591a7397dda0ea5bac3f22497f61104"/>
     <w:p>
       <w:pPr>
         <w:pStyle w:val="Heading3"/>
@@ -19659,9 +19659,9 @@
         </w:pict>
       </w:r>
     </w:p>
-    <w:bookmarkEnd w:id="134"/>
-    <w:bookmarkEnd w:id="135"/>
-    <w:bookmarkStart w:id="140" w:name="X28d9f832d08c34689e5dbc5416794fcbcf7e626"/>
+    <w:bookmarkEnd w:id="123"/>
+    <w:bookmarkEnd w:id="124"/>
+    <w:bookmarkStart w:id="129" w:name="X28d9f832d08c34689e5dbc5416794fcbcf7e626"/>
     <w:p>
       <w:pPr>
         <w:pStyle w:val="Heading2"/>
@@ -19670,7 +19670,7 @@
         <w:t xml:space="preserve">26. Sécurité</w:t>
       </w:r>
     </w:p>
-    <w:bookmarkStart w:id="136" w:name="X1a9962ed6d6aca1345ec01fdc14e63c2dc8a9b3"/>
+    <w:bookmarkStart w:id="125" w:name="X1a9962ed6d6aca1345ec01fdc14e63c2dc8a9b3"/>
     <w:p>
       <w:pPr>
         <w:pStyle w:val="Heading3"/>
@@ -19974,8 +19974,8 @@
         </w:tc>
       </w:tr>
     </w:tbl>
-    <w:bookmarkEnd w:id="136"/>
-    <w:bookmarkStart w:id="137" w:name="X27e82126281d80889af1490ec51109b6fc3c6f4"/>
+    <w:bookmarkEnd w:id="125"/>
+    <w:bookmarkStart w:id="126" w:name="X27e82126281d80889af1490ec51109b6fc3c6f4"/>
     <w:p>
       <w:pPr>
         <w:pStyle w:val="Heading3"/>
@@ -20044,8 +20044,8 @@
         <w:t xml:space="preserve">Les litiges sur les prix</w:t>
       </w:r>
     </w:p>
-    <w:bookmarkEnd w:id="137"/>
-    <w:bookmarkStart w:id="138" w:name="Xc61d4ed0686efe5b3cba027d0d383c3b06e473c"/>
+    <w:bookmarkEnd w:id="126"/>
+    <w:bookmarkStart w:id="127" w:name="Xc61d4ed0686efe5b3cba027d0d383c3b06e473c"/>
     <w:p>
       <w:pPr>
         <w:pStyle w:val="Heading3"/>
@@ -20121,8 +20121,8 @@
         <w:t xml:space="preserve">Ajout de la vérification HMAC avec la clé API CinetPay pour garantir l'authenticité des webhooks.</w:t>
       </w:r>
     </w:p>
-    <w:bookmarkEnd w:id="138"/>
-    <w:bookmarkStart w:id="139" w:name="X11de117229a43c62ff29af7e22c6d74d47fe38d"/>
+    <w:bookmarkEnd w:id="127"/>
+    <w:bookmarkStart w:id="128" w:name="X11de117229a43c62ff29af7e22c6d74d47fe38d"/>
     <w:p>
       <w:pPr>
         <w:pStyle w:val="Heading3"/>
@@ -20198,9 +20198,9 @@
         </w:pict>
       </w:r>
     </w:p>
-    <w:bookmarkEnd w:id="139"/>
-    <w:bookmarkEnd w:id="140"/>
-    <w:bookmarkStart w:id="144" w:name="Xa1f628ed50d4c651967eb05addb4b304940df01"/>
+    <w:bookmarkEnd w:id="128"/>
+    <w:bookmarkEnd w:id="129"/>
+    <w:bookmarkStart w:id="133" w:name="Xa1f628ed50d4c651967eb05addb4b304940df01"/>
     <w:p>
       <w:pPr>
         <w:pStyle w:val="Heading2"/>
@@ -20209,7 +20209,7 @@
         <w:t xml:space="preserve">27. Administration et dashboard</w:t>
       </w:r>
     </w:p>
-    <w:bookmarkStart w:id="141" w:name="X1b9a2861153b16808e1aae8d4af238cdb31f423"/>
+    <w:bookmarkStart w:id="130" w:name="X1b9a2861153b16808e1aae8d4af238cdb31f423"/>
     <w:p>
       <w:pPr>
         <w:pStyle w:val="Heading3"/>
@@ -20463,8 +20463,8 @@
         <w:t xml:space="preserve">}</w:t>
       </w:r>
     </w:p>
-    <w:bookmarkEnd w:id="141"/>
-    <w:bookmarkStart w:id="142" w:name="X51df04727127244204e0642d55aca18a1b096b1"/>
+    <w:bookmarkEnd w:id="130"/>
+    <w:bookmarkStart w:id="131" w:name="X51df04727127244204e0642d55aca18a1b096b1"/>
     <w:p>
       <w:pPr>
         <w:pStyle w:val="Heading3"/>
@@ -20540,8 +20540,8 @@
         <w:t xml:space="preserve">Commandes à problème</w:t>
       </w:r>
     </w:p>
-    <w:bookmarkEnd w:id="142"/>
-    <w:bookmarkStart w:id="143" w:name="X068a3afdad4e4a3328fd7ff45f876710fa8ce6e"/>
+    <w:bookmarkEnd w:id="131"/>
+    <w:bookmarkStart w:id="132" w:name="X068a3afdad4e4a3328fd7ff45f876710fa8ce6e"/>
     <w:p>
       <w:pPr>
         <w:pStyle w:val="Heading3"/>
@@ -20634,9 +20634,9 @@
         </w:pict>
       </w:r>
     </w:p>
-    <w:bookmarkEnd w:id="143"/>
-    <w:bookmarkEnd w:id="144"/>
-    <w:bookmarkStart w:id="149" w:name="X57ec39b26c61758a1f25575bb0ba0626f1b17a9"/>
+    <w:bookmarkEnd w:id="132"/>
+    <w:bookmarkEnd w:id="133"/>
+    <w:bookmarkStart w:id="138" w:name="X57ec39b26c61758a1f25575bb0ba0626f1b17a9"/>
     <w:p>
       <w:pPr>
         <w:pStyle w:val="Heading2"/>
@@ -20645,7 +20645,7 @@
         <w:t xml:space="preserve">28. Tests unitaires</w:t>
       </w:r>
     </w:p>
-    <w:bookmarkStart w:id="145" w:name="Xb76d5d4e5d5efb303053f452a5eb5135d5f4469"/>
+    <w:bookmarkStart w:id="134" w:name="Xb76d5d4e5d5efb303053f452a5eb5135d5f4469"/>
     <w:p>
       <w:pPr>
         <w:pStyle w:val="Heading3"/>
@@ -20848,8 +20848,8 @@
         </w:tc>
       </w:tr>
     </w:tbl>
-    <w:bookmarkEnd w:id="145"/>
-    <w:bookmarkStart w:id="146" w:name="Xa4f62bb2eedbec0550ae493fb5c8c63abc20520"/>
+    <w:bookmarkEnd w:id="134"/>
+    <w:bookmarkStart w:id="135" w:name="Xa4f62bb2eedbec0550ae493fb5c8c63abc20520"/>
     <w:p>
       <w:pPr>
         <w:pStyle w:val="Heading3"/>
@@ -20989,8 +20989,8 @@
         </w:tc>
       </w:tr>
     </w:tbl>
-    <w:bookmarkEnd w:id="146"/>
-    <w:bookmarkStart w:id="147" w:name="X4c2f18da25d06a1b6bb6fd96e868c4c05827f51"/>
+    <w:bookmarkEnd w:id="135"/>
+    <w:bookmarkStart w:id="136" w:name="X4c2f18da25d06a1b6bb6fd96e868c4c05827f51"/>
     <w:p>
       <w:pPr>
         <w:pStyle w:val="Heading3"/>
@@ -21166,8 +21166,8 @@
         </w:tc>
       </w:tr>
     </w:tbl>
-    <w:bookmarkEnd w:id="147"/>
-    <w:bookmarkStart w:id="148" w:name="X4e91c4aed7ca1f9833d5947ae13dea3b5f35cbc"/>
+    <w:bookmarkEnd w:id="136"/>
+    <w:bookmarkStart w:id="137" w:name="X4e91c4aed7ca1f9833d5947ae13dea3b5f35cbc"/>
     <w:p>
       <w:pPr>
         <w:pStyle w:val="Heading3"/>
@@ -21314,9 +21314,9 @@
         </w:pict>
       </w:r>
     </w:p>
-    <w:bookmarkEnd w:id="148"/>
-    <w:bookmarkEnd w:id="149"/>
-    <w:bookmarkStart w:id="153" w:name="X8b59eaf64565eba7aabe9cbe81cb51c8a3160eb"/>
+    <w:bookmarkEnd w:id="137"/>
+    <w:bookmarkEnd w:id="138"/>
+    <w:bookmarkStart w:id="142" w:name="X8b59eaf64565eba7aabe9cbe81cb51c8a3160eb"/>
     <w:p>
       <w:pPr>
         <w:pStyle w:val="Heading2"/>
@@ -21325,7 +21325,7 @@
         <w:t xml:space="preserve">29. File d'attente et jobs asynchrones</w:t>
       </w:r>
     </w:p>
-    <w:bookmarkStart w:id="150" w:name="Xeba9c77652e98329b7c42196ca9e4dae45f113b"/>
+    <w:bookmarkStart w:id="139" w:name="Xeba9c77652e98329b7c42196ca9e4dae45f113b"/>
     <w:p>
       <w:pPr>
         <w:pStyle w:val="Heading3"/>
@@ -21443,8 +21443,8 @@
         </w:tc>
       </w:tr>
     </w:tbl>
-    <w:bookmarkEnd w:id="150"/>
-    <w:bookmarkStart w:id="151" w:name="X482fb1b8a866397c2c84ff6e76c8823df2fe3bd"/>
+    <w:bookmarkEnd w:id="139"/>
+    <w:bookmarkStart w:id="140" w:name="X482fb1b8a866397c2c84ff6e76c8823df2fe3bd"/>
     <w:p>
       <w:pPr>
         <w:pStyle w:val="Heading3"/>
@@ -21800,8 +21800,8 @@
         <w:t xml:space="preserve">;</w:t>
       </w:r>
     </w:p>
-    <w:bookmarkEnd w:id="151"/>
-    <w:bookmarkStart w:id="152" w:name="Xf54d6e33d6fb1a28ddb86b72e88255d18fb89a8"/>
+    <w:bookmarkEnd w:id="140"/>
+    <w:bookmarkStart w:id="141" w:name="Xf54d6e33d6fb1a28ddb86b72e88255d18fb89a8"/>
     <w:p>
       <w:pPr>
         <w:pStyle w:val="Heading3"/>
@@ -21853,9 +21853,9 @@
         </w:pict>
       </w:r>
     </w:p>
-    <w:bookmarkEnd w:id="152"/>
-    <w:bookmarkEnd w:id="153"/>
-    <w:bookmarkStart w:id="156" w:name="Xf80802c43929ab32116d9b2454322c6c31d73e9"/>
+    <w:bookmarkEnd w:id="141"/>
+    <w:bookmarkEnd w:id="142"/>
+    <w:bookmarkStart w:id="145" w:name="Xf80802c43929ab32116d9b2454322c6c31d73e9"/>
     <w:p>
       <w:pPr>
         <w:pStyle w:val="Heading2"/>
@@ -21864,7 +21864,7 @@
         <w:t xml:space="preserve">30. État de l'implémentation</w:t>
       </w:r>
     </w:p>
-    <w:bookmarkStart w:id="154" w:name="X1962ea841070ddc8aad58e64dd7370c0e2e7706"/>
+    <w:bookmarkStart w:id="143" w:name="X1962ea841070ddc8aad58e64dd7370c0e2e7706"/>
     <w:p>
       <w:pPr>
         <w:pStyle w:val="Heading3"/>
@@ -22417,8 +22417,8 @@
         </w:tc>
       </w:tr>
     </w:tbl>
-    <w:bookmarkEnd w:id="154"/>
-    <w:bookmarkStart w:id="155" w:name="Xe504c94d6d47c2358733ca42903efa0b4ea0076"/>
+    <w:bookmarkEnd w:id="143"/>
+    <w:bookmarkStart w:id="144" w:name="Xe504c94d6d47c2358733ca42903efa0b4ea0076"/>
     <w:p>
       <w:pPr>
         <w:pStyle w:val="Heading3"/>
@@ -22729,9 +22729,9 @@
         </w:pict>
       </w:r>
     </w:p>
-    <w:bookmarkEnd w:id="155"/>
-    <w:bookmarkEnd w:id="156"/>
-    <w:bookmarkStart w:id="161" w:name="Xa336c628802bffd6d611d7e6a44fa64d0af45fe"/>
+    <w:bookmarkEnd w:id="144"/>
+    <w:bookmarkEnd w:id="145"/>
+    <w:bookmarkStart w:id="150" w:name="Xa336c628802bffd6d611d7e6a44fa64d0af45fe"/>
     <w:p>
       <w:pPr>
         <w:pStyle w:val="Heading2"/>
@@ -22740,7 +22740,7 @@
         <w:t xml:space="preserve">31. Évolutions planifiées</w:t>
       </w:r>
     </w:p>
-    <w:bookmarkStart w:id="157" w:name="X26497964d92422911b9dd7c42fc6f2e503b27ad"/>
+    <w:bookmarkStart w:id="146" w:name="X26497964d92422911b9dd7c42fc6f2e503b27ad"/>
     <w:p>
       <w:pPr>
         <w:pStyle w:val="Heading3"/>
@@ -22877,8 +22877,8 @@
         <w:t xml:space="preserve">                              Vendeur payé</w:t>
       </w:r>
     </w:p>
-    <w:bookmarkEnd w:id="157"/>
-    <w:bookmarkStart w:id="158" w:name="Xbe63194533a49f7c76c99a4f5e16dac2ec32d7b"/>
+    <w:bookmarkEnd w:id="146"/>
+    <w:bookmarkStart w:id="147" w:name="Xbe63194533a49f7c76c99a4f5e16dac2ec32d7b"/>
     <w:p>
       <w:pPr>
         <w:pStyle w:val="Heading3"/>
@@ -22955,8 +22955,8 @@
         <w:t xml:space="preserve">  Zone 3 (banlieue)       : +2 000 FCFA</w:t>
       </w:r>
     </w:p>
-    <w:bookmarkEnd w:id="158"/>
-    <w:bookmarkStart w:id="159" w:name="X8d0e3fd4dadd65ce435f41055dfca070918322e"/>
+    <w:bookmarkEnd w:id="147"/>
+    <w:bookmarkStart w:id="148" w:name="X8d0e3fd4dadd65ce435f41055dfca070918322e"/>
     <w:p>
       <w:pPr>
         <w:pStyle w:val="Heading3"/>
@@ -23009,8 +23009,8 @@
         <w:t xml:space="preserve">Virement bancaire comme méthode supplémentaire</w:t>
       </w:r>
     </w:p>
-    <w:bookmarkEnd w:id="159"/>
-    <w:bookmarkStart w:id="160" w:name="Xc90b6f1ce649b08478906a760a7c7f597d03659"/>
+    <w:bookmarkEnd w:id="148"/>
+    <w:bookmarkStart w:id="149" w:name="Xc90b6f1ce649b08478906a760a7c7f597d03659"/>
     <w:p>
       <w:pPr>
         <w:pStyle w:val="Heading3"/>
@@ -23082,9 +23082,9 @@
         </w:pict>
       </w:r>
     </w:p>
-    <w:bookmarkEnd w:id="160"/>
-    <w:bookmarkEnd w:id="161"/>
-    <w:bookmarkStart w:id="168" w:name="X2908732877112c77a43d46f5c7078eb397cb13a"/>
+    <w:bookmarkEnd w:id="149"/>
+    <w:bookmarkEnd w:id="150"/>
+    <w:bookmarkStart w:id="157" w:name="X2908732877112c77a43d46f5c7078eb397cb13a"/>
     <w:p>
       <w:pPr>
         <w:pStyle w:val="Heading2"/>
@@ -23093,7 +23093,7 @@
         <w:t xml:space="preserve">32. Référence des fichiers</w:t>
       </w:r>
     </w:p>
-    <w:bookmarkStart w:id="162" w:name="X9cb040a32593769c6346c05368de4828af44ffc"/>
+    <w:bookmarkStart w:id="151" w:name="X9cb040a32593769c6346c05368de4828af44ffc"/>
     <w:p>
       <w:pPr>
         <w:pStyle w:val="Heading3"/>
@@ -23304,8 +23304,8 @@
         </w:tc>
       </w:tr>
     </w:tbl>
-    <w:bookmarkEnd w:id="162"/>
-    <w:bookmarkStart w:id="163" w:name="X9adb195a4ca32c4527981ea9308d2dca0f67cb2"/>
+    <w:bookmarkEnd w:id="151"/>
+    <w:bookmarkStart w:id="152" w:name="X9adb195a4ca32c4527981ea9308d2dca0f67cb2"/>
     <w:p>
       <w:pPr>
         <w:pStyle w:val="Heading3"/>
@@ -23592,8 +23592,8 @@
         </w:tc>
       </w:tr>
     </w:tbl>
-    <w:bookmarkEnd w:id="163"/>
-    <w:bookmarkStart w:id="164" w:name="Xdd0a7b982e920e9ab49c002552878577f74411f"/>
+    <w:bookmarkEnd w:id="152"/>
+    <w:bookmarkStart w:id="153" w:name="Xdd0a7b982e920e9ab49c002552878577f74411f"/>
     <w:p>
       <w:pPr>
         <w:pStyle w:val="Heading3"/>
@@ -23690,8 +23690,8 @@
         </w:tc>
       </w:tr>
     </w:tbl>
-    <w:bookmarkEnd w:id="164"/>
-    <w:bookmarkStart w:id="165" w:name="X4efb6930e61e0db942b2419bf14c9ab443b45b0"/>
+    <w:bookmarkEnd w:id="153"/>
+    <w:bookmarkStart w:id="154" w:name="X4efb6930e61e0db942b2419bf14c9ab443b45b0"/>
     <w:p>
       <w:pPr>
         <w:pStyle w:val="Heading3"/>
@@ -23826,8 +23826,8 @@
         </w:tc>
       </w:tr>
     </w:tbl>
-    <w:bookmarkEnd w:id="165"/>
-    <w:bookmarkStart w:id="166" w:name="X677838980d908a15c061549c632712184a1fa40"/>
+    <w:bookmarkEnd w:id="154"/>
+    <w:bookmarkStart w:id="155" w:name="X677838980d908a15c061549c632712184a1fa40"/>
     <w:p>
       <w:pPr>
         <w:pStyle w:val="Heading3"/>
@@ -23962,8 +23962,8 @@
         </w:tc>
       </w:tr>
     </w:tbl>
-    <w:bookmarkEnd w:id="166"/>
-    <w:bookmarkStart w:id="167" w:name="Xa462cee2945d73830665f85d813894d6bd67b1a"/>
+    <w:bookmarkEnd w:id="155"/>
+    <w:bookmarkStart w:id="156" w:name="Xa462cee2945d73830665f85d813894d6bd67b1a"/>
     <w:p>
       <w:pPr>
         <w:pStyle w:val="Heading3"/>
@@ -24105,9 +24105,9 @@
         </w:pict>
       </w:r>
     </w:p>
-    <w:bookmarkEnd w:id="167"/>
-    <w:bookmarkEnd w:id="168"/>
-    <w:bookmarkStart w:id="180" w:name="X84e8f46367d1a054978300e7cbc361d0593b7bd"/>
+    <w:bookmarkEnd w:id="156"/>
+    <w:bookmarkEnd w:id="157"/>
+    <w:bookmarkStart w:id="169" w:name="X84e8f46367d1a054978300e7cbc361d0593b7bd"/>
     <w:p>
       <w:pPr>
         <w:pStyle w:val="Heading2"/>
@@ -24116,7 +24116,7 @@
         <w:t xml:space="preserve">33. FAQ technique</w:t>
       </w:r>
     </w:p>
-    <w:bookmarkStart w:id="169" w:name="Xad3b294e01b7e13730be268ebf7e2d918940a13"/>
+    <w:bookmarkStart w:id="158" w:name="Xad3b294e01b7e13730be268ebf7e2d918940a13"/>
     <w:p>
       <w:pPr>
         <w:pStyle w:val="Heading3"/>
@@ -24143,8 +24143,8 @@
         <w:t xml:space="preserve">Le serveur retourne toujours 200 OK pour éviter les retries de CinetPay. Si le traitement échoue (escrow non créé), la commande reste en PENDING_PAYMENT. L'administrateur devra vérifier manuellement. Un système de retry est planifié avec la file d'attente pgqueue.</w:t>
       </w:r>
     </w:p>
-    <w:bookmarkEnd w:id="169"/>
-    <w:bookmarkStart w:id="170" w:name="X079df1b21eaebd8de0f017991568ae8a40f4ebd"/>
+    <w:bookmarkEnd w:id="158"/>
+    <w:bookmarkStart w:id="159" w:name="X079df1b21eaebd8de0f017991568ae8a40f4ebd"/>
     <w:p>
       <w:pPr>
         <w:pStyle w:val="Heading3"/>
@@ -24217,8 +24217,8 @@
         <w:t xml:space="preserve">conserve le prix initial, indépendamment des modifications ultérieures du catalogue.</w:t>
       </w:r>
     </w:p>
-    <w:bookmarkEnd w:id="170"/>
-    <w:bookmarkStart w:id="171" w:name="Xfa294ce1911bfa3d68990da5c1792307bf6e1c5"/>
+    <w:bookmarkEnd w:id="159"/>
+    <w:bookmarkStart w:id="160" w:name="Xfa294ce1911bfa3d68990da5c1792307bf6e1c5"/>
     <w:p>
       <w:pPr>
         <w:pStyle w:val="Heading3"/>
@@ -24245,8 +24245,8 @@
         <w:t xml:space="preserve">La commande reste en PENDING_PAYMENT. Aucun escrow n'est créé. CinetPay a ses propres délais d'expiration de session. La commande peut être annulée manuellement.</w:t>
       </w:r>
     </w:p>
-    <w:bookmarkEnd w:id="171"/>
-    <w:bookmarkStart w:id="172" w:name="q--comment-fonctionne-le-remboursement-"/>
+    <w:bookmarkEnd w:id="160"/>
+    <w:bookmarkStart w:id="161" w:name="q--comment-fonctionne-le-remboursement-"/>
     <w:p>
       <w:pPr>
         <w:pStyle w:val="Heading3"/>
@@ -24288,8 +24288,8 @@
         <w:t xml:space="preserve">change le statut de HELD à REFUNDED. En v1, le remboursement effectif (virement retour) nécessite une intervention manuelle via CinetPay. L'automatisation des remboursements est planifiée.</w:t>
       </w:r>
     </w:p>
-    <w:bookmarkEnd w:id="172"/>
-    <w:bookmarkStart w:id="173" w:name="q--pourquoi-pas-descrow-pour-le-cod-"/>
+    <w:bookmarkEnd w:id="161"/>
+    <w:bookmarkStart w:id="162" w:name="q--pourquoi-pas-descrow-pour-le-cod-"/>
     <w:p>
       <w:pPr>
         <w:pStyle w:val="Heading3"/>
@@ -24316,8 +24316,8 @@
         <w:t xml:space="preserve">Le COD est un paiement direct au livreur. Les fonds ne transitent pas par la plateforme, donc pas besoin de séquestre. La limite de 75 000 FCFA minimise le risque.</w:t>
       </w:r>
     </w:p>
-    <w:bookmarkEnd w:id="173"/>
-    <w:bookmarkStart w:id="174" w:name="q--comment-vérifier-létat-dun-escrow-"/>
+    <w:bookmarkEnd w:id="162"/>
+    <w:bookmarkStart w:id="163" w:name="q--comment-vérifier-létat-dun-escrow-"/>
     <w:p>
       <w:pPr>
         <w:pStyle w:val="Heading3"/>
@@ -24372,8 +24372,8 @@
         <w:t xml:space="preserve">{ id, orderId, amount, status, heldAt, releasedAt, refundedAt }</w:t>
       </w:r>
     </w:p>
-    <w:bookmarkEnd w:id="174"/>
-    <w:bookmarkStart w:id="175" w:name="X1a55770389000478f88b149c85d3983e074c729"/>
+    <w:bookmarkEnd w:id="163"/>
+    <w:bookmarkStart w:id="164" w:name="X1a55770389000478f88b149c85d3983e074c729"/>
     <w:p>
       <w:pPr>
         <w:pStyle w:val="Heading3"/>
@@ -24427,8 +24427,8 @@
         <w:t xml:space="preserve">. Une seule transaction escrow par commande.</w:t>
       </w:r>
     </w:p>
-    <w:bookmarkEnd w:id="175"/>
-    <w:bookmarkStart w:id="176" w:name="X977239e81a753d339c75babd61e7a7cd5e9d074"/>
+    <w:bookmarkEnd w:id="164"/>
+    <w:bookmarkStart w:id="165" w:name="X977239e81a753d339c75babd61e7a7cd5e9d074"/>
     <w:p>
       <w:pPr>
         <w:pStyle w:val="Heading3"/>
@@ -24479,8 +24479,8 @@
         <w:t xml:space="preserve">). Le montant total couvre l'ensemble. En v1, il n'y a qu'un seul escrow pour toute la commande. En Phase 2, le split par vendeur est envisagé pour les versements.</w:t>
       </w:r>
     </w:p>
-    <w:bookmarkEnd w:id="176"/>
-    <w:bookmarkStart w:id="177" w:name="q--lauto-libération-48h-est-elle-active-"/>
+    <w:bookmarkEnd w:id="165"/>
+    <w:bookmarkStart w:id="166" w:name="q--lauto-libération-48h-est-elle-active-"/>
     <w:p>
       <w:pPr>
         <w:pStyle w:val="Heading3"/>
@@ -24507,8 +24507,8 @@
         <w:t xml:space="preserve">Non, pas encore. La machine à états permet la transition DELIVERED → COMPLETED, mais le job schedulé n'est pas implémenté. Actuellement, la libération est manuelle.</w:t>
       </w:r>
     </w:p>
-    <w:bookmarkEnd w:id="177"/>
-    <w:bookmarkStart w:id="178" w:name="Xe1c6ab8580b9d7fa776e7e2a88151684cf5f0da"/>
+    <w:bookmarkEnd w:id="166"/>
+    <w:bookmarkStart w:id="167" w:name="Xe1c6ab8580b9d7fa776e7e2a88151684cf5f0da"/>
     <w:p>
       <w:pPr>
         <w:pStyle w:val="Heading3"/>
@@ -24578,8 +24578,8 @@
         <w:t xml:space="preserve">et retourne des réponses simulées. Vous pouvez aussi appeler manuellement le webhook avec des payloads de test.</w:t>
       </w:r>
     </w:p>
-    <w:bookmarkEnd w:id="178"/>
-    <w:bookmarkStart w:id="179" w:name="X45d7e928edca6b1b5b2f3e1c9b942389155ca1e"/>
+    <w:bookmarkEnd w:id="167"/>
+    <w:bookmarkStart w:id="168" w:name="X45d7e928edca6b1b5b2f3e1c9b942389155ca1e"/>
     <w:p>
       <w:pPr>
         <w:pStyle w:val="Heading3"/>
@@ -24606,10 +24606,14 @@
         <w:t xml:space="preserve">Aucun montant minimum n'est imposé par Pièces. Cependant, CinetPay peut imposer un minimum de transaction (généralement 100 FCFA).</w:t>
       </w:r>
     </w:p>
-    <w:bookmarkEnd w:id="179"/>
-    <w:bookmarkEnd w:id="180"/>
-    <w:bookmarkEnd w:id="181"/>
-    <w:sectPr/>
+    <w:bookmarkEnd w:id="168"/>
+    <w:bookmarkEnd w:id="169"/>
+    <w:bookmarkEnd w:id="170"/>
+    <w:sectPr>
+      <w:footnotePr>
+        <w:numRestart w:val="eachSect"/>
+      </w:footnotePr>
+    </w:sectPr>
   </w:body>
 </w:document>
 </file>
@@ -24971,10 +24975,10 @@
   <w:docDefaults>
     <w:rPrDefault>
       <w:rPr>
-        <w:rFonts w:asciiTheme="minorHAnsi" w:cstheme="minorBidi" w:eastAsiaTheme="minorHAnsi" w:hAnsiTheme="minorHAnsi"/>
+        <w:rFonts w:asciiTheme="minorHAnsi" w:cstheme="minorBidi" w:eastAsiaTheme="minorEastAsia" w:hAnsiTheme="minorHAnsi"/>
         <w:sz w:val="24"/>
         <w:szCs w:val="24"/>
-        <w:lang w:bidi="ar-SA" w:eastAsia="en-US" w:val="en-US"/>
+        <w:lang w:bidi="ar-SA" w:eastAsia="zh-CN" w:val="en-US"/>
       </w:rPr>
     </w:rPrDefault>
     <w:pPrDefault>
@@ -25026,8 +25030,6 @@
     </w:pPr>
     <w:rPr>
       <w:rFonts w:asciiTheme="majorHAnsi" w:cstheme="majorBidi" w:eastAsiaTheme="majorEastAsia" w:hAnsiTheme="majorHAnsi"/>
-      <w:spacing w:val="-10"/>
-      <w:kern w:val="28"/>
       <w:sz w:val="56"/>
       <w:szCs w:val="56"/>
     </w:rPr>
@@ -25040,8 +25042,6 @@
     <w:rsid w:val="00A10FD9"/>
     <w:rPr>
       <w:rFonts w:asciiTheme="majorHAnsi" w:cstheme="majorBidi" w:eastAsiaTheme="majorEastAsia" w:hAnsiTheme="majorHAnsi"/>
-      <w:spacing w:val="-10"/>
-      <w:kern w:val="28"/>
       <w:sz w:val="56"/>
       <w:szCs w:val="56"/>
     </w:rPr>
@@ -25082,23 +25082,31 @@
   </w:style>
   <w:style w:customStyle="1" w:styleId="Author" w:type="paragraph">
     <w:name w:val="Author"/>
+    <w:basedOn w:val="Title"/>
     <w:next w:val="BodyText"/>
     <w:qFormat/>
     <w:pPr>
       <w:keepNext/>
       <w:keepLines/>
-      <w:jc w:val="center"/>
     </w:pPr>
+    <w:rPr>
+      <w:sz w:val="24"/>
+      <w:szCs w:val="24"/>
+    </w:rPr>
   </w:style>
   <w:style w:styleId="Date" w:type="paragraph">
     <w:name w:val="Date"/>
+    <w:basedOn w:val="Title"/>
     <w:next w:val="BodyText"/>
     <w:qFormat/>
     <w:pPr>
       <w:keepNext/>
       <w:keepLines/>
-      <w:jc w:val="center"/>
     </w:pPr>
+    <w:rPr>
+      <w:sz w:val="24"/>
+      <w:szCs w:val="24"/>
+    </w:rPr>
   </w:style>
   <w:style w:customStyle="1" w:styleId="AbstractTitle" w:type="paragraph">
     <w:name w:val="Abstract Title"/>
@@ -25511,13 +25519,6 @@
       </w:tblCellMar>
     </w:tblPr>
     <w:tblStylePr w:type="firstRow">
-      <w:tblPr>
-        <w:jc w:val="left"/>
-        <w:tblInd w:type="dxa" w:w="0"/>
-      </w:tblPr>
-      <w:trPr>
-        <w:jc w:val="left"/>
-      </w:trPr>
       <w:tcPr>
         <w:tcBorders>
           <w:bottom w:val="single"/>

--- a/docs/deep-dive-manuel-paiement-escrow.docx
+++ b/docs/deep-dive-manuel-paiement-escrow.docx
@@ -2,13 +2,13 @@
 <file path=word/document.xml><?xml version="1.0" encoding="utf-8"?>
 <w:document xmlns:w="http://schemas.openxmlformats.org/wordprocessingml/2006/main" xmlns:m="http://schemas.openxmlformats.org/officeDocument/2006/math" xmlns:r="http://schemas.openxmlformats.org/officeDocument/2006/relationships" xmlns:o="urn:schemas-microsoft-com:office:office" xmlns:v="urn:schemas-microsoft-com:vml" xmlns:w10="urn:schemas-microsoft-com:office:word" xmlns:a="http://schemas.openxmlformats.org/drawingml/2006/main" xmlns:pic="http://schemas.openxmlformats.org/drawingml/2006/picture" xmlns:wp="http://schemas.openxmlformats.org/drawingml/2006/wordprocessingDrawing">
   <w:body>
-    <w:bookmarkStart w:id="170" w:name="X560d4c81032e4f04812afa376296b478f149e46"/>
+    <w:bookmarkStart w:id="182" w:name="X7118560d4c96881b8f38368be4d2af0bc59cbcd"/>
     <w:p>
       <w:pPr>
         <w:pStyle w:val="Heading1"/>
       </w:pPr>
       <w:r>
-        <w:t xml:space="preserve">Manuel technique — Système de paiement et escrow Pièces</w:t>
+        <w:t xml:space="preserve">Manuel technique — Système de paiement Pièces</w:t>
       </w:r>
     </w:p>
     <w:p>
@@ -74,7 +74,95 @@
         <w:t xml:space="preserve"> </w:t>
       </w:r>
       <w:r>
-        <w:t xml:space="preserve">1.0 — Mars 2026</w:t>
+        <w:t xml:space="preserve">2.0 — Août 2026</w:t>
+      </w:r>
+    </w:p>
+    <w:p>
+      <w:pPr>
+        <w:pStyle w:val="BlockText"/>
+      </w:pPr>
+      <w:r>
+        <w:rPr>
+          <w:b/>
+          <w:bCs/>
+        </w:rPr>
+        <w:t xml:space="preserve">Changement de modèle : le séquestre est remplacé par le paiement direct.</w:t>
+      </w:r>
+    </w:p>
+    <w:p>
+      <w:pPr>
+        <w:pStyle w:val="BlockText"/>
+      </w:pPr>
+      <w:r>
+        <w:t xml:space="preserve">Le circuit de référence est désormais celui-ci :</w:t>
+      </w:r>
+      <w:r>
+        <w:t xml:space="preserve"> </w:t>
+      </w:r>
+      <w:r>
+        <w:rPr>
+          <w:b/>
+          <w:bCs/>
+        </w:rPr>
+        <w:t xml:space="preserve">l'acheteur paie au choix en ligne à la commande ou au livreur au moment de la remise ; aucun fonds n'est bloqué ; aucune pièce n'est remise sans être payée ; et dès l'encaissement, la part du vendeur lui est transmise immédiatement.</w:t>
+      </w:r>
+      <w:r>
+        <w:t xml:space="preserve"> </w:t>
+      </w:r>
+      <w:r>
+        <w:t xml:space="preserve">C'est ce qui est annoncé aux vendeurs et aux acheteurs — voir « La bible du démarchage vendeurs ».</w:t>
+      </w:r>
+    </w:p>
+    <w:p>
+      <w:pPr>
+        <w:pStyle w:val="BlockText"/>
+      </w:pPr>
+      <w:r>
+        <w:rPr>
+          <w:b/>
+          <w:bCs/>
+        </w:rPr>
+        <w:t xml:space="preserve">Ce document reste un manuel technique</w:t>
+      </w:r>
+      <w:r>
+        <w:t xml:space="preserve">, et le code implémente encore l'escrow (</w:t>
+      </w:r>
+      <w:r>
+        <w:rPr>
+          <w:rStyle w:val="VerbatimChar"/>
+        </w:rPr>
+        <w:t xml:space="preserve">EscrowTransaction</w:t>
+      </w:r>
+      <w:r>
+        <w:t xml:space="preserve">, états</w:t>
+      </w:r>
+      <w:r>
+        <w:t xml:space="preserve"> </w:t>
+      </w:r>
+      <w:r>
+        <w:rPr>
+          <w:rStyle w:val="VerbatimChar"/>
+        </w:rPr>
+        <w:t xml:space="preserve">HELD → RELEASED / REFUNDED</w:t>
+      </w:r>
+      <w:r>
+        <w:t xml:space="preserve">). Les sections qui décrivent le séquestre sont donc conservées et signalées par la mention</w:t>
+      </w:r>
+      <w:r>
+        <w:t xml:space="preserve"> </w:t>
+      </w:r>
+      <w:r>
+        <w:rPr>
+          <w:b/>
+          <w:bCs/>
+        </w:rPr>
+        <w:t xml:space="preserve">« circuit en retrait »</w:t>
+      </w:r>
+      <w:r>
+        <w:t xml:space="preserve"> </w:t>
+      </w:r>
+      <w:r>
+        <w:t xml:space="preserve">: elles documentent ce qui tourne aujourd'hui, pas ce que l'on promet. Toute évolution du code doit aller vers le paiement direct, jamais renforcer le séquestre.</w:t>
       </w:r>
     </w:p>
     <w:p>
@@ -84,7 +172,7 @@
         </w:pict>
       </w:r>
     </w:p>
-    <w:bookmarkStart w:id="9" w:name="table-des-matières"/>
+    <w:bookmarkStart w:id="20" w:name="table-des-matières"/>
     <w:p>
       <w:pPr>
         <w:pStyle w:val="Heading2"/>
@@ -288,12 +376,12 @@
           <w:numId w:val="1001"/>
         </w:numPr>
       </w:pPr>
-      <w:hyperlink w:anchor="X8e348bd4699d137d0d72e30bcd8da444bd06e6a">
+      <w:hyperlink w:anchor="Xec27362a642b6600e9239d6ac1513d2cd25bfd2">
         <w:r>
           <w:rPr>
             <w:rStyle w:val="Hyperlink"/>
           </w:rPr>
-          <w:t xml:space="preserve">Système escrow (séquestre)</w:t>
+          <w:t xml:space="preserve">Système escrow (séquestre) — circuit en retrait</w:t>
         </w:r>
       </w:hyperlink>
     </w:p>
@@ -661,8 +749,8 @@
         </w:pict>
       </w:r>
     </w:p>
-    <w:bookmarkEnd w:id="9"/>
-    <w:bookmarkStart w:id="12" w:name="X3e8e7fd1a7e134781b329a17e86c05cdf6e39b5"/>
+    <w:bookmarkEnd w:id="20"/>
+    <w:bookmarkStart w:id="24" w:name="X3e8e7fd1a7e134781b329a17e86c05cdf6e39b5"/>
     <w:p>
       <w:pPr>
         <w:pStyle w:val="Heading2"/>
@@ -692,16 +780,32 @@
         <w:t xml:space="preserve"> </w:t>
       </w:r>
       <w:r>
-        <w:t xml:space="preserve">est le moyen de paiement dominant. Il combine :</w:t>
-      </w:r>
-    </w:p>
-    <w:bookmarkStart w:id="10" w:name="les-3-piliers"/>
+        <w:t xml:space="preserve">est le moyen de paiement dominant. Le modèle est le</w:t>
+      </w:r>
+      <w:r>
+        <w:t xml:space="preserve"> </w:t>
+      </w:r>
+      <w:r>
+        <w:rPr>
+          <w:b/>
+          <w:bCs/>
+        </w:rPr>
+        <w:t xml:space="preserve">paiement direct</w:t>
+      </w:r>
+      <w:r>
+        <w:t xml:space="preserve"> </w:t>
+      </w:r>
+      <w:r>
+        <w:t xml:space="preserve">: l'argent ne stationne pas chez Pièces.</w:t>
+      </w:r>
+    </w:p>
+    <w:bookmarkStart w:id="21" w:name="les-3-règles-du-paiement-direct"/>
     <w:p>
       <w:pPr>
         <w:pStyle w:val="Heading3"/>
       </w:pPr>
       <w:r>
-        <w:t xml:space="preserve">Les 3 piliers</w:t>
+        <w:t xml:space="preserve">Les 3 règles du paiement direct</w:t>
       </w:r>
     </w:p>
     <w:p>
@@ -739,16 +843,16 @@
         <w:rPr>
           <w:rStyle w:val="VerbatimChar"/>
         </w:rPr>
-        <w:t xml:space="preserve">│  1. PASSERELLE              2. ESCROW              3. COD     │</w:t>
-      </w:r>
-      <w:r>
-        <w:br/>
-      </w:r>
-      <w:r>
-        <w:rPr>
-          <w:rStyle w:val="VerbatimChar"/>
-        </w:rPr>
-        <w:t xml:space="preserve">│     CinetPay                   Séquestre              Espèces │</w:t>
+        <w:t xml:space="preserve">│  1. DEUX MOMENTS     2. RIEN N'EST      3. VENDEUR PAYÉ       │</w:t>
+      </w:r>
+      <w:r>
+        <w:br/>
+      </w:r>
+      <w:r>
+        <w:rPr>
+          <w:rStyle w:val="VerbatimChar"/>
+        </w:rPr>
+        <w:t xml:space="preserve">│     D'ENCAISSEMENT      BLOQUÉ             IMMÉDIATEMENT      │</w:t>
       </w:r>
       <w:r>
         <w:br/>
@@ -766,34 +870,34 @@
         <w:rPr>
           <w:rStyle w:val="VerbatimChar"/>
         </w:rPr>
-        <w:t xml:space="preserve">│  Orange Money ─┐           Fonds BLOQUÉS            Paiement  │</w:t>
-      </w:r>
-      <w:r>
-        <w:br/>
-      </w:r>
-      <w:r>
-        <w:rPr>
-          <w:rStyle w:val="VerbatimChar"/>
-        </w:rPr>
-        <w:t xml:space="preserve">│  MTN MoMo ─────┼──► API ──► jusqu'à la ──► Vendeur  à la     │</w:t>
-      </w:r>
-      <w:r>
-        <w:br/>
-      </w:r>
-      <w:r>
-        <w:rPr>
-          <w:rStyle w:val="VerbatimChar"/>
-        </w:rPr>
-        <w:t xml:space="preserve">│  Wave ─────────┘           livraison         payé   livraison │</w:t>
-      </w:r>
-      <w:r>
-        <w:br/>
-      </w:r>
-      <w:r>
-        <w:rPr>
-          <w:rStyle w:val="VerbatimChar"/>
-        </w:rPr>
-        <w:t xml:space="preserve">│                                                     (≤75K F)  │</w:t>
+        <w:t xml:space="preserve">│  En ligne à la       Aucun séquestre.   Dès l'encaissement,   │</w:t>
+      </w:r>
+      <w:r>
+        <w:br/>
+      </w:r>
+      <w:r>
+        <w:rPr>
+          <w:rStyle w:val="VerbatimChar"/>
+        </w:rPr>
+        <w:t xml:space="preserve">│  commande, OU au     Pas de pièce       la part du vendeur    │</w:t>
+      </w:r>
+      <w:r>
+        <w:br/>
+      </w:r>
+      <w:r>
+        <w:rPr>
+          <w:rStyle w:val="VerbatimChar"/>
+        </w:rPr>
+        <w:t xml:space="preserve">│  livreur à la        remise sans        part, commission      │</w:t>
+      </w:r>
+      <w:r>
+        <w:br/>
+      </w:r>
+      <w:r>
+        <w:rPr>
+          <w:rStyle w:val="VerbatimChar"/>
+        </w:rPr>
+        <w:t xml:space="preserve">│  remise.             paiement.          déduite.              │</w:t>
       </w:r>
       <w:r>
         <w:br/>
@@ -805,8 +909,76 @@
         <w:t xml:space="preserve">└───────────────────────────────────────────────────────────────┘</w:t>
       </w:r>
     </w:p>
-    <w:bookmarkEnd w:id="10"/>
-    <w:bookmarkStart w:id="11" w:name="flux-simplifié"/>
+    <w:p>
+      <w:pPr>
+        <w:pStyle w:val="FirstParagraph"/>
+      </w:pPr>
+      <w:r>
+        <w:t xml:space="preserve">Les deux moments d'encaissement sont</w:t>
+      </w:r>
+      <w:r>
+        <w:t xml:space="preserve"> </w:t>
+      </w:r>
+      <w:r>
+        <w:rPr>
+          <w:b/>
+          <w:bCs/>
+        </w:rPr>
+        <w:t xml:space="preserve">d'égale importance</w:t>
+      </w:r>
+      <w:r>
+        <w:t xml:space="preserve"> </w:t>
+      </w:r>
+      <w:r>
+        <w:t xml:space="preserve">: l'acheteur choisit, aucun des deux n'est un mode dégradé.</w:t>
+      </w:r>
+    </w:p>
+    <w:p>
+      <w:pPr>
+        <w:pStyle w:val="Compact"/>
+        <w:numPr>
+          <w:ilvl w:val="0"/>
+          <w:numId w:val="1002"/>
+        </w:numPr>
+      </w:pPr>
+      <w:r>
+        <w:rPr>
+          <w:b/>
+          <w:bCs/>
+        </w:rPr>
+        <w:t xml:space="preserve">Paiement en ligne à la commande</w:t>
+      </w:r>
+      <w:r>
+        <w:t xml:space="preserve"> </w:t>
+      </w:r>
+      <w:r>
+        <w:t xml:space="preserve">— Orange Money, MTN MoMo, Wave ou carte, via CinetPay. L'argent est encaissé avant l'enlèvement de la pièce.</w:t>
+      </w:r>
+    </w:p>
+    <w:p>
+      <w:pPr>
+        <w:pStyle w:val="Compact"/>
+        <w:numPr>
+          <w:ilvl w:val="0"/>
+          <w:numId w:val="1002"/>
+        </w:numPr>
+      </w:pPr>
+      <w:r>
+        <w:rPr>
+          <w:b/>
+          <w:bCs/>
+        </w:rPr>
+        <w:t xml:space="preserve">Paiement à la remise</w:t>
+      </w:r>
+      <w:r>
+        <w:t xml:space="preserve"> </w:t>
+      </w:r>
+      <w:r>
+        <w:t xml:space="preserve">— espèces ou mobile money remis au livreur au moment où il donne la pièce.</w:t>
+      </w:r>
+    </w:p>
+    <w:bookmarkEnd w:id="21"/>
+    <w:bookmarkStart w:id="22" w:name="flux-simplifié"/>
     <w:p>
       <w:pPr>
         <w:pStyle w:val="Heading3"/>
@@ -862,16 +1034,16 @@
         <w:rPr>
           <w:rStyle w:val="VerbatimChar"/>
         </w:rPr>
-        <w:t xml:space="preserve">Sélectionne le paiement         │</w:t>
-      </w:r>
-      <w:r>
-        <w:br/>
-      </w:r>
-      <w:r>
-        <w:rPr>
-          <w:rStyle w:val="VerbatimChar"/>
-        </w:rPr>
-        <w:t xml:space="preserve">(Orange/MTN/Wave/COD)           │</w:t>
+        <w:t xml:space="preserve">Choisit quand payer             │</w:t>
+      </w:r>
+      <w:r>
+        <w:br/>
+      </w:r>
+      <w:r>
+        <w:rPr>
+          <w:rStyle w:val="VerbatimChar"/>
+        </w:rPr>
+        <w:t xml:space="preserve">(en ligne, ou à la remise)      │</w:t>
       </w:r>
       <w:r>
         <w:br/>
@@ -889,106 +1061,168 @@
         <w:rPr>
           <w:rStyle w:val="VerbatimChar"/>
         </w:rPr>
-        <w:t xml:space="preserve">       ▼                        │</w:t>
-      </w:r>
-      <w:r>
-        <w:br/>
-      </w:r>
-      <w:r>
-        <w:rPr>
-          <w:rStyle w:val="VerbatimChar"/>
-        </w:rPr>
-        <w:t xml:space="preserve">Paie ──────────────────► Escrow BLOQUÉ</w:t>
-      </w:r>
-      <w:r>
-        <w:br/>
-      </w:r>
-      <w:r>
-        <w:rPr>
-          <w:rStyle w:val="VerbatimChar"/>
-        </w:rPr>
-        <w:t xml:space="preserve">                         (status: HELD)</w:t>
-      </w:r>
-      <w:r>
-        <w:br/>
-      </w:r>
-      <w:r>
-        <w:rPr>
-          <w:rStyle w:val="VerbatimChar"/>
-        </w:rPr>
-        <w:t xml:space="preserve">                                │</w:t>
-      </w:r>
-      <w:r>
-        <w:br/>
-      </w:r>
-      <w:r>
-        <w:rPr>
-          <w:rStyle w:val="VerbatimChar"/>
-        </w:rPr>
-        <w:t xml:space="preserve">                         Vendeur confirme ◄─────── Reçoit notification</w:t>
-      </w:r>
-      <w:r>
-        <w:br/>
-      </w:r>
-      <w:r>
-        <w:rPr>
-          <w:rStyle w:val="VerbatimChar"/>
-        </w:rPr>
-        <w:t xml:space="preserve">                                │                  (45 min SLA)</w:t>
-      </w:r>
-      <w:r>
-        <w:br/>
-      </w:r>
-      <w:r>
-        <w:rPr>
-          <w:rStyle w:val="VerbatimChar"/>
-        </w:rPr>
-        <w:t xml:space="preserve">                         Livraison effectuée</w:t>
-      </w:r>
-      <w:r>
-        <w:br/>
-      </w:r>
-      <w:r>
-        <w:rPr>
-          <w:rStyle w:val="VerbatimChar"/>
-        </w:rPr>
-        <w:t xml:space="preserve">                                │</w:t>
-      </w:r>
-      <w:r>
-        <w:br/>
-      </w:r>
-      <w:r>
-        <w:rPr>
-          <w:rStyle w:val="VerbatimChar"/>
-        </w:rPr>
-        <w:t xml:space="preserve">                         48h de vérification</w:t>
-      </w:r>
-      <w:r>
-        <w:br/>
-      </w:r>
-      <w:r>
-        <w:rPr>
-          <w:rStyle w:val="VerbatimChar"/>
-        </w:rPr>
-        <w:t xml:space="preserve">                                │</w:t>
-      </w:r>
-      <w:r>
-        <w:br/>
-      </w:r>
-      <w:r>
-        <w:rPr>
-          <w:rStyle w:val="VerbatimChar"/>
-        </w:rPr>
-        <w:t xml:space="preserve">                         Escrow LIBÉRÉ ──────────► Reçoit le paiement</w:t>
-      </w:r>
-      <w:r>
-        <w:br/>
-      </w:r>
-      <w:r>
-        <w:rPr>
-          <w:rStyle w:val="VerbatimChar"/>
-        </w:rPr>
-        <w:t xml:space="preserve">                         (status: RELEASED)</w:t>
+        <w:t xml:space="preserve">       ├── en ligne ──► Encaissé ─────────────► Payé immédiatement</w:t>
+      </w:r>
+      <w:r>
+        <w:br/>
+      </w:r>
+      <w:r>
+        <w:rPr>
+          <w:rStyle w:val="VerbatimChar"/>
+        </w:rPr>
+        <w:t xml:space="preserve">       │                        │                (commission déduite)</w:t>
+      </w:r>
+      <w:r>
+        <w:br/>
+      </w:r>
+      <w:r>
+        <w:rPr>
+          <w:rStyle w:val="VerbatimChar"/>
+        </w:rPr>
+        <w:t xml:space="preserve">       │                 Vendeur confirme ◄────── Reçoit notification</w:t>
+      </w:r>
+      <w:r>
+        <w:br/>
+      </w:r>
+      <w:r>
+        <w:rPr>
+          <w:rStyle w:val="VerbatimChar"/>
+        </w:rPr>
+        <w:t xml:space="preserve">       │                        │                 (45 min SLA)</w:t>
+      </w:r>
+      <w:r>
+        <w:br/>
+      </w:r>
+      <w:r>
+        <w:rPr>
+          <w:rStyle w:val="VerbatimChar"/>
+        </w:rPr>
+        <w:t xml:space="preserve">       │                 Enlèvement de la pièce</w:t>
+      </w:r>
+      <w:r>
+        <w:br/>
+      </w:r>
+      <w:r>
+        <w:rPr>
+          <w:rStyle w:val="VerbatimChar"/>
+        </w:rPr>
+        <w:t xml:space="preserve">       │                        │</w:t>
+      </w:r>
+      <w:r>
+        <w:br/>
+      </w:r>
+      <w:r>
+        <w:rPr>
+          <w:rStyle w:val="VerbatimChar"/>
+        </w:rPr>
+        <w:t xml:space="preserve">       │                 Le livreur se présente</w:t>
+      </w:r>
+      <w:r>
+        <w:br/>
+      </w:r>
+      <w:r>
+        <w:rPr>
+          <w:rStyle w:val="VerbatimChar"/>
+        </w:rPr>
+        <w:t xml:space="preserve">       │                        │</w:t>
+      </w:r>
+      <w:r>
+        <w:br/>
+      </w:r>
+      <w:r>
+        <w:rPr>
+          <w:rStyle w:val="VerbatimChar"/>
+        </w:rPr>
+        <w:t xml:space="preserve">       └── à la remise ─► Encaissé à la ────────► Payé immédiatement</w:t>
+      </w:r>
+      <w:r>
+        <w:br/>
+      </w:r>
+      <w:r>
+        <w:rPr>
+          <w:rStyle w:val="VerbatimChar"/>
+        </w:rPr>
+        <w:t xml:space="preserve">                          remise, sinon           (commission déduite)</w:t>
+      </w:r>
+      <w:r>
+        <w:br/>
+      </w:r>
+      <w:r>
+        <w:rPr>
+          <w:rStyle w:val="VerbatimChar"/>
+        </w:rPr>
+        <w:t xml:space="preserve">                          la pièce repart</w:t>
+      </w:r>
+      <w:r>
+        <w:br/>
+      </w:r>
+      <w:r>
+        <w:rPr>
+          <w:rStyle w:val="VerbatimChar"/>
+        </w:rPr>
+        <w:t xml:space="preserve">                          chez le vendeur</w:t>
+      </w:r>
+    </w:p>
+    <w:p>
+      <w:pPr>
+        <w:pStyle w:val="FirstParagraph"/>
+      </w:pPr>
+      <w:r>
+        <w:rPr>
+          <w:b/>
+          <w:bCs/>
+        </w:rPr>
+        <w:t xml:space="preserve">Le point non négociable</w:t>
+      </w:r>
+      <w:r>
+        <w:t xml:space="preserve"> </w:t>
+      </w:r>
+      <w:r>
+        <w:t xml:space="preserve">: la pièce n'est jamais remise sans encaissement. S'il n'y a pas de paiement, il n'y a pas de livraison — la pièce retourne au vendeur. Il n'existe pas de troisième issue.</w:t>
+      </w:r>
+    </w:p>
+    <w:bookmarkEnd w:id="22"/>
+    <w:bookmarkStart w:id="23" w:name="en-cas-de-retour-ou-de-litige"/>
+    <w:p>
+      <w:pPr>
+        <w:pStyle w:val="Heading3"/>
+      </w:pPr>
+      <w:r>
+        <w:t xml:space="preserve">En cas de retour ou de litige</w:t>
+      </w:r>
+    </w:p>
+    <w:p>
+      <w:pPr>
+        <w:pStyle w:val="FirstParagraph"/>
+      </w:pPr>
+      <w:r>
+        <w:t xml:space="preserve">Sans séquestre, le remboursement n'est plus un déblocage de fonds : c'est une</w:t>
+      </w:r>
+      <w:r>
+        <w:t xml:space="preserve"> </w:t>
+      </w:r>
+      <w:r>
+        <w:rPr>
+          <w:b/>
+          <w:bCs/>
+        </w:rPr>
+        <w:t xml:space="preserve">reprise traitée par Pièces avec le vendeur</w:t>
+      </w:r>
+      <w:r>
+        <w:t xml:space="preserve">, dans les limites du contrat d'adhésion (retour sous 48 h si la pièce ne correspond pas à l'annonce). Quand le retour est justifié,</w:t>
+      </w:r>
+      <w:r>
+        <w:t xml:space="preserve"> </w:t>
+      </w:r>
+      <w:r>
+        <w:rPr>
+          <w:b/>
+          <w:bCs/>
+        </w:rPr>
+        <w:t xml:space="preserve">la commission n'est pas due</w:t>
+      </w:r>
+      <w:r>
+        <w:t xml:space="preserve">.</w:t>
       </w:r>
     </w:p>
     <w:p>
@@ -998,9 +1232,9 @@
         </w:pict>
       </w:r>
     </w:p>
-    <w:bookmarkEnd w:id="11"/>
-    <w:bookmarkEnd w:id="12"/>
-    <w:bookmarkStart w:id="15" w:name="Xeeff45521e39f2c6b3238264fc688a9790604ec"/>
+    <w:bookmarkEnd w:id="23"/>
+    <w:bookmarkEnd w:id="24"/>
+    <w:bookmarkStart w:id="27" w:name="Xeeff45521e39f2c6b3238264fc688a9790604ec"/>
     <w:p>
       <w:pPr>
         <w:pStyle w:val="Heading2"/>
@@ -1009,7 +1243,7 @@
         <w:t xml:space="preserve">2. Architecture technique</w:t>
       </w:r>
     </w:p>
-    <w:bookmarkStart w:id="13" w:name="X3b98721ecf38dbec89c49b87dd17c453cf1e6ed"/>
+    <w:bookmarkStart w:id="25" w:name="X3b98721ecf38dbec89c49b87dd17c453cf1e6ed"/>
     <w:p>
       <w:pPr>
         <w:pStyle w:val="Heading3"/>
@@ -1362,8 +1596,8 @@
         <w:t xml:space="preserve">└──────────────────┘           └──────────────────┘</w:t>
       </w:r>
     </w:p>
-    <w:bookmarkEnd w:id="13"/>
-    <w:bookmarkStart w:id="14" w:name="X40fb75bf78d902b2edad246db593be45d56d7db"/>
+    <w:bookmarkEnd w:id="25"/>
+    <w:bookmarkStart w:id="26" w:name="X40fb75bf78d902b2edad246db593be45d56d7db"/>
     <w:p>
       <w:pPr>
         <w:pStyle w:val="Heading3"/>
@@ -1429,9 +1663,9 @@
         </w:pict>
       </w:r>
     </w:p>
-    <w:bookmarkEnd w:id="14"/>
-    <w:bookmarkEnd w:id="15"/>
-    <w:bookmarkStart w:id="19" w:name="X64fbd56fd455e7bcb3488effcb3a731231756ac"/>
+    <w:bookmarkEnd w:id="26"/>
+    <w:bookmarkEnd w:id="27"/>
+    <w:bookmarkStart w:id="31" w:name="X64fbd56fd455e7bcb3488effcb3a731231756ac"/>
     <w:p>
       <w:pPr>
         <w:pStyle w:val="Heading2"/>
@@ -1440,7 +1674,7 @@
         <w:t xml:space="preserve">3. Méthodes de paiement</w:t>
       </w:r>
     </w:p>
-    <w:bookmarkStart w:id="16" w:name="Xd80da1955e45f716f0cd81947038c2b89f74550"/>
+    <w:bookmarkStart w:id="28" w:name="Xd80da1955e45f716f0cd81947038c2b89f74550"/>
     <w:p>
       <w:pPr>
         <w:pStyle w:val="Heading3"/>
@@ -1779,8 +2013,8 @@
         </w:tc>
       </w:tr>
     </w:tbl>
-    <w:bookmarkEnd w:id="16"/>
-    <w:bookmarkStart w:id="17" w:name="X60f3861317e2e69e0e1127e130fc380c43fdf32"/>
+    <w:bookmarkEnd w:id="28"/>
+    <w:bookmarkStart w:id="29" w:name="X60f3861317e2e69e0e1127e130fc380c43fdf32"/>
     <w:p>
       <w:pPr>
         <w:pStyle w:val="Heading3"/>
@@ -2035,8 +2269,8 @@
         </w:tc>
       </w:tr>
     </w:tbl>
-    <w:bookmarkEnd w:id="17"/>
-    <w:bookmarkStart w:id="18" w:name="X499f3a4ef12db429b67abd91c8846cbfe1506f9"/>
+    <w:bookmarkEnd w:id="29"/>
+    <w:bookmarkStart w:id="30" w:name="X499f3a4ef12db429b67abd91c8846cbfe1506f9"/>
     <w:p>
       <w:pPr>
         <w:pStyle w:val="Heading3"/>
@@ -2108,9 +2342,9 @@
         </w:pict>
       </w:r>
     </w:p>
-    <w:bookmarkEnd w:id="18"/>
-    <w:bookmarkEnd w:id="19"/>
-    <w:bookmarkStart w:id="27" w:name="X57cd65451a4883da6fedb319ea7842b2893d76a"/>
+    <w:bookmarkEnd w:id="30"/>
+    <w:bookmarkEnd w:id="31"/>
+    <w:bookmarkStart w:id="39" w:name="X57cd65451a4883da6fedb319ea7842b2893d76a"/>
     <w:p>
       <w:pPr>
         <w:pStyle w:val="Heading2"/>
@@ -2119,7 +2353,7 @@
         <w:t xml:space="preserve">4. Intégration CinetPay</w:t>
       </w:r>
     </w:p>
-    <w:bookmarkStart w:id="20" w:name="X43df8281abd30dd28d41a0fc0d397bd2877426d"/>
+    <w:bookmarkStart w:id="32" w:name="X43df8281abd30dd28d41a0fc0d397bd2877426d"/>
     <w:p>
       <w:pPr>
         <w:pStyle w:val="Heading3"/>
@@ -2146,8 +2380,8 @@
         <w:t xml:space="preserve">est la passerelle de paiement Mobile Money utilisée par Pièces. Elle gère les transactions Orange Money, MTN MoMo et Wave en Côte d'Ivoire.</w:t>
       </w:r>
     </w:p>
-    <w:bookmarkEnd w:id="20"/>
-    <w:bookmarkStart w:id="21" w:name="X8b53ebf05e3111d2d5b47d552e44db53f9872be"/>
+    <w:bookmarkEnd w:id="32"/>
+    <w:bookmarkStart w:id="33" w:name="X8b53ebf05e3111d2d5b47d552e44db53f9872be"/>
     <w:p>
       <w:pPr>
         <w:pStyle w:val="Heading3"/>
@@ -2503,8 +2737,8 @@
         <w:t xml:space="preserve">&gt;</w:t>
       </w:r>
     </w:p>
-    <w:bookmarkEnd w:id="21"/>
-    <w:bookmarkStart w:id="22" w:name="Xdf64d0261eeea389362cb1dd670e47953e04302"/>
+    <w:bookmarkEnd w:id="33"/>
+    <w:bookmarkStart w:id="34" w:name="Xdf64d0261eeea389362cb1dd670e47953e04302"/>
     <w:p>
       <w:pPr>
         <w:pStyle w:val="Heading3"/>
@@ -2917,8 +3151,8 @@
         <w:t xml:space="preserve">}</w:t>
       </w:r>
     </w:p>
-    <w:bookmarkEnd w:id="22"/>
-    <w:bookmarkStart w:id="23" w:name="Xc84f57ded61b9a338c4af47c71213a96405eb05"/>
+    <w:bookmarkEnd w:id="34"/>
+    <w:bookmarkStart w:id="35" w:name="Xc84f57ded61b9a338c4af47c71213a96405eb05"/>
     <w:p>
       <w:pPr>
         <w:pStyle w:val="Heading3"/>
@@ -2989,8 +3223,8 @@
         <w:t xml:space="preserve">  1709300400000   → timestamp Unix en ms</w:t>
       </w:r>
     </w:p>
-    <w:bookmarkEnd w:id="23"/>
-    <w:bookmarkStart w:id="24" w:name="X0c8de7396b42709c58dc75b38b51e8da8eb6002"/>
+    <w:bookmarkEnd w:id="35"/>
+    <w:bookmarkStart w:id="36" w:name="X0c8de7396b42709c58dc75b38b51e8da8eb6002"/>
     <w:p>
       <w:pPr>
         <w:pStyle w:val="Heading3"/>
@@ -3196,8 +3430,8 @@
         <w:t xml:space="preserve">}</w:t>
       </w:r>
     </w:p>
-    <w:bookmarkEnd w:id="24"/>
-    <w:bookmarkStart w:id="25" w:name="X9d5f7933879d3691f9146892ee46bec15360672"/>
+    <w:bookmarkEnd w:id="36"/>
+    <w:bookmarkStart w:id="37" w:name="X9d5f7933879d3691f9146892ee46bec15360672"/>
     <w:p>
       <w:pPr>
         <w:pStyle w:val="Heading3"/>
@@ -3334,8 +3568,8 @@
         </w:tc>
       </w:tr>
     </w:tbl>
-    <w:bookmarkEnd w:id="25"/>
-    <w:bookmarkStart w:id="26" w:name="Xb2cb160b0aee3dd85a5a10badb33ac8ec83f005"/>
+    <w:bookmarkEnd w:id="37"/>
+    <w:bookmarkStart w:id="38" w:name="Xb2cb160b0aee3dd85a5a10badb33ac8ec83f005"/>
     <w:p>
       <w:pPr>
         <w:pStyle w:val="Heading3"/>
@@ -3547,9 +3781,9 @@
         </w:pict>
       </w:r>
     </w:p>
-    <w:bookmarkEnd w:id="26"/>
-    <w:bookmarkEnd w:id="27"/>
-    <w:bookmarkStart w:id="31" w:name="X2e2a5e41aab70a13412d0a3e9408afdbdf79f8d"/>
+    <w:bookmarkEnd w:id="38"/>
+    <w:bookmarkEnd w:id="39"/>
+    <w:bookmarkStart w:id="43" w:name="X2e2a5e41aab70a13412d0a3e9408afdbdf79f8d"/>
     <w:p>
       <w:pPr>
         <w:pStyle w:val="Heading2"/>
@@ -3558,7 +3792,7 @@
         <w:t xml:space="preserve">5. Configuration et variables d'environnement</w:t>
       </w:r>
     </w:p>
-    <w:bookmarkStart w:id="28" w:name="Xe0162607c0f28b521a6566297c3a6b1ab7a52bb"/>
+    <w:bookmarkStart w:id="40" w:name="Xe0162607c0f28b521a6566297c3a6b1ab7a52bb"/>
     <w:p>
       <w:pPr>
         <w:pStyle w:val="Heading3"/>
@@ -3647,8 +3881,8 @@
         <w:t xml:space="preserve">&gt;</w:t>
       </w:r>
     </w:p>
-    <w:bookmarkEnd w:id="28"/>
-    <w:bookmarkStart w:id="29" w:name="Xa13ccbbc502624febaf264d3cd168052dd5d775"/>
+    <w:bookmarkEnd w:id="40"/>
+    <w:bookmarkStart w:id="41" w:name="Xa13ccbbc502624febaf264d3cd168052dd5d775"/>
     <w:p>
       <w:pPr>
         <w:pStyle w:val="Heading3"/>
@@ -3713,8 +3947,8 @@
         <w:t xml:space="preserve"># URL du frontend (pour return_url)</w:t>
       </w:r>
     </w:p>
-    <w:bookmarkEnd w:id="29"/>
-    <w:bookmarkStart w:id="30" w:name="Xa616d83d9ed9124e59c85abb160edc5bc86f1a1"/>
+    <w:bookmarkEnd w:id="41"/>
+    <w:bookmarkStart w:id="42" w:name="Xa616d83d9ed9124e59c85abb160edc5bc86f1a1"/>
     <w:p>
       <w:pPr>
         <w:pStyle w:val="Heading3"/>
@@ -3876,9 +4110,9 @@
         </w:pict>
       </w:r>
     </w:p>
-    <w:bookmarkEnd w:id="30"/>
-    <w:bookmarkEnd w:id="31"/>
-    <w:bookmarkStart w:id="36" w:name="Xc551c30af8410ed2374c890810b7f94cfb03498"/>
+    <w:bookmarkEnd w:id="42"/>
+    <w:bookmarkEnd w:id="43"/>
+    <w:bookmarkStart w:id="48" w:name="Xc551c30af8410ed2374c890810b7f94cfb03498"/>
     <w:p>
       <w:pPr>
         <w:pStyle w:val="Heading2"/>
@@ -3887,7 +4121,7 @@
         <w:t xml:space="preserve">6. Créer une commande (DRAFT)</w:t>
       </w:r>
     </w:p>
-    <w:bookmarkStart w:id="32" w:name="Xa36c21343686d4bb2bf397cfb739b32309e5e6c"/>
+    <w:bookmarkStart w:id="44" w:name="Xa36c21343686d4bb2bf397cfb739b32309e5e6c"/>
     <w:p>
       <w:pPr>
         <w:pStyle w:val="Heading3"/>
@@ -3916,8 +4150,8 @@
         <w:t xml:space="preserve">Auth: Bearer Token (rôle MECHANIC ou SELLER)</w:t>
       </w:r>
     </w:p>
-    <w:bookmarkEnd w:id="32"/>
-    <w:bookmarkStart w:id="33" w:name="X8b600826f9165e9ed7863c0a8808281c62dd6c8"/>
+    <w:bookmarkEnd w:id="44"/>
+    <w:bookmarkStart w:id="45" w:name="X8b600826f9165e9ed7863c0a8808281c62dd6c8"/>
     <w:p>
       <w:pPr>
         <w:pStyle w:val="Heading3"/>
@@ -4410,8 +4644,8 @@
         </w:tc>
       </w:tr>
     </w:tbl>
-    <w:bookmarkEnd w:id="33"/>
-    <w:bookmarkStart w:id="34" w:name="X44a3682bab65bf47ba76c04efff7884814dcbd1"/>
+    <w:bookmarkEnd w:id="45"/>
+    <w:bookmarkStart w:id="46" w:name="X44a3682bab65bf47ba76c04efff7884814dcbd1"/>
     <w:p>
       <w:pPr>
         <w:pStyle w:val="Heading3"/>
@@ -4476,8 +4710,8 @@
         <w:t xml:space="preserve">6. Enregistrer un OrderEvent (→ DRAFT)</w:t>
       </w:r>
     </w:p>
-    <w:bookmarkEnd w:id="34"/>
-    <w:bookmarkStart w:id="35" w:name="X2066a404732b0a3067b83d34889d9dd64c30b29"/>
+    <w:bookmarkEnd w:id="46"/>
+    <w:bookmarkStart w:id="47" w:name="X2066a404732b0a3067b83d34889d9dd64c30b29"/>
     <w:p>
       <w:pPr>
         <w:pStyle w:val="Heading3"/>
@@ -5131,9 +5365,9 @@
         </w:pict>
       </w:r>
     </w:p>
-    <w:bookmarkEnd w:id="35"/>
-    <w:bookmarkEnd w:id="36"/>
-    <w:bookmarkStart w:id="41" w:name="Xe3d6bdb7555443d66af4c63a7b73d7a43358a3e"/>
+    <w:bookmarkEnd w:id="47"/>
+    <w:bookmarkEnd w:id="48"/>
+    <w:bookmarkStart w:id="53" w:name="Xe3d6bdb7555443d66af4c63a7b73d7a43358a3e"/>
     <w:p>
       <w:pPr>
         <w:pStyle w:val="Heading2"/>
@@ -5142,7 +5376,7 @@
         <w:t xml:space="preserve">7. Verrouillage des prix (price snapshot)</w:t>
       </w:r>
     </w:p>
-    <w:bookmarkStart w:id="37" w:name="Xf80638d9cd5cc6b1f9a9945d860c594487c097a"/>
+    <w:bookmarkStart w:id="49" w:name="Xf80638d9cd5cc6b1f9a9945d860c594487c097a"/>
     <w:p>
       <w:pPr>
         <w:pStyle w:val="Heading3"/>
@@ -5175,8 +5409,8 @@
         <w:t xml:space="preserve">(snapshot). Même si le vendeur modifie son prix ensuite, la commande conserve le prix initial.</w:t>
       </w:r>
     </w:p>
-    <w:bookmarkEnd w:id="37"/>
-    <w:bookmarkStart w:id="38" w:name="Xdd327dffb8bcd0109439351457bf8b0b9713396"/>
+    <w:bookmarkEnd w:id="49"/>
+    <w:bookmarkStart w:id="50" w:name="Xdd327dffb8bcd0109439351457bf8b0b9713396"/>
     <w:p>
       <w:pPr>
         <w:pStyle w:val="Heading3"/>
@@ -5565,8 +5799,8 @@
         <w:t xml:space="preserve">;</w:t>
       </w:r>
     </w:p>
-    <w:bookmarkEnd w:id="38"/>
-    <w:bookmarkStart w:id="39" w:name="Xf37489f8624e7364fa27d5b82d4ac2221e71c29"/>
+    <w:bookmarkEnd w:id="50"/>
+    <w:bookmarkStart w:id="51" w:name="Xf37489f8624e7364fa27d5b82d4ac2221e71c29"/>
     <w:p>
       <w:pPr>
         <w:pStyle w:val="Heading3"/>
@@ -5685,8 +5919,8 @@
         <w:t xml:space="preserve">}</w:t>
       </w:r>
     </w:p>
-    <w:bookmarkEnd w:id="39"/>
-    <w:bookmarkStart w:id="40" w:name="Xd069290813133b925c5b5ed5331bd44859c9e1e"/>
+    <w:bookmarkEnd w:id="51"/>
+    <w:bookmarkStart w:id="52" w:name="Xd069290813133b925c5b5ed5331bd44859c9e1e"/>
     <w:p>
       <w:pPr>
         <w:pStyle w:val="Heading3"/>
@@ -5812,9 +6046,9 @@
         </w:pict>
       </w:r>
     </w:p>
-    <w:bookmarkEnd w:id="40"/>
-    <w:bookmarkEnd w:id="41"/>
-    <w:bookmarkStart w:id="47" w:name="X3ed10f6850f6da62b22a5ab684d13c31c4cddfe"/>
+    <w:bookmarkEnd w:id="52"/>
+    <w:bookmarkEnd w:id="53"/>
+    <w:bookmarkStart w:id="59" w:name="X3ed10f6850f6da62b22a5ab684d13c31c4cddfe"/>
     <w:p>
       <w:pPr>
         <w:pStyle w:val="Heading2"/>
@@ -5823,7 +6057,7 @@
         <w:t xml:space="preserve">8. Sélectionner la méthode de paiement</w:t>
       </w:r>
     </w:p>
-    <w:bookmarkStart w:id="42" w:name="X17e6c01498417bc204d6d8cd29cb3beb503e63f"/>
+    <w:bookmarkStart w:id="54" w:name="X17e6c01498417bc204d6d8cd29cb3beb503e63f"/>
     <w:p>
       <w:pPr>
         <w:pStyle w:val="Heading3"/>
@@ -5852,8 +6086,8 @@
         <w:t xml:space="preserve">Auth: Aucune (accessible via lien partagé)</w:t>
       </w:r>
     </w:p>
-    <w:bookmarkEnd w:id="42"/>
-    <w:bookmarkStart w:id="43" w:name="X6e6bdf964719ea54ee3c5ab0c17a98d4a8a93ec"/>
+    <w:bookmarkEnd w:id="54"/>
+    <w:bookmarkStart w:id="55" w:name="X6e6bdf964719ea54ee3c5ab0c17a98d4a8a93ec"/>
     <w:p>
       <w:pPr>
         <w:pStyle w:val="Heading3"/>
@@ -5968,8 +6202,8 @@
         <w:t xml:space="preserve">COD</w:t>
       </w:r>
     </w:p>
-    <w:bookmarkEnd w:id="43"/>
-    <w:bookmarkStart w:id="44" w:name="Xea20326f52b1dc54ba9ad2b6e7539985316c6a0"/>
+    <w:bookmarkEnd w:id="55"/>
+    <w:bookmarkStart w:id="56" w:name="Xea20326f52b1dc54ba9ad2b6e7539985316c6a0"/>
     <w:p>
       <w:pPr>
         <w:pStyle w:val="Heading3"/>
@@ -6796,8 +7030,8 @@
         <w:t xml:space="preserve">}</w:t>
       </w:r>
     </w:p>
-    <w:bookmarkEnd w:id="44"/>
-    <w:bookmarkStart w:id="45" w:name="X157bc61d36b2532f7aee9119c5d399fee13ad42"/>
+    <w:bookmarkEnd w:id="56"/>
+    <w:bookmarkStart w:id="57" w:name="X157bc61d36b2532f7aee9119c5d399fee13ad42"/>
     <w:p>
       <w:pPr>
         <w:pStyle w:val="Heading3"/>
@@ -6985,8 +7219,8 @@
         <w:t xml:space="preserve">}</w:t>
       </w:r>
     </w:p>
-    <w:bookmarkEnd w:id="45"/>
-    <w:bookmarkStart w:id="46" w:name="Xa6a2f28a01e50cf599026436ad195cec42b6158"/>
+    <w:bookmarkEnd w:id="57"/>
+    <w:bookmarkStart w:id="58" w:name="Xa6a2f28a01e50cf599026436ad195cec42b6158"/>
     <w:p>
       <w:pPr>
         <w:pStyle w:val="Heading3"/>
@@ -7181,9 +7415,9 @@
         </w:pict>
       </w:r>
     </w:p>
-    <w:bookmarkEnd w:id="46"/>
-    <w:bookmarkEnd w:id="47"/>
-    <w:bookmarkStart w:id="50" w:name="X12612e7fd4223bde9c729931eef2b3f6c62c0de"/>
+    <w:bookmarkEnd w:id="58"/>
+    <w:bookmarkEnd w:id="59"/>
+    <w:bookmarkStart w:id="62" w:name="X12612e7fd4223bde9c729931eef2b3f6c62c0de"/>
     <w:p>
       <w:pPr>
         <w:pStyle w:val="Heading2"/>
@@ -7192,7 +7426,7 @@
         <w:t xml:space="preserve">9. Paiement Mobile Money (Orange, MTN, Wave)</w:t>
       </w:r>
     </w:p>
-    <w:bookmarkStart w:id="48" w:name="X0484a6c05ba50f568e7c934879e9f14640a6d7e"/>
+    <w:bookmarkStart w:id="60" w:name="X0484a6c05ba50f568e7c934879e9f14640a6d7e"/>
     <w:p>
       <w:pPr>
         <w:pStyle w:val="Heading3"/>
@@ -7449,8 +7683,8 @@
         <w:t xml:space="preserve">   /orders/success ◄──────────── return_url</w:t>
       </w:r>
     </w:p>
-    <w:bookmarkEnd w:id="48"/>
-    <w:bookmarkStart w:id="49" w:name="X396d3d0b5187999f1464df6c680b6b0a55648d4"/>
+    <w:bookmarkEnd w:id="60"/>
+    <w:bookmarkStart w:id="61" w:name="X396d3d0b5187999f1464df6c680b6b0a55648d4"/>
     <w:p>
       <w:pPr>
         <w:pStyle w:val="Heading3"/>
@@ -7508,9 +7742,9 @@
         </w:pict>
       </w:r>
     </w:p>
-    <w:bookmarkEnd w:id="49"/>
-    <w:bookmarkEnd w:id="50"/>
-    <w:bookmarkStart w:id="55" w:name="X4a9ae2b712e44f9f1534a69649a81e68e0872b0"/>
+    <w:bookmarkEnd w:id="61"/>
+    <w:bookmarkEnd w:id="62"/>
+    <w:bookmarkStart w:id="67" w:name="X4a9ae2b712e44f9f1534a69649a81e68e0872b0"/>
     <w:p>
       <w:pPr>
         <w:pStyle w:val="Heading2"/>
@@ -7519,7 +7753,7 @@
         <w:t xml:space="preserve">10. Paiement en espèces (COD)</w:t>
       </w:r>
     </w:p>
-    <w:bookmarkStart w:id="51" w:name="Xd42d1d905c686a0a75cd7fb1abe18bf269d4598"/>
+    <w:bookmarkStart w:id="63" w:name="Xd42d1d905c686a0a75cd7fb1abe18bf269d4598"/>
     <w:p>
       <w:pPr>
         <w:pStyle w:val="Heading3"/>
@@ -7536,8 +7770,8 @@
         <w:t xml:space="preserve">Le paiement en espèces (Cash on Delivery) permet au client de payer directement au livreur lors de la réception des pièces.</w:t>
       </w:r>
     </w:p>
-    <w:bookmarkEnd w:id="51"/>
-    <w:bookmarkStart w:id="52" w:name="X03f0ee81ddc47457d9d58d0d29533c5bd966de4"/>
+    <w:bookmarkEnd w:id="63"/>
+    <w:bookmarkStart w:id="64" w:name="X03f0ee81ddc47457d9d58d0d29533c5bd966de4"/>
     <w:p>
       <w:pPr>
         <w:pStyle w:val="Heading3"/>
@@ -7565,8 +7799,8 @@
         <w:t xml:space="preserve">Au-delà de ce montant, le client doit utiliser un paiement Mobile Money.</w:t>
       </w:r>
     </w:p>
-    <w:bookmarkEnd w:id="52"/>
-    <w:bookmarkStart w:id="53" w:name="X5e150e307d407517a24a26f7122c114fc64d8e7"/>
+    <w:bookmarkEnd w:id="64"/>
+    <w:bookmarkStart w:id="65" w:name="X5e150e307d407517a24a26f7122c114fc64d8e7"/>
     <w:p>
       <w:pPr>
         <w:pStyle w:val="Heading3"/>
@@ -7787,14 +8021,14 @@
         <w:t xml:space="preserve">         │                                      POST /:id/deliver</w:t>
       </w:r>
     </w:p>
-    <w:bookmarkEnd w:id="53"/>
-    <w:bookmarkStart w:id="54" w:name="X4f72ea1db74472aee5810c8d322f3116b10122d"/>
+    <w:bookmarkEnd w:id="65"/>
+    <w:bookmarkStart w:id="66" w:name="Xf91c73f6f38ebdc0b8ef49d13d1f7de3f610c91"/>
     <w:p>
       <w:pPr>
         <w:pStyle w:val="Heading3"/>
       </w:pPr>
       <w:r>
-        <w:t xml:space="preserve">10.4 Pas d'escrow pour COD</w:t>
+        <w:t xml:space="preserve">10.4 Pas d'escrow pour COD — c'est le modèle cible</w:t>
       </w:r>
     </w:p>
     <w:p>
@@ -7802,7 +8036,7 @@
         <w:pStyle w:val="FirstParagraph"/>
       </w:pPr>
       <w:r>
-        <w:t xml:space="preserve">Le paiement COD</w:t>
+        <w:t xml:space="preserve">Le paiement à la remise</w:t>
       </w:r>
       <w:r>
         <w:t xml:space="preserve"> </w:t>
@@ -7818,7 +8052,31 @@
         <w:t xml:space="preserve"> </w:t>
       </w:r>
       <w:r>
-        <w:t xml:space="preserve">— le paiement est effectué directement entre l'acheteur et le livreur. Le livreur reverse ensuite le montant au vendeur selon les modalités de la plateforme.</w:t>
+        <w:t xml:space="preserve">: l'encaissement se fait directement entre l'acheteur et le livreur, et la part du vendeur lui est transmise immédiatement, commission déduite.</w:t>
+      </w:r>
+    </w:p>
+    <w:p>
+      <w:pPr>
+        <w:pStyle w:val="BodyText"/>
+      </w:pPr>
+      <w:r>
+        <w:t xml:space="preserve">Ce comportement n'est plus une exception :</w:t>
+      </w:r>
+      <w:r>
+        <w:t xml:space="preserve"> </w:t>
+      </w:r>
+      <w:r>
+        <w:rPr>
+          <w:b/>
+          <w:bCs/>
+        </w:rPr>
+        <w:t xml:space="preserve">c'est le modèle vers lequel tout le système converge.</w:t>
+      </w:r>
+      <w:r>
+        <w:t xml:space="preserve"> </w:t>
+      </w:r>
+      <w:r>
+        <w:t xml:space="preserve">Le paiement en ligne doit s'aligner dessus — encaisser, puis transmettre au vendeur sans blocage — et non l'inverse.</w:t>
       </w:r>
     </w:p>
     <w:p>
@@ -7828,9 +8086,9 @@
         </w:pict>
       </w:r>
     </w:p>
-    <w:bookmarkEnd w:id="54"/>
-    <w:bookmarkEnd w:id="55"/>
-    <w:bookmarkStart w:id="61" w:name="Xc3e18f0072baec8479f0ad72191ce0e1b6c89c6"/>
+    <w:bookmarkEnd w:id="66"/>
+    <w:bookmarkEnd w:id="67"/>
+    <w:bookmarkStart w:id="73" w:name="Xc3e18f0072baec8479f0ad72191ce0e1b6c89c6"/>
     <w:p>
       <w:pPr>
         <w:pStyle w:val="Heading2"/>
@@ -7839,7 +8097,7 @@
         <w:t xml:space="preserve">11. Webhook CinetPay</w:t>
       </w:r>
     </w:p>
-    <w:bookmarkStart w:id="56" w:name="Xd499b63b164ecf1c63079fd69268abf0d8b39bb"/>
+    <w:bookmarkStart w:id="68" w:name="Xd499b63b164ecf1c63079fd69268abf0d8b39bb"/>
     <w:p>
       <w:pPr>
         <w:pStyle w:val="Heading3"/>
@@ -7868,8 +8126,8 @@
         <w:t xml:space="preserve">Auth: Aucune (appelé par les serveurs CinetPay)</w:t>
       </w:r>
     </w:p>
-    <w:bookmarkEnd w:id="56"/>
-    <w:bookmarkStart w:id="57" w:name="X72e9b6e8103b0868ef0c8b14595cc2ef44aa8bf"/>
+    <w:bookmarkEnd w:id="68"/>
+    <w:bookmarkStart w:id="69" w:name="X72e9b6e8103b0868ef0c8b14595cc2ef44aa8bf"/>
     <w:p>
       <w:pPr>
         <w:pStyle w:val="Heading3"/>
@@ -8048,8 +8306,8 @@
         <w:t xml:space="preserve">}</w:t>
       </w:r>
     </w:p>
-    <w:bookmarkEnd w:id="57"/>
-    <w:bookmarkStart w:id="58" w:name="X715934439f51c9a0e280bb31606a79be5c40084"/>
+    <w:bookmarkEnd w:id="69"/>
+    <w:bookmarkStart w:id="70" w:name="X715934439f51c9a0e280bb31606a79be5c40084"/>
     <w:p>
       <w:pPr>
         <w:pStyle w:val="Heading3"/>
@@ -8237,8 +8495,8 @@
         </w:tc>
       </w:tr>
     </w:tbl>
-    <w:bookmarkEnd w:id="58"/>
-    <w:bookmarkStart w:id="59" w:name="X68378e3e7191b9ad2c7bd41db8ea9296bd7b583"/>
+    <w:bookmarkEnd w:id="70"/>
+    <w:bookmarkStart w:id="71" w:name="X68378e3e7191b9ad2c7bd41db8ea9296bd7b583"/>
     <w:p>
       <w:pPr>
         <w:pStyle w:val="Heading3"/>
@@ -8690,8 +8948,8 @@
         <w:t xml:space="preserve">;</w:t>
       </w:r>
     </w:p>
-    <w:bookmarkEnd w:id="59"/>
-    <w:bookmarkStart w:id="60" w:name="X6777dfee1c2bce6bde5a50a741f3828e22e707c"/>
+    <w:bookmarkEnd w:id="71"/>
+    <w:bookmarkStart w:id="72" w:name="X6777dfee1c2bce6bde5a50a741f3828e22e707c"/>
     <w:p>
       <w:pPr>
         <w:pStyle w:val="Heading3"/>
@@ -8802,49 +9060,90 @@
         </w:pict>
       </w:r>
     </w:p>
-    <w:bookmarkEnd w:id="60"/>
-    <w:bookmarkEnd w:id="61"/>
-    <w:bookmarkStart w:id="65" w:name="X8e348bd4699d137d0d72e30bcd8da444bd06e6a"/>
+    <w:bookmarkEnd w:id="72"/>
+    <w:bookmarkEnd w:id="73"/>
+    <w:bookmarkStart w:id="77" w:name="Xec27362a642b6600e9239d6ac1513d2cd25bfd2"/>
     <w:p>
       <w:pPr>
         <w:pStyle w:val="Heading2"/>
       </w:pPr>
       <w:r>
-        <w:t xml:space="preserve">12. Système escrow (séquestre)</w:t>
-      </w:r>
-    </w:p>
-    <w:bookmarkStart w:id="62" w:name="Xec6f59a3bcacd2aca8de93f59d080365def169c"/>
-    <w:p>
-      <w:pPr>
-        <w:pStyle w:val="Heading3"/>
-      </w:pPr>
-      <w:r>
-        <w:t xml:space="preserve">12.1 Principe</w:t>
-      </w:r>
-    </w:p>
-    <w:p>
-      <w:pPr>
-        <w:pStyle w:val="FirstParagraph"/>
-      </w:pPr>
-      <w:r>
-        <w:t xml:space="preserve">L'</w:t>
-      </w:r>
+        <w:t xml:space="preserve">12. Système escrow (séquestre) — circuit en retrait</w:t>
+      </w:r>
+    </w:p>
+    <w:p>
+      <w:pPr>
+        <w:pStyle w:val="BlockText"/>
+      </w:pPr>
       <w:r>
         <w:rPr>
           <w:b/>
           <w:bCs/>
         </w:rPr>
+        <w:t xml:space="preserve">Circuit en retrait.</w:t>
+      </w:r>
+      <w:r>
+        <w:t xml:space="preserve"> </w:t>
+      </w:r>
+      <w:r>
+        <w:t xml:space="preserve">Les sections 12 à 16 et 18.2 décrivent le séquestre tel qu'il est</w:t>
+      </w:r>
+      <w:r>
+        <w:t xml:space="preserve"> </w:t>
+      </w:r>
+      <w:r>
+        <w:rPr>
+          <w:b/>
+          <w:bCs/>
+        </w:rPr>
+        <w:t xml:space="preserve">encore implémenté dans le code</w:t>
+      </w:r>
+      <w:r>
+        <w:t xml:space="preserve">. Ce n'est plus le modèle annoncé : le blocage des fonds est remplacé par le paiement direct décrit en section 1. Elles restent ici parce qu'un développeur doit pouvoir lire ce qui tourne aujourd'hui — pas parce qu'il faut le maintenir.</w:t>
+      </w:r>
+    </w:p>
+    <w:bookmarkStart w:id="74" w:name="Xec6f59a3bcacd2aca8de93f59d080365def169c"/>
+    <w:p>
+      <w:pPr>
+        <w:pStyle w:val="Heading3"/>
+      </w:pPr>
+      <w:r>
+        <w:t xml:space="preserve">12.1 Principe</w:t>
+      </w:r>
+    </w:p>
+    <w:p>
+      <w:pPr>
+        <w:pStyle w:val="FirstParagraph"/>
+      </w:pPr>
+      <w:r>
+        <w:t xml:space="preserve">L'</w:t>
+      </w:r>
+      <w:r>
+        <w:rPr>
+          <w:b/>
+          <w:bCs/>
+        </w:rPr>
         <w:t xml:space="preserve">escrow</w:t>
       </w:r>
       <w:r>
         <w:t xml:space="preserve"> </w:t>
       </w:r>
       <w:r>
-        <w:t xml:space="preserve">(séquestre) protège l'acheteur en bloquant les fonds entre le paiement et la livraison. Le vendeur ne reçoit le paiement qu'après confirmation de la livraison.</w:t>
-      </w:r>
-    </w:p>
-    <w:bookmarkEnd w:id="62"/>
-    <w:bookmarkStart w:id="63" w:name="Xa2a8be83ea20be70378b5e70d927d0ec390ad14"/>
+        <w:t xml:space="preserve">(séquestre) bloquait les fonds entre le paiement et la livraison : le vendeur ne recevait le paiement qu'après confirmation de la livraison. Dans le modèle actuel, cette attente disparaît — le vendeur est payé dès l'encaissement, et la protection de l'acheteur repose sur le fait qu'</w:t>
+      </w:r>
+      <w:r>
+        <w:rPr>
+          <w:b/>
+          <w:bCs/>
+        </w:rPr>
+        <w:t xml:space="preserve">aucune pièce n'est remise sans être payée</w:t>
+      </w:r>
+      <w:r>
+        <w:t xml:space="preserve">, pas sur la rétention de son argent.</w:t>
+      </w:r>
+    </w:p>
+    <w:bookmarkEnd w:id="74"/>
+    <w:bookmarkStart w:id="75" w:name="Xa2a8be83ea20be70378b5e70d927d0ec390ad14"/>
     <w:p>
       <w:pPr>
         <w:pStyle w:val="Heading3"/>
@@ -9017,8 +9316,8 @@
         <w:t xml:space="preserve">     └────────────────┘    └────────────────┘</w:t>
       </w:r>
     </w:p>
-    <w:bookmarkEnd w:id="63"/>
-    <w:bookmarkStart w:id="64" w:name="Xe630c14780f2b83b8b00f7974400b078266eff1"/>
+    <w:bookmarkEnd w:id="75"/>
+    <w:bookmarkStart w:id="76" w:name="Xe630c14780f2b83b8b00f7974400b078266eff1"/>
     <w:p>
       <w:pPr>
         <w:pStyle w:val="Heading3"/>
@@ -9201,18 +9500,18 @@
         </w:pict>
       </w:r>
     </w:p>
-    <w:bookmarkEnd w:id="64"/>
-    <w:bookmarkEnd w:id="65"/>
-    <w:bookmarkStart w:id="69" w:name="X66b9dbaed443329e3b10d05f63aab3df589f510"/>
+    <w:bookmarkEnd w:id="76"/>
+    <w:bookmarkEnd w:id="77"/>
+    <w:bookmarkStart w:id="81" w:name="X86a6cd2c7a6f3c5a1d69900d2d810dc9a72b0dd"/>
     <w:p>
       <w:pPr>
         <w:pStyle w:val="Heading2"/>
       </w:pPr>
       <w:r>
-        <w:t xml:space="preserve">13. Création de l'escrow</w:t>
-      </w:r>
-    </w:p>
-    <w:bookmarkStart w:id="66" w:name="X2a6ff195bbd1293be57e056ea2d84f64e8cba23"/>
+        <w:t xml:space="preserve">13. Création de l'escrow — circuit en retrait</w:t>
+      </w:r>
+    </w:p>
+    <w:bookmarkStart w:id="78" w:name="X2a6ff195bbd1293be57e056ea2d84f64e8cba23"/>
     <w:p>
       <w:pPr>
         <w:pStyle w:val="Heading3"/>
@@ -9583,8 +9882,8 @@
         <w:t xml:space="preserve">}</w:t>
       </w:r>
     </w:p>
-    <w:bookmarkEnd w:id="66"/>
-    <w:bookmarkStart w:id="67" w:name="X996762ecec84bbcd03abde7b36e1dbeed1cb624"/>
+    <w:bookmarkEnd w:id="78"/>
+    <w:bookmarkStart w:id="79" w:name="X996762ecec84bbcd03abde7b36e1dbeed1cb624"/>
     <w:p>
       <w:pPr>
         <w:pStyle w:val="Heading3"/>
@@ -9613,8 +9912,8 @@
         <w:t xml:space="preserve">.</w:t>
       </w:r>
     </w:p>
-    <w:bookmarkEnd w:id="67"/>
-    <w:bookmarkStart w:id="68" w:name="X5a4502f08c6907a902f69c0be72c07ea5067f8f"/>
+    <w:bookmarkEnd w:id="79"/>
+    <w:bookmarkStart w:id="80" w:name="X5a4502f08c6907a902f69c0be72c07ea5067f8f"/>
     <w:p>
       <w:pPr>
         <w:pStyle w:val="Heading3"/>
@@ -9628,7 +9927,7 @@
         <w:pStyle w:val="Compact"/>
         <w:numPr>
           <w:ilvl w:val="0"/>
-          <w:numId w:val="1002"/>
+          <w:numId w:val="1003"/>
         </w:numPr>
       </w:pPr>
       <w:r>
@@ -9665,7 +9964,7 @@
         <w:pStyle w:val="Compact"/>
         <w:numPr>
           <w:ilvl w:val="0"/>
-          <w:numId w:val="1002"/>
+          <w:numId w:val="1003"/>
         </w:numPr>
       </w:pPr>
       <w:r>
@@ -9692,7 +9991,7 @@
         <w:pStyle w:val="Compact"/>
         <w:numPr>
           <w:ilvl w:val="0"/>
-          <w:numId w:val="1002"/>
+          <w:numId w:val="1003"/>
         </w:numPr>
       </w:pPr>
       <w:r>
@@ -9730,18 +10029,18 @@
         </w:pict>
       </w:r>
     </w:p>
-    <w:bookmarkEnd w:id="68"/>
-    <w:bookmarkEnd w:id="69"/>
-    <w:bookmarkStart w:id="73" w:name="X35449f918b484ca216b33bf24a8f4dae1ad46b5"/>
+    <w:bookmarkEnd w:id="80"/>
+    <w:bookmarkEnd w:id="81"/>
+    <w:bookmarkStart w:id="85" w:name="Xbaced91030852a29dd5e706d8dd19a58a89a3ea"/>
     <w:p>
       <w:pPr>
         <w:pStyle w:val="Heading2"/>
       </w:pPr>
       <w:r>
-        <w:t xml:space="preserve">14. Libération de l'escrow</w:t>
-      </w:r>
-    </w:p>
-    <w:bookmarkStart w:id="70" w:name="X509f99398fea32c74b11bbb583bb1c37c1e26b8"/>
+        <w:t xml:space="preserve">14. Libération de l'escrow — circuit en retrait</w:t>
+      </w:r>
+    </w:p>
+    <w:bookmarkStart w:id="82" w:name="X509f99398fea32c74b11bbb583bb1c37c1e26b8"/>
     <w:p>
       <w:pPr>
         <w:pStyle w:val="Heading3"/>
@@ -10394,8 +10693,8 @@
         <w:t xml:space="preserve">}</w:t>
       </w:r>
     </w:p>
-    <w:bookmarkEnd w:id="70"/>
-    <w:bookmarkStart w:id="71" w:name="X7e438b1f67ec282c32ff7653ad9299993ddca12"/>
+    <w:bookmarkEnd w:id="82"/>
+    <w:bookmarkStart w:id="83" w:name="X7e438b1f67ec282c32ff7653ad9299993ddca12"/>
     <w:p>
       <w:pPr>
         <w:pStyle w:val="Heading3"/>
@@ -10514,8 +10813,8 @@
         </w:tc>
       </w:tr>
     </w:tbl>
-    <w:bookmarkEnd w:id="71"/>
-    <w:bookmarkStart w:id="72" w:name="Xc441e4ef4e92cc99ecde12980f103de83bd38b7"/>
+    <w:bookmarkEnd w:id="83"/>
+    <w:bookmarkStart w:id="84" w:name="Xc441e4ef4e92cc99ecde12980f103de83bd38b7"/>
     <w:p>
       <w:pPr>
         <w:pStyle w:val="Heading3"/>
@@ -10529,7 +10828,7 @@
         <w:pStyle w:val="Compact"/>
         <w:numPr>
           <w:ilvl w:val="0"/>
-          <w:numId w:val="1003"/>
+          <w:numId w:val="1004"/>
         </w:numPr>
       </w:pPr>
       <w:r>
@@ -10551,7 +10850,7 @@
         <w:pStyle w:val="Compact"/>
         <w:numPr>
           <w:ilvl w:val="0"/>
-          <w:numId w:val="1003"/>
+          <w:numId w:val="1004"/>
         </w:numPr>
       </w:pPr>
       <w:r>
@@ -10573,7 +10872,7 @@
         <w:pStyle w:val="Compact"/>
         <w:numPr>
           <w:ilvl w:val="0"/>
-          <w:numId w:val="1003"/>
+          <w:numId w:val="1004"/>
         </w:numPr>
       </w:pPr>
       <w:r>
@@ -10587,18 +10886,18 @@
         </w:pict>
       </w:r>
     </w:p>
-    <w:bookmarkEnd w:id="72"/>
-    <w:bookmarkEnd w:id="73"/>
-    <w:bookmarkStart w:id="77" w:name="X8fc608422af97312d265d2a966c7ee3a61e54af"/>
+    <w:bookmarkEnd w:id="84"/>
+    <w:bookmarkEnd w:id="85"/>
+    <w:bookmarkStart w:id="89" w:name="Xbb4fd1ad8f587c1195ca150acc13066ab07bbe4"/>
     <w:p>
       <w:pPr>
         <w:pStyle w:val="Heading2"/>
       </w:pPr>
       <w:r>
-        <w:t xml:space="preserve">15. Remboursement de l'escrow</w:t>
-      </w:r>
-    </w:p>
-    <w:bookmarkStart w:id="74" w:name="X3747b8e43a3f8406b0a4f6c29ee1784889d4c1b"/>
+        <w:t xml:space="preserve">15. Remboursement de l'escrow — circuit en retrait</w:t>
+      </w:r>
+    </w:p>
+    <w:bookmarkStart w:id="86" w:name="X3747b8e43a3f8406b0a4f6c29ee1784889d4c1b"/>
     <w:p>
       <w:pPr>
         <w:pStyle w:val="Heading3"/>
@@ -11251,8 +11550,8 @@
         <w:t xml:space="preserve">}</w:t>
       </w:r>
     </w:p>
-    <w:bookmarkEnd w:id="74"/>
-    <w:bookmarkStart w:id="75" w:name="X1cfb53816511f95fdd60847d780cfc678b4ddb0"/>
+    <w:bookmarkEnd w:id="86"/>
+    <w:bookmarkStart w:id="87" w:name="X1cfb53816511f95fdd60847d780cfc678b4ddb0"/>
     <w:p>
       <w:pPr>
         <w:pStyle w:val="Heading3"/>
@@ -11347,137 +11646,14 @@
         </w:tc>
       </w:tr>
     </w:tbl>
-    <w:bookmarkEnd w:id="75"/>
-    <w:bookmarkStart w:id="76" w:name="X86ba7806445617fa9767e98ba717b3a969cd686"/>
+    <w:bookmarkEnd w:id="87"/>
+    <w:bookmarkStart w:id="88" w:name="X86ba7806445617fa9767e98ba717b3a969cd686"/>
     <w:p>
       <w:pPr>
         <w:pStyle w:val="Heading3"/>
       </w:pPr>
       <w:r>
         <w:t xml:space="preserve">15.3 Ce que signifie le remboursement</w:t>
-      </w:r>
-    </w:p>
-    <w:p>
-      <w:pPr>
-        <w:pStyle w:val="Compact"/>
-        <w:numPr>
-          <w:ilvl w:val="0"/>
-          <w:numId w:val="1004"/>
-        </w:numPr>
-      </w:pPr>
-      <w:r>
-        <w:t xml:space="preserve">L'acheteur</w:t>
-      </w:r>
-      <w:r>
-        <w:t xml:space="preserve"> </w:t>
-      </w:r>
-      <w:r>
-        <w:rPr>
-          <w:b/>
-          <w:bCs/>
-        </w:rPr>
-        <w:t xml:space="preserve">récupère ses fonds</w:t>
-      </w:r>
-    </w:p>
-    <w:p>
-      <w:pPr>
-        <w:pStyle w:val="Compact"/>
-        <w:numPr>
-          <w:ilvl w:val="0"/>
-          <w:numId w:val="1004"/>
-        </w:numPr>
-      </w:pPr>
-      <w:r>
-        <w:t xml:space="preserve">La commande passe en statut</w:t>
-      </w:r>
-      <w:r>
-        <w:t xml:space="preserve"> </w:t>
-      </w:r>
-      <w:r>
-        <w:rPr>
-          <w:b/>
-          <w:bCs/>
-        </w:rPr>
-        <w:t xml:space="preserve">CANCELLED</w:t>
-      </w:r>
-      <w:r>
-        <w:t xml:space="preserve"> </w:t>
-      </w:r>
-      <w:r>
-        <w:t xml:space="preserve">(si annulation)</w:t>
-      </w:r>
-    </w:p>
-    <w:p>
-      <w:pPr>
-        <w:pStyle w:val="Compact"/>
-        <w:numPr>
-          <w:ilvl w:val="0"/>
-          <w:numId w:val="1004"/>
-        </w:numPr>
-      </w:pPr>
-      <w:r>
-        <w:t xml:space="preserve">Le vendeur ne reçoit</w:t>
-      </w:r>
-      <w:r>
-        <w:t xml:space="preserve"> </w:t>
-      </w:r>
-      <w:r>
-        <w:rPr>
-          <w:b/>
-          <w:bCs/>
-        </w:rPr>
-        <w:t xml:space="preserve">rien</w:t>
-      </w:r>
-    </w:p>
-    <w:p>
-      <w:r>
-        <w:pict>
-          <v:rect style="width:0;height:1.5pt" o:hralign="center" o:hrstd="t" o:hr="t"/>
-        </w:pict>
-      </w:r>
-    </w:p>
-    <w:bookmarkEnd w:id="76"/>
-    <w:bookmarkEnd w:id="77"/>
-    <w:bookmarkStart w:id="82" w:name="X1e79c6880db3af83ea06ba03de3d4608a16ec56"/>
-    <w:p>
-      <w:pPr>
-        <w:pStyle w:val="Heading2"/>
-      </w:pPr>
-      <w:r>
-        <w:t xml:space="preserve">16. Auto-libération 48 heures</w:t>
-      </w:r>
-    </w:p>
-    <w:bookmarkStart w:id="78" w:name="X1af01571032a82c36ebd2235725ce0e73ad1513"/>
-    <w:p>
-      <w:pPr>
-        <w:pStyle w:val="Heading3"/>
-      </w:pPr>
-      <w:r>
-        <w:t xml:space="preserve">16.1 Principe</w:t>
-      </w:r>
-    </w:p>
-    <w:p>
-      <w:pPr>
-        <w:pStyle w:val="FirstParagraph"/>
-      </w:pPr>
-      <w:r>
-        <w:t xml:space="preserve">Après la livraison, l'acheteur dispose de</w:t>
-      </w:r>
-      <w:r>
-        <w:t xml:space="preserve"> </w:t>
-      </w:r>
-      <w:r>
-        <w:rPr>
-          <w:b/>
-          <w:bCs/>
-        </w:rPr>
-        <w:t xml:space="preserve">48 heures</w:t>
-      </w:r>
-      <w:r>
-        <w:t xml:space="preserve"> </w:t>
-      </w:r>
-      <w:r>
-        <w:t xml:space="preserve">pour :</w:t>
       </w:r>
     </w:p>
     <w:p>
@@ -11489,7 +11665,17 @@
         </w:numPr>
       </w:pPr>
       <w:r>
-        <w:t xml:space="preserve">Vérifier la pièce reçue</w:t>
+        <w:t xml:space="preserve">L'acheteur</w:t>
+      </w:r>
+      <w:r>
+        <w:t xml:space="preserve"> </w:t>
+      </w:r>
+      <w:r>
+        <w:rPr>
+          <w:b/>
+          <w:bCs/>
+        </w:rPr>
+        <w:t xml:space="preserve">récupère ses fonds</w:t>
       </w:r>
     </w:p>
     <w:p>
@@ -11501,7 +11687,23 @@
         </w:numPr>
       </w:pPr>
       <w:r>
-        <w:t xml:space="preserve">Confirmer la réception</w:t>
+        <w:t xml:space="preserve">La commande passe en statut</w:t>
+      </w:r>
+      <w:r>
+        <w:t xml:space="preserve"> </w:t>
+      </w:r>
+      <w:r>
+        <w:rPr>
+          <w:b/>
+          <w:bCs/>
+        </w:rPr>
+        <w:t xml:space="preserve">CANCELLED</w:t>
+      </w:r>
+      <w:r>
+        <w:t xml:space="preserve"> </w:t>
+      </w:r>
+      <w:r>
+        <w:t xml:space="preserve">(si annulation)</w:t>
       </w:r>
     </w:p>
     <w:p>
@@ -11513,15 +11715,7 @@
         </w:numPr>
       </w:pPr>
       <w:r>
-        <w:t xml:space="preserve">Ouvrir un litige si nécessaire</w:t>
-      </w:r>
-    </w:p>
-    <w:p>
-      <w:pPr>
-        <w:pStyle w:val="FirstParagraph"/>
-      </w:pPr>
-      <w:r>
-        <w:t xml:space="preserve">Si aucune action n'est prise, les fonds sont</w:t>
+        <w:t xml:space="preserve">Le vendeur ne reçoit</w:t>
       </w:r>
       <w:r>
         <w:t xml:space="preserve"> </w:t>
@@ -11531,1091 +11725,7 @@
           <w:b/>
           <w:bCs/>
         </w:rPr>
-        <w:t xml:space="preserve">automatiquement libérés</w:t>
-      </w:r>
-      <w:r>
-        <w:t xml:space="preserve"> </w:t>
-      </w:r>
-      <w:r>
-        <w:t xml:space="preserve">au vendeur.</w:t>
-      </w:r>
-    </w:p>
-    <w:bookmarkEnd w:id="78"/>
-    <w:bookmarkStart w:id="79" w:name="Xc3022c48b90abe6bf3f8f202bb91e5f2d2e71e6"/>
-    <w:p>
-      <w:pPr>
-        <w:pStyle w:val="Heading3"/>
-      </w:pPr>
-      <w:r>
-        <w:t xml:space="preserve">16.2 Diagramme temporel</w:t>
-      </w:r>
-    </w:p>
-    <w:p>
-      <w:pPr>
-        <w:pStyle w:val="SourceCode"/>
-      </w:pPr>
-      <w:r>
-        <w:rPr>
-          <w:rStyle w:val="VerbatimChar"/>
-        </w:rPr>
-        <w:t xml:space="preserve">                     Livraison</w:t>
-      </w:r>
-      <w:r>
-        <w:br/>
-      </w:r>
-      <w:r>
-        <w:rPr>
-          <w:rStyle w:val="VerbatimChar"/>
-        </w:rPr>
-        <w:t xml:space="preserve">                     effectuée</w:t>
-      </w:r>
-      <w:r>
-        <w:br/>
-      </w:r>
-      <w:r>
-        <w:rPr>
-          <w:rStyle w:val="VerbatimChar"/>
-        </w:rPr>
-        <w:t xml:space="preserve">                        │</w:t>
-      </w:r>
-      <w:r>
-        <w:br/>
-      </w:r>
-      <w:r>
-        <w:rPr>
-          <w:rStyle w:val="VerbatimChar"/>
-        </w:rPr>
-        <w:t xml:space="preserve">                        │ T+0h</w:t>
-      </w:r>
-      <w:r>
-        <w:br/>
-      </w:r>
-      <w:r>
-        <w:rPr>
-          <w:rStyle w:val="VerbatimChar"/>
-        </w:rPr>
-        <w:t xml:space="preserve">                        │</w:t>
-      </w:r>
-      <w:r>
-        <w:br/>
-      </w:r>
-      <w:r>
-        <w:rPr>
-          <w:rStyle w:val="VerbatimChar"/>
-        </w:rPr>
-        <w:t xml:space="preserve">              ┌─────────┴─────────┐</w:t>
-      </w:r>
-      <w:r>
-        <w:br/>
-      </w:r>
-      <w:r>
-        <w:rPr>
-          <w:rStyle w:val="VerbatimChar"/>
-        </w:rPr>
-        <w:t xml:space="preserve">              │   FENÊTRE 48H     │</w:t>
-      </w:r>
-      <w:r>
-        <w:br/>
-      </w:r>
-      <w:r>
-        <w:rPr>
-          <w:rStyle w:val="VerbatimChar"/>
-        </w:rPr>
-        <w:t xml:space="preserve">              │                   │</w:t>
-      </w:r>
-      <w:r>
-        <w:br/>
-      </w:r>
-      <w:r>
-        <w:rPr>
-          <w:rStyle w:val="VerbatimChar"/>
-        </w:rPr>
-        <w:t xml:space="preserve">              │  Acheteur peut :  │</w:t>
-      </w:r>
-      <w:r>
-        <w:br/>
-      </w:r>
-      <w:r>
-        <w:rPr>
-          <w:rStyle w:val="VerbatimChar"/>
-        </w:rPr>
-        <w:t xml:space="preserve">              │  - Confirmer ✅    │</w:t>
-      </w:r>
-      <w:r>
-        <w:br/>
-      </w:r>
-      <w:r>
-        <w:rPr>
-          <w:rStyle w:val="VerbatimChar"/>
-        </w:rPr>
-        <w:t xml:space="preserve">              │  - Ouvrir litige ❌│</w:t>
-      </w:r>
-      <w:r>
-        <w:br/>
-      </w:r>
-      <w:r>
-        <w:rPr>
-          <w:rStyle w:val="VerbatimChar"/>
-        </w:rPr>
-        <w:t xml:space="preserve">              │                   │</w:t>
-      </w:r>
-      <w:r>
-        <w:br/>
-      </w:r>
-      <w:r>
-        <w:rPr>
-          <w:rStyle w:val="VerbatimChar"/>
-        </w:rPr>
-        <w:t xml:space="preserve">              │  T+24h            │</w:t>
-      </w:r>
-      <w:r>
-        <w:br/>
-      </w:r>
-      <w:r>
-        <w:rPr>
-          <w:rStyle w:val="VerbatimChar"/>
-        </w:rPr>
-        <w:t xml:space="preserve">              │  ...              │</w:t>
-      </w:r>
-      <w:r>
-        <w:br/>
-      </w:r>
-      <w:r>
-        <w:rPr>
-          <w:rStyle w:val="VerbatimChar"/>
-        </w:rPr>
-        <w:t xml:space="preserve">              │                   │</w:t>
-      </w:r>
-      <w:r>
-        <w:br/>
-      </w:r>
-      <w:r>
-        <w:rPr>
-          <w:rStyle w:val="VerbatimChar"/>
-        </w:rPr>
-        <w:t xml:space="preserve">              └─────────┬─────────┘</w:t>
-      </w:r>
-      <w:r>
-        <w:br/>
-      </w:r>
-      <w:r>
-        <w:rPr>
-          <w:rStyle w:val="VerbatimChar"/>
-        </w:rPr>
-        <w:t xml:space="preserve">                        │ T+48h</w:t>
-      </w:r>
-      <w:r>
-        <w:br/>
-      </w:r>
-      <w:r>
-        <w:rPr>
-          <w:rStyle w:val="VerbatimChar"/>
-        </w:rPr>
-        <w:t xml:space="preserve">                        │</w:t>
-      </w:r>
-      <w:r>
-        <w:br/>
-      </w:r>
-      <w:r>
-        <w:rPr>
-          <w:rStyle w:val="VerbatimChar"/>
-        </w:rPr>
-        <w:t xml:space="preserve">              ┌─────────┴─────────┐</w:t>
-      </w:r>
-      <w:r>
-        <w:br/>
-      </w:r>
-      <w:r>
-        <w:rPr>
-          <w:rStyle w:val="VerbatimChar"/>
-        </w:rPr>
-        <w:t xml:space="preserve">              │                   │</w:t>
-      </w:r>
-      <w:r>
-        <w:br/>
-      </w:r>
-      <w:r>
-        <w:rPr>
-          <w:rStyle w:val="VerbatimChar"/>
-        </w:rPr>
-        <w:t xml:space="preserve">  Si litige ouvert :     Si aucune action :</w:t>
-      </w:r>
-      <w:r>
-        <w:br/>
-      </w:r>
-      <w:r>
-        <w:rPr>
-          <w:rStyle w:val="VerbatimChar"/>
-        </w:rPr>
-        <w:t xml:space="preserve">  Escrow BLOQUÉ          Escrow AUTO-LIBÉRÉ</w:t>
-      </w:r>
-      <w:r>
-        <w:br/>
-      </w:r>
-      <w:r>
-        <w:rPr>
-          <w:rStyle w:val="VerbatimChar"/>
-        </w:rPr>
-        <w:t xml:space="preserve">  En attente admin       Vendeur payé</w:t>
-      </w:r>
-      <w:r>
-        <w:br/>
-      </w:r>
-      <w:r>
-        <w:rPr>
-          <w:rStyle w:val="VerbatimChar"/>
-        </w:rPr>
-        <w:t xml:space="preserve">                         Commande COMPLETED</w:t>
-      </w:r>
-    </w:p>
-    <w:bookmarkEnd w:id="79"/>
-    <w:bookmarkStart w:id="80" w:name="X58974745cc37a295c826c922a1fb99bc296fe1f"/>
-    <w:p>
-      <w:pPr>
-        <w:pStyle w:val="Heading3"/>
-      </w:pPr>
-      <w:r>
-        <w:t xml:space="preserve">16.3 État de l'implémentation</w:t>
-      </w:r>
-    </w:p>
-    <w:p>
-      <w:pPr>
-        <w:pStyle w:val="FirstParagraph"/>
-      </w:pPr>
-      <w:r>
-        <w:t xml:space="preserve">La machine à états permet la transition</w:t>
-      </w:r>
-      <w:r>
-        <w:t xml:space="preserve"> </w:t>
-      </w:r>
-      <w:r>
-        <w:rPr>
-          <w:rStyle w:val="VerbatimChar"/>
-        </w:rPr>
-        <w:t xml:space="preserve">DELIVERED → COMPLETED</w:t>
-      </w:r>
-      <w:r>
-        <w:t xml:space="preserve">, mais le</w:t>
-      </w:r>
-      <w:r>
-        <w:t xml:space="preserve"> </w:t>
-      </w:r>
-      <w:r>
-        <w:rPr>
-          <w:b/>
-          <w:bCs/>
-        </w:rPr>
-        <w:t xml:space="preserve">job schedulé pour l'auto-libération après 48h n'est pas encore implémenté</w:t>
-      </w:r>
-      <w:r>
-        <w:t xml:space="preserve">.</w:t>
-      </w:r>
-    </w:p>
-    <w:bookmarkEnd w:id="80"/>
-    <w:bookmarkStart w:id="81" w:name="X9dcdd5ea9ce382d7c8cb0023dfb347f8b9d5c8c"/>
-    <w:p>
-      <w:pPr>
-        <w:pStyle w:val="Heading3"/>
-      </w:pPr>
-      <w:r>
-        <w:t xml:space="preserve">16.4 Implémentation planifiée</w:t>
-      </w:r>
-    </w:p>
-    <w:p>
-      <w:pPr>
-        <w:pStyle w:val="SourceCode"/>
-      </w:pPr>
-      <w:r>
-        <w:rPr>
-          <w:rStyle w:val="CommentTok"/>
-        </w:rPr>
-        <w:t xml:space="preserve">// 1. Quand la livraison est confirmée, enqueue un job</w:t>
-      </w:r>
-      <w:r>
-        <w:br/>
-      </w:r>
-      <w:r>
-        <w:rPr>
-          <w:rStyle w:val="ControlFlowTok"/>
-        </w:rPr>
-        <w:t xml:space="preserve">await</w:t>
-      </w:r>
-      <w:r>
-        <w:rPr>
-          <w:rStyle w:val="NormalTok"/>
-        </w:rPr>
-        <w:t xml:space="preserve"> </w:t>
-      </w:r>
-      <w:r>
-        <w:rPr>
-          <w:rStyle w:val="FunctionTok"/>
-        </w:rPr>
-        <w:t xml:space="preserve">enqueue</w:t>
-      </w:r>
-      <w:r>
-        <w:rPr>
-          <w:rStyle w:val="NormalTok"/>
-        </w:rPr>
-        <w:t xml:space="preserve">(</w:t>
-      </w:r>
-      <w:r>
-        <w:rPr>
-          <w:rStyle w:val="StringTok"/>
-        </w:rPr>
-        <w:t xml:space="preserve">'ESCROW_AUTO_RELEASE'</w:t>
-      </w:r>
-      <w:r>
-        <w:rPr>
-          <w:rStyle w:val="OperatorTok"/>
-        </w:rPr>
-        <w:t xml:space="preserve">,</w:t>
-      </w:r>
-      <w:r>
-        <w:rPr>
-          <w:rStyle w:val="NormalTok"/>
-        </w:rPr>
-        <w:t xml:space="preserve"> {</w:t>
-      </w:r>
-      <w:r>
-        <w:br/>
-      </w:r>
-      <w:r>
-        <w:rPr>
-          <w:rStyle w:val="NormalTok"/>
-        </w:rPr>
-        <w:t xml:space="preserve">  orderId</w:t>
-      </w:r>
-      <w:r>
-        <w:rPr>
-          <w:rStyle w:val="OperatorTok"/>
-        </w:rPr>
-        <w:t xml:space="preserve">:</w:t>
-      </w:r>
-      <w:r>
-        <w:rPr>
-          <w:rStyle w:val="NormalTok"/>
-        </w:rPr>
-        <w:t xml:space="preserve"> delivery</w:t>
-      </w:r>
-      <w:r>
-        <w:rPr>
-          <w:rStyle w:val="OperatorTok"/>
-        </w:rPr>
-        <w:t xml:space="preserve">.</w:t>
-      </w:r>
-      <w:r>
-        <w:rPr>
-          <w:rStyle w:val="AttributeTok"/>
-        </w:rPr>
-        <w:t xml:space="preserve">orderId</w:t>
-      </w:r>
-      <w:r>
-        <w:br/>
-      </w:r>
-      <w:r>
-        <w:rPr>
-          <w:rStyle w:val="NormalTok"/>
-        </w:rPr>
-        <w:t xml:space="preserve">}</w:t>
-      </w:r>
-      <w:r>
-        <w:rPr>
-          <w:rStyle w:val="OperatorTok"/>
-        </w:rPr>
-        <w:t xml:space="preserve">,</w:t>
-      </w:r>
-      <w:r>
-        <w:rPr>
-          <w:rStyle w:val="NormalTok"/>
-        </w:rPr>
-        <w:t xml:space="preserve"> {</w:t>
-      </w:r>
-      <w:r>
-        <w:br/>
-      </w:r>
-      <w:r>
-        <w:rPr>
-          <w:rStyle w:val="NormalTok"/>
-        </w:rPr>
-        <w:t xml:space="preserve">  scheduledAt</w:t>
-      </w:r>
-      <w:r>
-        <w:rPr>
-          <w:rStyle w:val="OperatorTok"/>
-        </w:rPr>
-        <w:t xml:space="preserve">:</w:t>
-      </w:r>
-      <w:r>
-        <w:rPr>
-          <w:rStyle w:val="NormalTok"/>
-        </w:rPr>
-        <w:t xml:space="preserve"> </w:t>
-      </w:r>
-      <w:r>
-        <w:rPr>
-          <w:rStyle w:val="KeywordTok"/>
-        </w:rPr>
-        <w:t xml:space="preserve">new</w:t>
-      </w:r>
-      <w:r>
-        <w:rPr>
-          <w:rStyle w:val="NormalTok"/>
-        </w:rPr>
-        <w:t xml:space="preserve"> </w:t>
-      </w:r>
-      <w:r>
-        <w:rPr>
-          <w:rStyle w:val="BuiltInTok"/>
-        </w:rPr>
-        <w:t xml:space="preserve">Date</w:t>
-      </w:r>
-      <w:r>
-        <w:rPr>
-          <w:rStyle w:val="NormalTok"/>
-        </w:rPr>
-        <w:t xml:space="preserve">(</w:t>
-      </w:r>
-      <w:r>
-        <w:rPr>
-          <w:rStyle w:val="BuiltInTok"/>
-        </w:rPr>
-        <w:t xml:space="preserve">Date</w:t>
-      </w:r>
-      <w:r>
-        <w:rPr>
-          <w:rStyle w:val="OperatorTok"/>
-        </w:rPr>
-        <w:t xml:space="preserve">.</w:t>
-      </w:r>
-      <w:r>
-        <w:rPr>
-          <w:rStyle w:val="FunctionTok"/>
-        </w:rPr>
-        <w:t xml:space="preserve">now</w:t>
-      </w:r>
-      <w:r>
-        <w:rPr>
-          <w:rStyle w:val="NormalTok"/>
-        </w:rPr>
-        <w:t xml:space="preserve">() </w:t>
-      </w:r>
-      <w:r>
-        <w:rPr>
-          <w:rStyle w:val="OperatorTok"/>
-        </w:rPr>
-        <w:t xml:space="preserve">+</w:t>
-      </w:r>
-      <w:r>
-        <w:rPr>
-          <w:rStyle w:val="NormalTok"/>
-        </w:rPr>
-        <w:t xml:space="preserve"> </w:t>
-      </w:r>
-      <w:r>
-        <w:rPr>
-          <w:rStyle w:val="DecValTok"/>
-        </w:rPr>
-        <w:t xml:space="preserve">48</w:t>
-      </w:r>
-      <w:r>
-        <w:rPr>
-          <w:rStyle w:val="NormalTok"/>
-        </w:rPr>
-        <w:t xml:space="preserve"> </w:t>
-      </w:r>
-      <w:r>
-        <w:rPr>
-          <w:rStyle w:val="OperatorTok"/>
-        </w:rPr>
-        <w:t xml:space="preserve">*</w:t>
-      </w:r>
-      <w:r>
-        <w:rPr>
-          <w:rStyle w:val="NormalTok"/>
-        </w:rPr>
-        <w:t xml:space="preserve"> </w:t>
-      </w:r>
-      <w:r>
-        <w:rPr>
-          <w:rStyle w:val="DecValTok"/>
-        </w:rPr>
-        <w:t xml:space="preserve">60</w:t>
-      </w:r>
-      <w:r>
-        <w:rPr>
-          <w:rStyle w:val="NormalTok"/>
-        </w:rPr>
-        <w:t xml:space="preserve"> </w:t>
-      </w:r>
-      <w:r>
-        <w:rPr>
-          <w:rStyle w:val="OperatorTok"/>
-        </w:rPr>
-        <w:t xml:space="preserve">*</w:t>
-      </w:r>
-      <w:r>
-        <w:rPr>
-          <w:rStyle w:val="NormalTok"/>
-        </w:rPr>
-        <w:t xml:space="preserve"> </w:t>
-      </w:r>
-      <w:r>
-        <w:rPr>
-          <w:rStyle w:val="DecValTok"/>
-        </w:rPr>
-        <w:t xml:space="preserve">60</w:t>
-      </w:r>
-      <w:r>
-        <w:rPr>
-          <w:rStyle w:val="NormalTok"/>
-        </w:rPr>
-        <w:t xml:space="preserve"> </w:t>
-      </w:r>
-      <w:r>
-        <w:rPr>
-          <w:rStyle w:val="OperatorTok"/>
-        </w:rPr>
-        <w:t xml:space="preserve">*</w:t>
-      </w:r>
-      <w:r>
-        <w:rPr>
-          <w:rStyle w:val="NormalTok"/>
-        </w:rPr>
-        <w:t xml:space="preserve"> </w:t>
-      </w:r>
-      <w:r>
-        <w:rPr>
-          <w:rStyle w:val="DecValTok"/>
-        </w:rPr>
-        <w:t xml:space="preserve">1000</w:t>
-      </w:r>
-      <w:r>
-        <w:rPr>
-          <w:rStyle w:val="NormalTok"/>
-        </w:rPr>
-        <w:t xml:space="preserve">) </w:t>
-      </w:r>
-      <w:r>
-        <w:rPr>
-          <w:rStyle w:val="CommentTok"/>
-        </w:rPr>
-        <w:t xml:space="preserve">// +48h</w:t>
-      </w:r>
-      <w:r>
-        <w:br/>
-      </w:r>
-      <w:r>
-        <w:rPr>
-          <w:rStyle w:val="NormalTok"/>
-        </w:rPr>
-        <w:t xml:space="preserve">})</w:t>
-      </w:r>
-      <w:r>
-        <w:rPr>
-          <w:rStyle w:val="OperatorTok"/>
-        </w:rPr>
-        <w:t xml:space="preserve">;</w:t>
-      </w:r>
-      <w:r>
-        <w:br/>
-      </w:r>
-      <w:r>
-        <w:br/>
-      </w:r>
-      <w:r>
-        <w:rPr>
-          <w:rStyle w:val="CommentTok"/>
-        </w:rPr>
-        <w:t xml:space="preserve">// 2. Handler du job</w:t>
-      </w:r>
-      <w:r>
-        <w:br/>
-      </w:r>
-      <w:r>
-        <w:rPr>
-          <w:rStyle w:val="KeywordTok"/>
-        </w:rPr>
-        <w:t xml:space="preserve">async</w:t>
-      </w:r>
-      <w:r>
-        <w:rPr>
-          <w:rStyle w:val="NormalTok"/>
-        </w:rPr>
-        <w:t xml:space="preserve"> </w:t>
-      </w:r>
-      <w:r>
-        <w:rPr>
-          <w:rStyle w:val="KeywordTok"/>
-        </w:rPr>
-        <w:t xml:space="preserve">function</w:t>
-      </w:r>
-      <w:r>
-        <w:rPr>
-          <w:rStyle w:val="NormalTok"/>
-        </w:rPr>
-        <w:t xml:space="preserve"> </w:t>
-      </w:r>
-      <w:r>
-        <w:rPr>
-          <w:rStyle w:val="FunctionTok"/>
-        </w:rPr>
-        <w:t xml:space="preserve">handleEscrowAutoRelease</w:t>
-      </w:r>
-      <w:r>
-        <w:rPr>
-          <w:rStyle w:val="NormalTok"/>
-        </w:rPr>
-        <w:t xml:space="preserve">(job) {</w:t>
-      </w:r>
-      <w:r>
-        <w:br/>
-      </w:r>
-      <w:r>
-        <w:rPr>
-          <w:rStyle w:val="NormalTok"/>
-        </w:rPr>
-        <w:t xml:space="preserve">  </w:t>
-      </w:r>
-      <w:r>
-        <w:rPr>
-          <w:rStyle w:val="KeywordTok"/>
-        </w:rPr>
-        <w:t xml:space="preserve">const</w:t>
-      </w:r>
-      <w:r>
-        <w:rPr>
-          <w:rStyle w:val="NormalTok"/>
-        </w:rPr>
-        <w:t xml:space="preserve"> { orderId } </w:t>
-      </w:r>
-      <w:r>
-        <w:rPr>
-          <w:rStyle w:val="OperatorTok"/>
-        </w:rPr>
-        <w:t xml:space="preserve">=</w:t>
-      </w:r>
-      <w:r>
-        <w:rPr>
-          <w:rStyle w:val="NormalTok"/>
-        </w:rPr>
-        <w:t xml:space="preserve"> job</w:t>
-      </w:r>
-      <w:r>
-        <w:rPr>
-          <w:rStyle w:val="OperatorTok"/>
-        </w:rPr>
-        <w:t xml:space="preserve">.</w:t>
-      </w:r>
-      <w:r>
-        <w:rPr>
-          <w:rStyle w:val="AttributeTok"/>
-        </w:rPr>
-        <w:t xml:space="preserve">payload</w:t>
-      </w:r>
-      <w:r>
-        <w:rPr>
-          <w:rStyle w:val="OperatorTok"/>
-        </w:rPr>
-        <w:t xml:space="preserve">;</w:t>
-      </w:r>
-      <w:r>
-        <w:br/>
-      </w:r>
-      <w:r>
-        <w:br/>
-      </w:r>
-      <w:r>
-        <w:rPr>
-          <w:rStyle w:val="NormalTok"/>
-        </w:rPr>
-        <w:t xml:space="preserve">  </w:t>
-      </w:r>
-      <w:r>
-        <w:rPr>
-          <w:rStyle w:val="CommentTok"/>
-        </w:rPr>
-        <w:t xml:space="preserve">// Vérifier qu'aucun litige n'a été ouvert</w:t>
-      </w:r>
-      <w:r>
-        <w:br/>
-      </w:r>
-      <w:r>
-        <w:rPr>
-          <w:rStyle w:val="NormalTok"/>
-        </w:rPr>
-        <w:t xml:space="preserve">  </w:t>
-      </w:r>
-      <w:r>
-        <w:rPr>
-          <w:rStyle w:val="KeywordTok"/>
-        </w:rPr>
-        <w:t xml:space="preserve">const</w:t>
-      </w:r>
-      <w:r>
-        <w:rPr>
-          <w:rStyle w:val="NormalTok"/>
-        </w:rPr>
-        <w:t xml:space="preserve"> dispute </w:t>
-      </w:r>
-      <w:r>
-        <w:rPr>
-          <w:rStyle w:val="OperatorTok"/>
-        </w:rPr>
-        <w:t xml:space="preserve">=</w:t>
-      </w:r>
-      <w:r>
-        <w:rPr>
-          <w:rStyle w:val="NormalTok"/>
-        </w:rPr>
-        <w:t xml:space="preserve"> </w:t>
-      </w:r>
-      <w:r>
-        <w:rPr>
-          <w:rStyle w:val="ControlFlowTok"/>
-        </w:rPr>
-        <w:t xml:space="preserve">await</w:t>
-      </w:r>
-      <w:r>
-        <w:rPr>
-          <w:rStyle w:val="NormalTok"/>
-        </w:rPr>
-        <w:t xml:space="preserve"> prisma</w:t>
-      </w:r>
-      <w:r>
-        <w:rPr>
-          <w:rStyle w:val="OperatorTok"/>
-        </w:rPr>
-        <w:t xml:space="preserve">.</w:t>
-      </w:r>
-      <w:r>
-        <w:rPr>
-          <w:rStyle w:val="AttributeTok"/>
-        </w:rPr>
-        <w:t xml:space="preserve">dispute</w:t>
-      </w:r>
-      <w:r>
-        <w:rPr>
-          <w:rStyle w:val="OperatorTok"/>
-        </w:rPr>
-        <w:t xml:space="preserve">.</w:t>
-      </w:r>
-      <w:r>
-        <w:rPr>
-          <w:rStyle w:val="FunctionTok"/>
-        </w:rPr>
-        <w:t xml:space="preserve">findFirst</w:t>
-      </w:r>
-      <w:r>
-        <w:rPr>
-          <w:rStyle w:val="NormalTok"/>
-        </w:rPr>
-        <w:t xml:space="preserve">({</w:t>
-      </w:r>
-      <w:r>
-        <w:br/>
-      </w:r>
-      <w:r>
-        <w:rPr>
-          <w:rStyle w:val="NormalTok"/>
-        </w:rPr>
-        <w:t xml:space="preserve">    where</w:t>
-      </w:r>
-      <w:r>
-        <w:rPr>
-          <w:rStyle w:val="OperatorTok"/>
-        </w:rPr>
-        <w:t xml:space="preserve">:</w:t>
-      </w:r>
-      <w:r>
-        <w:rPr>
-          <w:rStyle w:val="NormalTok"/>
-        </w:rPr>
-        <w:t xml:space="preserve"> { orderId</w:t>
-      </w:r>
-      <w:r>
-        <w:rPr>
-          <w:rStyle w:val="OperatorTok"/>
-        </w:rPr>
-        <w:t xml:space="preserve">,</w:t>
-      </w:r>
-      <w:r>
-        <w:rPr>
-          <w:rStyle w:val="NormalTok"/>
-        </w:rPr>
-        <w:t xml:space="preserve"> status</w:t>
-      </w:r>
-      <w:r>
-        <w:rPr>
-          <w:rStyle w:val="OperatorTok"/>
-        </w:rPr>
-        <w:t xml:space="preserve">:</w:t>
-      </w:r>
-      <w:r>
-        <w:rPr>
-          <w:rStyle w:val="NormalTok"/>
-        </w:rPr>
-        <w:t xml:space="preserve"> </w:t>
-      </w:r>
-      <w:r>
-        <w:rPr>
-          <w:rStyle w:val="StringTok"/>
-        </w:rPr>
-        <w:t xml:space="preserve">'OPEN'</w:t>
-      </w:r>
-      <w:r>
-        <w:rPr>
-          <w:rStyle w:val="NormalTok"/>
-        </w:rPr>
-        <w:t xml:space="preserve"> }</w:t>
-      </w:r>
-      <w:r>
-        <w:br/>
-      </w:r>
-      <w:r>
-        <w:rPr>
-          <w:rStyle w:val="NormalTok"/>
-        </w:rPr>
-        <w:t xml:space="preserve">  })</w:t>
-      </w:r>
-      <w:r>
-        <w:rPr>
-          <w:rStyle w:val="OperatorTok"/>
-        </w:rPr>
-        <w:t xml:space="preserve">;</w:t>
-      </w:r>
-      <w:r>
-        <w:br/>
-      </w:r>
-      <w:r>
-        <w:br/>
-      </w:r>
-      <w:r>
-        <w:rPr>
-          <w:rStyle w:val="NormalTok"/>
-        </w:rPr>
-        <w:t xml:space="preserve">  </w:t>
-      </w:r>
-      <w:r>
-        <w:rPr>
-          <w:rStyle w:val="ControlFlowTok"/>
-        </w:rPr>
-        <w:t xml:space="preserve">if</w:t>
-      </w:r>
-      <w:r>
-        <w:rPr>
-          <w:rStyle w:val="NormalTok"/>
-        </w:rPr>
-        <w:t xml:space="preserve"> (dispute) {</w:t>
-      </w:r>
-      <w:r>
-        <w:br/>
-      </w:r>
-      <w:r>
-        <w:rPr>
-          <w:rStyle w:val="NormalTok"/>
-        </w:rPr>
-        <w:t xml:space="preserve">    </w:t>
-      </w:r>
-      <w:r>
-        <w:rPr>
-          <w:rStyle w:val="CommentTok"/>
-        </w:rPr>
-        <w:t xml:space="preserve">// Litige ouvert → ne pas libérer</w:t>
-      </w:r>
-      <w:r>
-        <w:br/>
-      </w:r>
-      <w:r>
-        <w:rPr>
-          <w:rStyle w:val="NormalTok"/>
-        </w:rPr>
-        <w:t xml:space="preserve">    </w:t>
-      </w:r>
-      <w:r>
-        <w:rPr>
-          <w:rStyle w:val="ControlFlowTok"/>
-        </w:rPr>
-        <w:t xml:space="preserve">return</w:t>
-      </w:r>
-      <w:r>
-        <w:rPr>
-          <w:rStyle w:val="OperatorTok"/>
-        </w:rPr>
-        <w:t xml:space="preserve">;</w:t>
-      </w:r>
-      <w:r>
-        <w:br/>
-      </w:r>
-      <w:r>
-        <w:rPr>
-          <w:rStyle w:val="NormalTok"/>
-        </w:rPr>
-        <w:t xml:space="preserve">  }</w:t>
-      </w:r>
-      <w:r>
-        <w:br/>
-      </w:r>
-      <w:r>
-        <w:br/>
-      </w:r>
-      <w:r>
-        <w:rPr>
-          <w:rStyle w:val="NormalTok"/>
-        </w:rPr>
-        <w:t xml:space="preserve">  </w:t>
-      </w:r>
-      <w:r>
-        <w:rPr>
-          <w:rStyle w:val="CommentTok"/>
-        </w:rPr>
-        <w:t xml:space="preserve">// Libérer l'escrow</w:t>
-      </w:r>
-      <w:r>
-        <w:br/>
-      </w:r>
-      <w:r>
-        <w:rPr>
-          <w:rStyle w:val="NormalTok"/>
-        </w:rPr>
-        <w:t xml:space="preserve">  </w:t>
-      </w:r>
-      <w:r>
-        <w:rPr>
-          <w:rStyle w:val="ControlFlowTok"/>
-        </w:rPr>
-        <w:t xml:space="preserve">await</w:t>
-      </w:r>
-      <w:r>
-        <w:rPr>
-          <w:rStyle w:val="NormalTok"/>
-        </w:rPr>
-        <w:t xml:space="preserve"> </w:t>
-      </w:r>
-      <w:r>
-        <w:rPr>
-          <w:rStyle w:val="FunctionTok"/>
-        </w:rPr>
-        <w:t xml:space="preserve">releaseEscrow</w:t>
-      </w:r>
-      <w:r>
-        <w:rPr>
-          <w:rStyle w:val="NormalTok"/>
-        </w:rPr>
-        <w:t xml:space="preserve">(orderId)</w:t>
-      </w:r>
-      <w:r>
-        <w:rPr>
-          <w:rStyle w:val="OperatorTok"/>
-        </w:rPr>
-        <w:t xml:space="preserve">;</w:t>
-      </w:r>
-      <w:r>
-        <w:br/>
-      </w:r>
-      <w:r>
-        <w:rPr>
-          <w:rStyle w:val="NormalTok"/>
-        </w:rPr>
-        <w:t xml:space="preserve">  </w:t>
-      </w:r>
-      <w:r>
-        <w:rPr>
-          <w:rStyle w:val="ControlFlowTok"/>
-        </w:rPr>
-        <w:t xml:space="preserve">await</w:t>
-      </w:r>
-      <w:r>
-        <w:rPr>
-          <w:rStyle w:val="NormalTok"/>
-        </w:rPr>
-        <w:t xml:space="preserve"> </w:t>
-      </w:r>
-      <w:r>
-        <w:rPr>
-          <w:rStyle w:val="FunctionTok"/>
-        </w:rPr>
-        <w:t xml:space="preserve">transitionOrder</w:t>
-      </w:r>
-      <w:r>
-        <w:rPr>
-          <w:rStyle w:val="NormalTok"/>
-        </w:rPr>
-        <w:t xml:space="preserve">(orderId</w:t>
-      </w:r>
-      <w:r>
-        <w:rPr>
-          <w:rStyle w:val="OperatorTok"/>
-        </w:rPr>
-        <w:t xml:space="preserve">,</w:t>
-      </w:r>
-      <w:r>
-        <w:rPr>
-          <w:rStyle w:val="NormalTok"/>
-        </w:rPr>
-        <w:t xml:space="preserve"> </w:t>
-      </w:r>
-      <w:r>
-        <w:rPr>
-          <w:rStyle w:val="StringTok"/>
-        </w:rPr>
-        <w:t xml:space="preserve">'COMPLETED'</w:t>
-      </w:r>
-      <w:r>
-        <w:rPr>
-          <w:rStyle w:val="OperatorTok"/>
-        </w:rPr>
-        <w:t xml:space="preserve">,</w:t>
-      </w:r>
-      <w:r>
-        <w:rPr>
-          <w:rStyle w:val="NormalTok"/>
-        </w:rPr>
-        <w:t xml:space="preserve"> </w:t>
-      </w:r>
-      <w:r>
-        <w:rPr>
-          <w:rStyle w:val="StringTok"/>
-        </w:rPr>
-        <w:t xml:space="preserve">'system'</w:t>
-      </w:r>
-      <w:r>
-        <w:rPr>
-          <w:rStyle w:val="OperatorTok"/>
-        </w:rPr>
-        <w:t xml:space="preserve">,</w:t>
-      </w:r>
-      <w:r>
-        <w:rPr>
-          <w:rStyle w:val="NormalTok"/>
-        </w:rPr>
-        <w:t xml:space="preserve"> </w:t>
-      </w:r>
-      <w:r>
-        <w:rPr>
-          <w:rStyle w:val="StringTok"/>
-        </w:rPr>
-        <w:t xml:space="preserve">'Auto-released after 48h'</w:t>
-      </w:r>
-      <w:r>
-        <w:rPr>
-          <w:rStyle w:val="NormalTok"/>
-        </w:rPr>
-        <w:t xml:space="preserve">)</w:t>
-      </w:r>
-      <w:r>
-        <w:rPr>
-          <w:rStyle w:val="OperatorTok"/>
-        </w:rPr>
-        <w:t xml:space="preserve">;</w:t>
-      </w:r>
-      <w:r>
-        <w:br/>
-      </w:r>
-      <w:r>
-        <w:rPr>
-          <w:rStyle w:val="NormalTok"/>
-        </w:rPr>
-        <w:t xml:space="preserve">}</w:t>
+        <w:t xml:space="preserve">rien</w:t>
       </w:r>
     </w:p>
     <w:p>
@@ -12625,18 +11735,1207 @@
         </w:pict>
       </w:r>
     </w:p>
-    <w:bookmarkEnd w:id="81"/>
-    <w:bookmarkEnd w:id="82"/>
-    <w:bookmarkStart w:id="87" w:name="Xdf1dcc1e9c6968fc4f59fe90566bf1d4055ae96"/>
+    <w:bookmarkEnd w:id="88"/>
+    <w:bookmarkEnd w:id="89"/>
+    <w:bookmarkStart w:id="94" w:name="Xdc39b0732bf8cf4fac3b340f2d21b1fd86d60fc"/>
     <w:p>
       <w:pPr>
         <w:pStyle w:val="Heading2"/>
       </w:pPr>
       <w:r>
+        <w:t xml:space="preserve">16. Auto-libération 48 heures — circuit en retrait</w:t>
+      </w:r>
+    </w:p>
+    <w:bookmarkStart w:id="90" w:name="X1af01571032a82c36ebd2235725ce0e73ad1513"/>
+    <w:p>
+      <w:pPr>
+        <w:pStyle w:val="Heading3"/>
+      </w:pPr>
+      <w:r>
+        <w:t xml:space="preserve">16.1 Principe</w:t>
+      </w:r>
+    </w:p>
+    <w:p>
+      <w:pPr>
+        <w:pStyle w:val="FirstParagraph"/>
+      </w:pPr>
+      <w:r>
+        <w:t xml:space="preserve">Après la livraison, l'acheteur dispose de</w:t>
+      </w:r>
+      <w:r>
+        <w:t xml:space="preserve"> </w:t>
+      </w:r>
+      <w:r>
+        <w:rPr>
+          <w:b/>
+          <w:bCs/>
+        </w:rPr>
+        <w:t xml:space="preserve">48 heures</w:t>
+      </w:r>
+      <w:r>
+        <w:t xml:space="preserve"> </w:t>
+      </w:r>
+      <w:r>
+        <w:t xml:space="preserve">pour :</w:t>
+      </w:r>
+    </w:p>
+    <w:p>
+      <w:pPr>
+        <w:pStyle w:val="Compact"/>
+        <w:numPr>
+          <w:ilvl w:val="0"/>
+          <w:numId w:val="1006"/>
+        </w:numPr>
+      </w:pPr>
+      <w:r>
+        <w:t xml:space="preserve">Vérifier la pièce reçue</w:t>
+      </w:r>
+    </w:p>
+    <w:p>
+      <w:pPr>
+        <w:pStyle w:val="Compact"/>
+        <w:numPr>
+          <w:ilvl w:val="0"/>
+          <w:numId w:val="1006"/>
+        </w:numPr>
+      </w:pPr>
+      <w:r>
+        <w:t xml:space="preserve">Confirmer la réception</w:t>
+      </w:r>
+    </w:p>
+    <w:p>
+      <w:pPr>
+        <w:pStyle w:val="Compact"/>
+        <w:numPr>
+          <w:ilvl w:val="0"/>
+          <w:numId w:val="1006"/>
+        </w:numPr>
+      </w:pPr>
+      <w:r>
+        <w:t xml:space="preserve">Ouvrir un litige si nécessaire</w:t>
+      </w:r>
+    </w:p>
+    <w:p>
+      <w:pPr>
+        <w:pStyle w:val="FirstParagraph"/>
+      </w:pPr>
+      <w:r>
+        <w:t xml:space="preserve">Si aucune action n'est prise, les fonds sont</w:t>
+      </w:r>
+      <w:r>
+        <w:t xml:space="preserve"> </w:t>
+      </w:r>
+      <w:r>
+        <w:rPr>
+          <w:b/>
+          <w:bCs/>
+        </w:rPr>
+        <w:t xml:space="preserve">automatiquement libérés</w:t>
+      </w:r>
+      <w:r>
+        <w:t xml:space="preserve"> </w:t>
+      </w:r>
+      <w:r>
+        <w:t xml:space="preserve">au vendeur.</w:t>
+      </w:r>
+    </w:p>
+    <w:bookmarkEnd w:id="90"/>
+    <w:bookmarkStart w:id="91" w:name="Xc3022c48b90abe6bf3f8f202bb91e5f2d2e71e6"/>
+    <w:p>
+      <w:pPr>
+        <w:pStyle w:val="Heading3"/>
+      </w:pPr>
+      <w:r>
+        <w:t xml:space="preserve">16.2 Diagramme temporel</w:t>
+      </w:r>
+    </w:p>
+    <w:p>
+      <w:pPr>
+        <w:pStyle w:val="SourceCode"/>
+      </w:pPr>
+      <w:r>
+        <w:rPr>
+          <w:rStyle w:val="VerbatimChar"/>
+        </w:rPr>
+        <w:t xml:space="preserve">                     Livraison</w:t>
+      </w:r>
+      <w:r>
+        <w:br/>
+      </w:r>
+      <w:r>
+        <w:rPr>
+          <w:rStyle w:val="VerbatimChar"/>
+        </w:rPr>
+        <w:t xml:space="preserve">                     effectuée</w:t>
+      </w:r>
+      <w:r>
+        <w:br/>
+      </w:r>
+      <w:r>
+        <w:rPr>
+          <w:rStyle w:val="VerbatimChar"/>
+        </w:rPr>
+        <w:t xml:space="preserve">                        │</w:t>
+      </w:r>
+      <w:r>
+        <w:br/>
+      </w:r>
+      <w:r>
+        <w:rPr>
+          <w:rStyle w:val="VerbatimChar"/>
+        </w:rPr>
+        <w:t xml:space="preserve">                        │ T+0h</w:t>
+      </w:r>
+      <w:r>
+        <w:br/>
+      </w:r>
+      <w:r>
+        <w:rPr>
+          <w:rStyle w:val="VerbatimChar"/>
+        </w:rPr>
+        <w:t xml:space="preserve">                        │</w:t>
+      </w:r>
+      <w:r>
+        <w:br/>
+      </w:r>
+      <w:r>
+        <w:rPr>
+          <w:rStyle w:val="VerbatimChar"/>
+        </w:rPr>
+        <w:t xml:space="preserve">              ┌─────────┴─────────┐</w:t>
+      </w:r>
+      <w:r>
+        <w:br/>
+      </w:r>
+      <w:r>
+        <w:rPr>
+          <w:rStyle w:val="VerbatimChar"/>
+        </w:rPr>
+        <w:t xml:space="preserve">              │   FENÊTRE 48H     │</w:t>
+      </w:r>
+      <w:r>
+        <w:br/>
+      </w:r>
+      <w:r>
+        <w:rPr>
+          <w:rStyle w:val="VerbatimChar"/>
+        </w:rPr>
+        <w:t xml:space="preserve">              │                   │</w:t>
+      </w:r>
+      <w:r>
+        <w:br/>
+      </w:r>
+      <w:r>
+        <w:rPr>
+          <w:rStyle w:val="VerbatimChar"/>
+        </w:rPr>
+        <w:t xml:space="preserve">              │  Acheteur peut :  │</w:t>
+      </w:r>
+      <w:r>
+        <w:br/>
+      </w:r>
+      <w:r>
+        <w:rPr>
+          <w:rStyle w:val="VerbatimChar"/>
+        </w:rPr>
+        <w:t xml:space="preserve">              │  - Confirmer ✅    │</w:t>
+      </w:r>
+      <w:r>
+        <w:br/>
+      </w:r>
+      <w:r>
+        <w:rPr>
+          <w:rStyle w:val="VerbatimChar"/>
+        </w:rPr>
+        <w:t xml:space="preserve">              │  - Ouvrir litige ❌│</w:t>
+      </w:r>
+      <w:r>
+        <w:br/>
+      </w:r>
+      <w:r>
+        <w:rPr>
+          <w:rStyle w:val="VerbatimChar"/>
+        </w:rPr>
+        <w:t xml:space="preserve">              │                   │</w:t>
+      </w:r>
+      <w:r>
+        <w:br/>
+      </w:r>
+      <w:r>
+        <w:rPr>
+          <w:rStyle w:val="VerbatimChar"/>
+        </w:rPr>
+        <w:t xml:space="preserve">              │  T+24h            │</w:t>
+      </w:r>
+      <w:r>
+        <w:br/>
+      </w:r>
+      <w:r>
+        <w:rPr>
+          <w:rStyle w:val="VerbatimChar"/>
+        </w:rPr>
+        <w:t xml:space="preserve">              │  ...              │</w:t>
+      </w:r>
+      <w:r>
+        <w:br/>
+      </w:r>
+      <w:r>
+        <w:rPr>
+          <w:rStyle w:val="VerbatimChar"/>
+        </w:rPr>
+        <w:t xml:space="preserve">              │                   │</w:t>
+      </w:r>
+      <w:r>
+        <w:br/>
+      </w:r>
+      <w:r>
+        <w:rPr>
+          <w:rStyle w:val="VerbatimChar"/>
+        </w:rPr>
+        <w:t xml:space="preserve">              └─────────┬─────────┘</w:t>
+      </w:r>
+      <w:r>
+        <w:br/>
+      </w:r>
+      <w:r>
+        <w:rPr>
+          <w:rStyle w:val="VerbatimChar"/>
+        </w:rPr>
+        <w:t xml:space="preserve">                        │ T+48h</w:t>
+      </w:r>
+      <w:r>
+        <w:br/>
+      </w:r>
+      <w:r>
+        <w:rPr>
+          <w:rStyle w:val="VerbatimChar"/>
+        </w:rPr>
+        <w:t xml:space="preserve">                        │</w:t>
+      </w:r>
+      <w:r>
+        <w:br/>
+      </w:r>
+      <w:r>
+        <w:rPr>
+          <w:rStyle w:val="VerbatimChar"/>
+        </w:rPr>
+        <w:t xml:space="preserve">              ┌─────────┴─────────┐</w:t>
+      </w:r>
+      <w:r>
+        <w:br/>
+      </w:r>
+      <w:r>
+        <w:rPr>
+          <w:rStyle w:val="VerbatimChar"/>
+        </w:rPr>
+        <w:t xml:space="preserve">              │                   │</w:t>
+      </w:r>
+      <w:r>
+        <w:br/>
+      </w:r>
+      <w:r>
+        <w:rPr>
+          <w:rStyle w:val="VerbatimChar"/>
+        </w:rPr>
+        <w:t xml:space="preserve">  Si litige ouvert :     Si aucune action :</w:t>
+      </w:r>
+      <w:r>
+        <w:br/>
+      </w:r>
+      <w:r>
+        <w:rPr>
+          <w:rStyle w:val="VerbatimChar"/>
+        </w:rPr>
+        <w:t xml:space="preserve">  Escrow BLOQUÉ          Escrow AUTO-LIBÉRÉ</w:t>
+      </w:r>
+      <w:r>
+        <w:br/>
+      </w:r>
+      <w:r>
+        <w:rPr>
+          <w:rStyle w:val="VerbatimChar"/>
+        </w:rPr>
+        <w:t xml:space="preserve">  En attente admin       Vendeur payé</w:t>
+      </w:r>
+      <w:r>
+        <w:br/>
+      </w:r>
+      <w:r>
+        <w:rPr>
+          <w:rStyle w:val="VerbatimChar"/>
+        </w:rPr>
+        <w:t xml:space="preserve">                         Commande COMPLETED</w:t>
+      </w:r>
+    </w:p>
+    <w:bookmarkEnd w:id="91"/>
+    <w:bookmarkStart w:id="92" w:name="X58974745cc37a295c826c922a1fb99bc296fe1f"/>
+    <w:p>
+      <w:pPr>
+        <w:pStyle w:val="Heading3"/>
+      </w:pPr>
+      <w:r>
+        <w:t xml:space="preserve">16.3 État de l'implémentation</w:t>
+      </w:r>
+    </w:p>
+    <w:p>
+      <w:pPr>
+        <w:pStyle w:val="FirstParagraph"/>
+      </w:pPr>
+      <w:r>
+        <w:t xml:space="preserve">La machine à états permet la transition</w:t>
+      </w:r>
+      <w:r>
+        <w:t xml:space="preserve"> </w:t>
+      </w:r>
+      <w:r>
+        <w:rPr>
+          <w:rStyle w:val="VerbatimChar"/>
+        </w:rPr>
+        <w:t xml:space="preserve">DELIVERED → COMPLETED</w:t>
+      </w:r>
+      <w:r>
+        <w:t xml:space="preserve">, mais le</w:t>
+      </w:r>
+      <w:r>
+        <w:t xml:space="preserve"> </w:t>
+      </w:r>
+      <w:r>
+        <w:rPr>
+          <w:b/>
+          <w:bCs/>
+        </w:rPr>
+        <w:t xml:space="preserve">job schedulé pour l'auto-libération après 48h n'est pas encore implémenté</w:t>
+      </w:r>
+      <w:r>
+        <w:t xml:space="preserve">.</w:t>
+      </w:r>
+    </w:p>
+    <w:bookmarkEnd w:id="92"/>
+    <w:bookmarkStart w:id="93" w:name="X9dcdd5ea9ce382d7c8cb0023dfb347f8b9d5c8c"/>
+    <w:p>
+      <w:pPr>
+        <w:pStyle w:val="Heading3"/>
+      </w:pPr>
+      <w:r>
+        <w:t xml:space="preserve">16.4 Implémentation planifiée</w:t>
+      </w:r>
+    </w:p>
+    <w:p>
+      <w:pPr>
+        <w:pStyle w:val="SourceCode"/>
+      </w:pPr>
+      <w:r>
+        <w:rPr>
+          <w:rStyle w:val="CommentTok"/>
+        </w:rPr>
+        <w:t xml:space="preserve">// 1. Quand la livraison est confirmée, enqueue un job</w:t>
+      </w:r>
+      <w:r>
+        <w:br/>
+      </w:r>
+      <w:r>
+        <w:rPr>
+          <w:rStyle w:val="ControlFlowTok"/>
+        </w:rPr>
+        <w:t xml:space="preserve">await</w:t>
+      </w:r>
+      <w:r>
+        <w:rPr>
+          <w:rStyle w:val="NormalTok"/>
+        </w:rPr>
+        <w:t xml:space="preserve"> </w:t>
+      </w:r>
+      <w:r>
+        <w:rPr>
+          <w:rStyle w:val="FunctionTok"/>
+        </w:rPr>
+        <w:t xml:space="preserve">enqueue</w:t>
+      </w:r>
+      <w:r>
+        <w:rPr>
+          <w:rStyle w:val="NormalTok"/>
+        </w:rPr>
+        <w:t xml:space="preserve">(</w:t>
+      </w:r>
+      <w:r>
+        <w:rPr>
+          <w:rStyle w:val="StringTok"/>
+        </w:rPr>
+        <w:t xml:space="preserve">'ESCROW_AUTO_RELEASE'</w:t>
+      </w:r>
+      <w:r>
+        <w:rPr>
+          <w:rStyle w:val="OperatorTok"/>
+        </w:rPr>
+        <w:t xml:space="preserve">,</w:t>
+      </w:r>
+      <w:r>
+        <w:rPr>
+          <w:rStyle w:val="NormalTok"/>
+        </w:rPr>
+        <w:t xml:space="preserve"> {</w:t>
+      </w:r>
+      <w:r>
+        <w:br/>
+      </w:r>
+      <w:r>
+        <w:rPr>
+          <w:rStyle w:val="NormalTok"/>
+        </w:rPr>
+        <w:t xml:space="preserve">  orderId</w:t>
+      </w:r>
+      <w:r>
+        <w:rPr>
+          <w:rStyle w:val="OperatorTok"/>
+        </w:rPr>
+        <w:t xml:space="preserve">:</w:t>
+      </w:r>
+      <w:r>
+        <w:rPr>
+          <w:rStyle w:val="NormalTok"/>
+        </w:rPr>
+        <w:t xml:space="preserve"> delivery</w:t>
+      </w:r>
+      <w:r>
+        <w:rPr>
+          <w:rStyle w:val="OperatorTok"/>
+        </w:rPr>
+        <w:t xml:space="preserve">.</w:t>
+      </w:r>
+      <w:r>
+        <w:rPr>
+          <w:rStyle w:val="AttributeTok"/>
+        </w:rPr>
+        <w:t xml:space="preserve">orderId</w:t>
+      </w:r>
+      <w:r>
+        <w:br/>
+      </w:r>
+      <w:r>
+        <w:rPr>
+          <w:rStyle w:val="NormalTok"/>
+        </w:rPr>
+        <w:t xml:space="preserve">}</w:t>
+      </w:r>
+      <w:r>
+        <w:rPr>
+          <w:rStyle w:val="OperatorTok"/>
+        </w:rPr>
+        <w:t xml:space="preserve">,</w:t>
+      </w:r>
+      <w:r>
+        <w:rPr>
+          <w:rStyle w:val="NormalTok"/>
+        </w:rPr>
+        <w:t xml:space="preserve"> {</w:t>
+      </w:r>
+      <w:r>
+        <w:br/>
+      </w:r>
+      <w:r>
+        <w:rPr>
+          <w:rStyle w:val="NormalTok"/>
+        </w:rPr>
+        <w:t xml:space="preserve">  scheduledAt</w:t>
+      </w:r>
+      <w:r>
+        <w:rPr>
+          <w:rStyle w:val="OperatorTok"/>
+        </w:rPr>
+        <w:t xml:space="preserve">:</w:t>
+      </w:r>
+      <w:r>
+        <w:rPr>
+          <w:rStyle w:val="NormalTok"/>
+        </w:rPr>
+        <w:t xml:space="preserve"> </w:t>
+      </w:r>
+      <w:r>
+        <w:rPr>
+          <w:rStyle w:val="KeywordTok"/>
+        </w:rPr>
+        <w:t xml:space="preserve">new</w:t>
+      </w:r>
+      <w:r>
+        <w:rPr>
+          <w:rStyle w:val="NormalTok"/>
+        </w:rPr>
+        <w:t xml:space="preserve"> </w:t>
+      </w:r>
+      <w:r>
+        <w:rPr>
+          <w:rStyle w:val="BuiltInTok"/>
+        </w:rPr>
+        <w:t xml:space="preserve">Date</w:t>
+      </w:r>
+      <w:r>
+        <w:rPr>
+          <w:rStyle w:val="NormalTok"/>
+        </w:rPr>
+        <w:t xml:space="preserve">(</w:t>
+      </w:r>
+      <w:r>
+        <w:rPr>
+          <w:rStyle w:val="BuiltInTok"/>
+        </w:rPr>
+        <w:t xml:space="preserve">Date</w:t>
+      </w:r>
+      <w:r>
+        <w:rPr>
+          <w:rStyle w:val="OperatorTok"/>
+        </w:rPr>
+        <w:t xml:space="preserve">.</w:t>
+      </w:r>
+      <w:r>
+        <w:rPr>
+          <w:rStyle w:val="FunctionTok"/>
+        </w:rPr>
+        <w:t xml:space="preserve">now</w:t>
+      </w:r>
+      <w:r>
+        <w:rPr>
+          <w:rStyle w:val="NormalTok"/>
+        </w:rPr>
+        <w:t xml:space="preserve">() </w:t>
+      </w:r>
+      <w:r>
+        <w:rPr>
+          <w:rStyle w:val="OperatorTok"/>
+        </w:rPr>
+        <w:t xml:space="preserve">+</w:t>
+      </w:r>
+      <w:r>
+        <w:rPr>
+          <w:rStyle w:val="NormalTok"/>
+        </w:rPr>
+        <w:t xml:space="preserve"> </w:t>
+      </w:r>
+      <w:r>
+        <w:rPr>
+          <w:rStyle w:val="DecValTok"/>
+        </w:rPr>
+        <w:t xml:space="preserve">48</w:t>
+      </w:r>
+      <w:r>
+        <w:rPr>
+          <w:rStyle w:val="NormalTok"/>
+        </w:rPr>
+        <w:t xml:space="preserve"> </w:t>
+      </w:r>
+      <w:r>
+        <w:rPr>
+          <w:rStyle w:val="OperatorTok"/>
+        </w:rPr>
+        <w:t xml:space="preserve">*</w:t>
+      </w:r>
+      <w:r>
+        <w:rPr>
+          <w:rStyle w:val="NormalTok"/>
+        </w:rPr>
+        <w:t xml:space="preserve"> </w:t>
+      </w:r>
+      <w:r>
+        <w:rPr>
+          <w:rStyle w:val="DecValTok"/>
+        </w:rPr>
+        <w:t xml:space="preserve">60</w:t>
+      </w:r>
+      <w:r>
+        <w:rPr>
+          <w:rStyle w:val="NormalTok"/>
+        </w:rPr>
+        <w:t xml:space="preserve"> </w:t>
+      </w:r>
+      <w:r>
+        <w:rPr>
+          <w:rStyle w:val="OperatorTok"/>
+        </w:rPr>
+        <w:t xml:space="preserve">*</w:t>
+      </w:r>
+      <w:r>
+        <w:rPr>
+          <w:rStyle w:val="NormalTok"/>
+        </w:rPr>
+        <w:t xml:space="preserve"> </w:t>
+      </w:r>
+      <w:r>
+        <w:rPr>
+          <w:rStyle w:val="DecValTok"/>
+        </w:rPr>
+        <w:t xml:space="preserve">60</w:t>
+      </w:r>
+      <w:r>
+        <w:rPr>
+          <w:rStyle w:val="NormalTok"/>
+        </w:rPr>
+        <w:t xml:space="preserve"> </w:t>
+      </w:r>
+      <w:r>
+        <w:rPr>
+          <w:rStyle w:val="OperatorTok"/>
+        </w:rPr>
+        <w:t xml:space="preserve">*</w:t>
+      </w:r>
+      <w:r>
+        <w:rPr>
+          <w:rStyle w:val="NormalTok"/>
+        </w:rPr>
+        <w:t xml:space="preserve"> </w:t>
+      </w:r>
+      <w:r>
+        <w:rPr>
+          <w:rStyle w:val="DecValTok"/>
+        </w:rPr>
+        <w:t xml:space="preserve">1000</w:t>
+      </w:r>
+      <w:r>
+        <w:rPr>
+          <w:rStyle w:val="NormalTok"/>
+        </w:rPr>
+        <w:t xml:space="preserve">) </w:t>
+      </w:r>
+      <w:r>
+        <w:rPr>
+          <w:rStyle w:val="CommentTok"/>
+        </w:rPr>
+        <w:t xml:space="preserve">// +48h</w:t>
+      </w:r>
+      <w:r>
+        <w:br/>
+      </w:r>
+      <w:r>
+        <w:rPr>
+          <w:rStyle w:val="NormalTok"/>
+        </w:rPr>
+        <w:t xml:space="preserve">})</w:t>
+      </w:r>
+      <w:r>
+        <w:rPr>
+          <w:rStyle w:val="OperatorTok"/>
+        </w:rPr>
+        <w:t xml:space="preserve">;</w:t>
+      </w:r>
+      <w:r>
+        <w:br/>
+      </w:r>
+      <w:r>
+        <w:br/>
+      </w:r>
+      <w:r>
+        <w:rPr>
+          <w:rStyle w:val="CommentTok"/>
+        </w:rPr>
+        <w:t xml:space="preserve">// 2. Handler du job</w:t>
+      </w:r>
+      <w:r>
+        <w:br/>
+      </w:r>
+      <w:r>
+        <w:rPr>
+          <w:rStyle w:val="KeywordTok"/>
+        </w:rPr>
+        <w:t xml:space="preserve">async</w:t>
+      </w:r>
+      <w:r>
+        <w:rPr>
+          <w:rStyle w:val="NormalTok"/>
+        </w:rPr>
+        <w:t xml:space="preserve"> </w:t>
+      </w:r>
+      <w:r>
+        <w:rPr>
+          <w:rStyle w:val="KeywordTok"/>
+        </w:rPr>
+        <w:t xml:space="preserve">function</w:t>
+      </w:r>
+      <w:r>
+        <w:rPr>
+          <w:rStyle w:val="NormalTok"/>
+        </w:rPr>
+        <w:t xml:space="preserve"> </w:t>
+      </w:r>
+      <w:r>
+        <w:rPr>
+          <w:rStyle w:val="FunctionTok"/>
+        </w:rPr>
+        <w:t xml:space="preserve">handleEscrowAutoRelease</w:t>
+      </w:r>
+      <w:r>
+        <w:rPr>
+          <w:rStyle w:val="NormalTok"/>
+        </w:rPr>
+        <w:t xml:space="preserve">(job) {</w:t>
+      </w:r>
+      <w:r>
+        <w:br/>
+      </w:r>
+      <w:r>
+        <w:rPr>
+          <w:rStyle w:val="NormalTok"/>
+        </w:rPr>
+        <w:t xml:space="preserve">  </w:t>
+      </w:r>
+      <w:r>
+        <w:rPr>
+          <w:rStyle w:val="KeywordTok"/>
+        </w:rPr>
+        <w:t xml:space="preserve">const</w:t>
+      </w:r>
+      <w:r>
+        <w:rPr>
+          <w:rStyle w:val="NormalTok"/>
+        </w:rPr>
+        <w:t xml:space="preserve"> { orderId } </w:t>
+      </w:r>
+      <w:r>
+        <w:rPr>
+          <w:rStyle w:val="OperatorTok"/>
+        </w:rPr>
+        <w:t xml:space="preserve">=</w:t>
+      </w:r>
+      <w:r>
+        <w:rPr>
+          <w:rStyle w:val="NormalTok"/>
+        </w:rPr>
+        <w:t xml:space="preserve"> job</w:t>
+      </w:r>
+      <w:r>
+        <w:rPr>
+          <w:rStyle w:val="OperatorTok"/>
+        </w:rPr>
+        <w:t xml:space="preserve">.</w:t>
+      </w:r>
+      <w:r>
+        <w:rPr>
+          <w:rStyle w:val="AttributeTok"/>
+        </w:rPr>
+        <w:t xml:space="preserve">payload</w:t>
+      </w:r>
+      <w:r>
+        <w:rPr>
+          <w:rStyle w:val="OperatorTok"/>
+        </w:rPr>
+        <w:t xml:space="preserve">;</w:t>
+      </w:r>
+      <w:r>
+        <w:br/>
+      </w:r>
+      <w:r>
+        <w:br/>
+      </w:r>
+      <w:r>
+        <w:rPr>
+          <w:rStyle w:val="NormalTok"/>
+        </w:rPr>
+        <w:t xml:space="preserve">  </w:t>
+      </w:r>
+      <w:r>
+        <w:rPr>
+          <w:rStyle w:val="CommentTok"/>
+        </w:rPr>
+        <w:t xml:space="preserve">// Vérifier qu'aucun litige n'a été ouvert</w:t>
+      </w:r>
+      <w:r>
+        <w:br/>
+      </w:r>
+      <w:r>
+        <w:rPr>
+          <w:rStyle w:val="NormalTok"/>
+        </w:rPr>
+        <w:t xml:space="preserve">  </w:t>
+      </w:r>
+      <w:r>
+        <w:rPr>
+          <w:rStyle w:val="KeywordTok"/>
+        </w:rPr>
+        <w:t xml:space="preserve">const</w:t>
+      </w:r>
+      <w:r>
+        <w:rPr>
+          <w:rStyle w:val="NormalTok"/>
+        </w:rPr>
+        <w:t xml:space="preserve"> dispute </w:t>
+      </w:r>
+      <w:r>
+        <w:rPr>
+          <w:rStyle w:val="OperatorTok"/>
+        </w:rPr>
+        <w:t xml:space="preserve">=</w:t>
+      </w:r>
+      <w:r>
+        <w:rPr>
+          <w:rStyle w:val="NormalTok"/>
+        </w:rPr>
+        <w:t xml:space="preserve"> </w:t>
+      </w:r>
+      <w:r>
+        <w:rPr>
+          <w:rStyle w:val="ControlFlowTok"/>
+        </w:rPr>
+        <w:t xml:space="preserve">await</w:t>
+      </w:r>
+      <w:r>
+        <w:rPr>
+          <w:rStyle w:val="NormalTok"/>
+        </w:rPr>
+        <w:t xml:space="preserve"> prisma</w:t>
+      </w:r>
+      <w:r>
+        <w:rPr>
+          <w:rStyle w:val="OperatorTok"/>
+        </w:rPr>
+        <w:t xml:space="preserve">.</w:t>
+      </w:r>
+      <w:r>
+        <w:rPr>
+          <w:rStyle w:val="AttributeTok"/>
+        </w:rPr>
+        <w:t xml:space="preserve">dispute</w:t>
+      </w:r>
+      <w:r>
+        <w:rPr>
+          <w:rStyle w:val="OperatorTok"/>
+        </w:rPr>
+        <w:t xml:space="preserve">.</w:t>
+      </w:r>
+      <w:r>
+        <w:rPr>
+          <w:rStyle w:val="FunctionTok"/>
+        </w:rPr>
+        <w:t xml:space="preserve">findFirst</w:t>
+      </w:r>
+      <w:r>
+        <w:rPr>
+          <w:rStyle w:val="NormalTok"/>
+        </w:rPr>
+        <w:t xml:space="preserve">({</w:t>
+      </w:r>
+      <w:r>
+        <w:br/>
+      </w:r>
+      <w:r>
+        <w:rPr>
+          <w:rStyle w:val="NormalTok"/>
+        </w:rPr>
+        <w:t xml:space="preserve">    where</w:t>
+      </w:r>
+      <w:r>
+        <w:rPr>
+          <w:rStyle w:val="OperatorTok"/>
+        </w:rPr>
+        <w:t xml:space="preserve">:</w:t>
+      </w:r>
+      <w:r>
+        <w:rPr>
+          <w:rStyle w:val="NormalTok"/>
+        </w:rPr>
+        <w:t xml:space="preserve"> { orderId</w:t>
+      </w:r>
+      <w:r>
+        <w:rPr>
+          <w:rStyle w:val="OperatorTok"/>
+        </w:rPr>
+        <w:t xml:space="preserve">,</w:t>
+      </w:r>
+      <w:r>
+        <w:rPr>
+          <w:rStyle w:val="NormalTok"/>
+        </w:rPr>
+        <w:t xml:space="preserve"> status</w:t>
+      </w:r>
+      <w:r>
+        <w:rPr>
+          <w:rStyle w:val="OperatorTok"/>
+        </w:rPr>
+        <w:t xml:space="preserve">:</w:t>
+      </w:r>
+      <w:r>
+        <w:rPr>
+          <w:rStyle w:val="NormalTok"/>
+        </w:rPr>
+        <w:t xml:space="preserve"> </w:t>
+      </w:r>
+      <w:r>
+        <w:rPr>
+          <w:rStyle w:val="StringTok"/>
+        </w:rPr>
+        <w:t xml:space="preserve">'OPEN'</w:t>
+      </w:r>
+      <w:r>
+        <w:rPr>
+          <w:rStyle w:val="NormalTok"/>
+        </w:rPr>
+        <w:t xml:space="preserve"> }</w:t>
+      </w:r>
+      <w:r>
+        <w:br/>
+      </w:r>
+      <w:r>
+        <w:rPr>
+          <w:rStyle w:val="NormalTok"/>
+        </w:rPr>
+        <w:t xml:space="preserve">  })</w:t>
+      </w:r>
+      <w:r>
+        <w:rPr>
+          <w:rStyle w:val="OperatorTok"/>
+        </w:rPr>
+        <w:t xml:space="preserve">;</w:t>
+      </w:r>
+      <w:r>
+        <w:br/>
+      </w:r>
+      <w:r>
+        <w:br/>
+      </w:r>
+      <w:r>
+        <w:rPr>
+          <w:rStyle w:val="NormalTok"/>
+        </w:rPr>
+        <w:t xml:space="preserve">  </w:t>
+      </w:r>
+      <w:r>
+        <w:rPr>
+          <w:rStyle w:val="ControlFlowTok"/>
+        </w:rPr>
+        <w:t xml:space="preserve">if</w:t>
+      </w:r>
+      <w:r>
+        <w:rPr>
+          <w:rStyle w:val="NormalTok"/>
+        </w:rPr>
+        <w:t xml:space="preserve"> (dispute) {</w:t>
+      </w:r>
+      <w:r>
+        <w:br/>
+      </w:r>
+      <w:r>
+        <w:rPr>
+          <w:rStyle w:val="NormalTok"/>
+        </w:rPr>
+        <w:t xml:space="preserve">    </w:t>
+      </w:r>
+      <w:r>
+        <w:rPr>
+          <w:rStyle w:val="CommentTok"/>
+        </w:rPr>
+        <w:t xml:space="preserve">// Litige ouvert → ne pas libérer</w:t>
+      </w:r>
+      <w:r>
+        <w:br/>
+      </w:r>
+      <w:r>
+        <w:rPr>
+          <w:rStyle w:val="NormalTok"/>
+        </w:rPr>
+        <w:t xml:space="preserve">    </w:t>
+      </w:r>
+      <w:r>
+        <w:rPr>
+          <w:rStyle w:val="ControlFlowTok"/>
+        </w:rPr>
+        <w:t xml:space="preserve">return</w:t>
+      </w:r>
+      <w:r>
+        <w:rPr>
+          <w:rStyle w:val="OperatorTok"/>
+        </w:rPr>
+        <w:t xml:space="preserve">;</w:t>
+      </w:r>
+      <w:r>
+        <w:br/>
+      </w:r>
+      <w:r>
+        <w:rPr>
+          <w:rStyle w:val="NormalTok"/>
+        </w:rPr>
+        <w:t xml:space="preserve">  }</w:t>
+      </w:r>
+      <w:r>
+        <w:br/>
+      </w:r>
+      <w:r>
+        <w:br/>
+      </w:r>
+      <w:r>
+        <w:rPr>
+          <w:rStyle w:val="NormalTok"/>
+        </w:rPr>
+        <w:t xml:space="preserve">  </w:t>
+      </w:r>
+      <w:r>
+        <w:rPr>
+          <w:rStyle w:val="CommentTok"/>
+        </w:rPr>
+        <w:t xml:space="preserve">// Libérer l'escrow</w:t>
+      </w:r>
+      <w:r>
+        <w:br/>
+      </w:r>
+      <w:r>
+        <w:rPr>
+          <w:rStyle w:val="NormalTok"/>
+        </w:rPr>
+        <w:t xml:space="preserve">  </w:t>
+      </w:r>
+      <w:r>
+        <w:rPr>
+          <w:rStyle w:val="ControlFlowTok"/>
+        </w:rPr>
+        <w:t xml:space="preserve">await</w:t>
+      </w:r>
+      <w:r>
+        <w:rPr>
+          <w:rStyle w:val="NormalTok"/>
+        </w:rPr>
+        <w:t xml:space="preserve"> </w:t>
+      </w:r>
+      <w:r>
+        <w:rPr>
+          <w:rStyle w:val="FunctionTok"/>
+        </w:rPr>
+        <w:t xml:space="preserve">releaseEscrow</w:t>
+      </w:r>
+      <w:r>
+        <w:rPr>
+          <w:rStyle w:val="NormalTok"/>
+        </w:rPr>
+        <w:t xml:space="preserve">(orderId)</w:t>
+      </w:r>
+      <w:r>
+        <w:rPr>
+          <w:rStyle w:val="OperatorTok"/>
+        </w:rPr>
+        <w:t xml:space="preserve">;</w:t>
+      </w:r>
+      <w:r>
+        <w:br/>
+      </w:r>
+      <w:r>
+        <w:rPr>
+          <w:rStyle w:val="NormalTok"/>
+        </w:rPr>
+        <w:t xml:space="preserve">  </w:t>
+      </w:r>
+      <w:r>
+        <w:rPr>
+          <w:rStyle w:val="ControlFlowTok"/>
+        </w:rPr>
+        <w:t xml:space="preserve">await</w:t>
+      </w:r>
+      <w:r>
+        <w:rPr>
+          <w:rStyle w:val="NormalTok"/>
+        </w:rPr>
+        <w:t xml:space="preserve"> </w:t>
+      </w:r>
+      <w:r>
+        <w:rPr>
+          <w:rStyle w:val="FunctionTok"/>
+        </w:rPr>
+        <w:t xml:space="preserve">transitionOrder</w:t>
+      </w:r>
+      <w:r>
+        <w:rPr>
+          <w:rStyle w:val="NormalTok"/>
+        </w:rPr>
+        <w:t xml:space="preserve">(orderId</w:t>
+      </w:r>
+      <w:r>
+        <w:rPr>
+          <w:rStyle w:val="OperatorTok"/>
+        </w:rPr>
+        <w:t xml:space="preserve">,</w:t>
+      </w:r>
+      <w:r>
+        <w:rPr>
+          <w:rStyle w:val="NormalTok"/>
+        </w:rPr>
+        <w:t xml:space="preserve"> </w:t>
+      </w:r>
+      <w:r>
+        <w:rPr>
+          <w:rStyle w:val="StringTok"/>
+        </w:rPr>
+        <w:t xml:space="preserve">'COMPLETED'</w:t>
+      </w:r>
+      <w:r>
+        <w:rPr>
+          <w:rStyle w:val="OperatorTok"/>
+        </w:rPr>
+        <w:t xml:space="preserve">,</w:t>
+      </w:r>
+      <w:r>
+        <w:rPr>
+          <w:rStyle w:val="NormalTok"/>
+        </w:rPr>
+        <w:t xml:space="preserve"> </w:t>
+      </w:r>
+      <w:r>
+        <w:rPr>
+          <w:rStyle w:val="StringTok"/>
+        </w:rPr>
+        <w:t xml:space="preserve">'system'</w:t>
+      </w:r>
+      <w:r>
+        <w:rPr>
+          <w:rStyle w:val="OperatorTok"/>
+        </w:rPr>
+        <w:t xml:space="preserve">,</w:t>
+      </w:r>
+      <w:r>
+        <w:rPr>
+          <w:rStyle w:val="NormalTok"/>
+        </w:rPr>
+        <w:t xml:space="preserve"> </w:t>
+      </w:r>
+      <w:r>
+        <w:rPr>
+          <w:rStyle w:val="StringTok"/>
+        </w:rPr>
+        <w:t xml:space="preserve">'Auto-released after 48h'</w:t>
+      </w:r>
+      <w:r>
+        <w:rPr>
+          <w:rStyle w:val="NormalTok"/>
+        </w:rPr>
+        <w:t xml:space="preserve">)</w:t>
+      </w:r>
+      <w:r>
+        <w:rPr>
+          <w:rStyle w:val="OperatorTok"/>
+        </w:rPr>
+        <w:t xml:space="preserve">;</w:t>
+      </w:r>
+      <w:r>
+        <w:br/>
+      </w:r>
+      <w:r>
+        <w:rPr>
+          <w:rStyle w:val="NormalTok"/>
+        </w:rPr>
+        <w:t xml:space="preserve">}</w:t>
+      </w:r>
+    </w:p>
+    <w:p>
+      <w:r>
+        <w:pict>
+          <v:rect style="width:0;height:1.5pt" o:hralign="center" o:hrstd="t" o:hr="t"/>
+        </w:pict>
+      </w:r>
+    </w:p>
+    <w:bookmarkEnd w:id="93"/>
+    <w:bookmarkEnd w:id="94"/>
+    <w:bookmarkStart w:id="99" w:name="Xdf1dcc1e9c6968fc4f59fe90566bf1d4055ae96"/>
+    <w:p>
+      <w:pPr>
+        <w:pStyle w:val="Heading2"/>
+      </w:pPr>
+      <w:r>
         <w:t xml:space="preserve">17. Machine à états commande</w:t>
       </w:r>
     </w:p>
-    <w:bookmarkStart w:id="83" w:name="X850df97dda7a4f29b448d1bc7faf265ad4d2202"/>
+    <w:bookmarkStart w:id="95" w:name="X850df97dda7a4f29b448d1bc7faf265ad4d2202"/>
     <w:p>
       <w:pPr>
         <w:pStyle w:val="Heading3"/>
@@ -13187,8 +13486,8 @@
         <w:t xml:space="preserve">;</w:t>
       </w:r>
     </w:p>
-    <w:bookmarkEnd w:id="83"/>
-    <w:bookmarkStart w:id="84" w:name="X712ecee384cbb530e6d0e402f72881a669fc7bc"/>
+    <w:bookmarkEnd w:id="95"/>
+    <w:bookmarkStart w:id="96" w:name="X712ecee384cbb530e6d0e402f72881a669fc7bc"/>
     <w:p>
       <w:pPr>
         <w:pStyle w:val="Heading3"/>
@@ -13424,8 +13723,8 @@
         <w:t xml:space="preserve">                                      COMPLETED</w:t>
       </w:r>
     </w:p>
-    <w:bookmarkEnd w:id="84"/>
-    <w:bookmarkStart w:id="85" w:name="X01010e6ca091b0a0cbd60d2bab136dd9d2d62a9"/>
+    <w:bookmarkEnd w:id="96"/>
+    <w:bookmarkStart w:id="97" w:name="X01010e6ca091b0a0cbd60d2bab136dd9d2d62a9"/>
     <w:p>
       <w:pPr>
         <w:pStyle w:val="Heading3"/>
@@ -13694,8 +13993,8 @@
         </w:tc>
       </w:tr>
     </w:tbl>
-    <w:bookmarkEnd w:id="85"/>
-    <w:bookmarkStart w:id="86" w:name="X5d26cacca528f61faaa5267d627422d981720c0"/>
+    <w:bookmarkEnd w:id="97"/>
+    <w:bookmarkStart w:id="98" w:name="X5d26cacca528f61faaa5267d627422d981720c0"/>
     <w:p>
       <w:pPr>
         <w:pStyle w:val="Heading3"/>
@@ -13890,9 +14189,9 @@
         </w:pict>
       </w:r>
     </w:p>
-    <w:bookmarkEnd w:id="86"/>
-    <w:bookmarkEnd w:id="87"/>
-    <w:bookmarkStart w:id="92" w:name="Xf9b6a744cdc1711a63f84ce49e8c151de024a73"/>
+    <w:bookmarkEnd w:id="98"/>
+    <w:bookmarkEnd w:id="99"/>
+    <w:bookmarkStart w:id="104" w:name="Xf9b6a744cdc1711a63f84ce49e8c151de024a73"/>
     <w:p>
       <w:pPr>
         <w:pStyle w:val="Heading2"/>
@@ -13901,7 +14200,7 @@
         <w:t xml:space="preserve">18. Intégration livraison → escrow</w:t>
       </w:r>
     </w:p>
-    <w:bookmarkStart w:id="88" w:name="Xe284f2326cfb9ae32bae9655150c27a2c054689"/>
+    <w:bookmarkStart w:id="100" w:name="Xe284f2326cfb9ae32bae9655150c27a2c054689"/>
     <w:p>
       <w:pPr>
         <w:pStyle w:val="Heading3"/>
@@ -13957,8 +14256,8 @@
         <w:t xml:space="preserve">                                                             CONFIRMED  RETURNED</w:t>
       </w:r>
     </w:p>
-    <w:bookmarkEnd w:id="88"/>
-    <w:bookmarkStart w:id="89" w:name="X646604b5d1ade6cdcfe0a3744c8c778c794ce76"/>
+    <w:bookmarkEnd w:id="100"/>
+    <w:bookmarkStart w:id="101" w:name="X646604b5d1ade6cdcfe0a3744c8c778c794ce76"/>
     <w:p>
       <w:pPr>
         <w:pStyle w:val="Heading3"/>
@@ -14098,8 +14397,8 @@
         <w:t xml:space="preserve">             Escrow → RELEASED</w:t>
       </w:r>
     </w:p>
-    <w:bookmarkEnd w:id="89"/>
-    <w:bookmarkStart w:id="90" w:name="X37218317fff7460ca56af2ce924d454d8df96ac"/>
+    <w:bookmarkEnd w:id="101"/>
+    <w:bookmarkStart w:id="102" w:name="X37218317fff7460ca56af2ce924d454d8df96ac"/>
     <w:p>
       <w:pPr>
         <w:pStyle w:val="Heading3"/>
@@ -14158,8 +14457,8 @@
         <w:t xml:space="preserve">  → Escrow reste HELD</w:t>
       </w:r>
     </w:p>
-    <w:bookmarkEnd w:id="90"/>
-    <w:bookmarkStart w:id="91" w:name="X866fc2f8f9fe964bc6ff02100d410c94af73e94"/>
+    <w:bookmarkEnd w:id="102"/>
+    <w:bookmarkStart w:id="103" w:name="X866fc2f8f9fe964bc6ff02100d410c94af73e94"/>
     <w:p>
       <w:pPr>
         <w:pStyle w:val="Heading3"/>
@@ -14213,9 +14512,9 @@
         </w:pict>
       </w:r>
     </w:p>
-    <w:bookmarkEnd w:id="91"/>
-    <w:bookmarkEnd w:id="92"/>
-    <w:bookmarkStart w:id="97" w:name="Xc797e34c926f401d6f2341b85c164f50604aeb2"/>
+    <w:bookmarkEnd w:id="103"/>
+    <w:bookmarkEnd w:id="104"/>
+    <w:bookmarkStart w:id="109" w:name="Xc797e34c926f401d6f2341b85c164f50604aeb2"/>
     <w:p>
       <w:pPr>
         <w:pStyle w:val="Heading2"/>
@@ -14224,7 +14523,7 @@
         <w:t xml:space="preserve">19. Calcul des montants</w:t>
       </w:r>
     </w:p>
-    <w:bookmarkStart w:id="93" w:name="Xb81e2c329e248518f7c2ae3684725c78264d3b2"/>
+    <w:bookmarkStart w:id="105" w:name="Xb81e2c329e248518f7c2ae3684725c78264d3b2"/>
     <w:p>
       <w:pPr>
         <w:pStyle w:val="Heading3"/>
@@ -14292,8 +14591,8 @@
         <w:t xml:space="preserve">  deliveryFee    = Frais de livraison (non encore calculé, = 0)</w:t>
       </w:r>
     </w:p>
-    <w:bookmarkEnd w:id="93"/>
-    <w:bookmarkStart w:id="94" w:name="Xbc862e22b5f917300428ac88d9c92a5ba9260fb"/>
+    <w:bookmarkEnd w:id="105"/>
+    <w:bookmarkStart w:id="106" w:name="Xbc862e22b5f917300428ac88d9c92a5ba9260fb"/>
     <w:p>
       <w:pPr>
         <w:pStyle w:val="Heading3"/>
@@ -14376,8 +14675,8 @@
         <w:t xml:space="preserve">TOTAL :                                                68 500 FCFA</w:t>
       </w:r>
     </w:p>
-    <w:bookmarkEnd w:id="94"/>
-    <w:bookmarkStart w:id="95" w:name="X5d19d2d3735ad0d1cc6cd1b553c48bae99c55af"/>
+    <w:bookmarkEnd w:id="106"/>
+    <w:bookmarkStart w:id="107" w:name="X5d19d2d3735ad0d1cc6cd1b553c48bae99c55af"/>
     <w:p>
       <w:pPr>
         <w:pStyle w:val="Heading3"/>
@@ -14583,8 +14882,8 @@
         <w:t xml:space="preserve">// Le deliveryFee est toujours 0 en v1</w:t>
       </w:r>
     </w:p>
-    <w:bookmarkEnd w:id="95"/>
-    <w:bookmarkStart w:id="96" w:name="X94e1e0d0d37ba08b52afdb162638cff664e26e0"/>
+    <w:bookmarkEnd w:id="107"/>
+    <w:bookmarkStart w:id="108" w:name="X94e1e0d0d37ba08b52afdb162638cff664e26e0"/>
     <w:p>
       <w:pPr>
         <w:pStyle w:val="Heading3"/>
@@ -14639,9 +14938,9 @@
         </w:pict>
       </w:r>
     </w:p>
-    <w:bookmarkEnd w:id="96"/>
-    <w:bookmarkEnd w:id="97"/>
-    <w:bookmarkStart w:id="102" w:name="Xb5da52a733f2d184dee55f20a1dee052662df00"/>
+    <w:bookmarkEnd w:id="108"/>
+    <w:bookmarkEnd w:id="109"/>
+    <w:bookmarkStart w:id="114" w:name="Xb5da52a733f2d184dee55f20a1dee052662df00"/>
     <w:p>
       <w:pPr>
         <w:pStyle w:val="Heading2"/>
@@ -14650,7 +14949,7 @@
         <w:t xml:space="preserve">20. Gestion des devises (FCFA/XOF)</w:t>
       </w:r>
     </w:p>
-    <w:bookmarkStart w:id="98" w:name="Xa88cbcde7930662127a547e2b6aff86a0ab50ea"/>
+    <w:bookmarkStart w:id="110" w:name="Xa88cbcde7930662127a547e2b6aff86a0ab50ea"/>
     <w:p>
       <w:pPr>
         <w:pStyle w:val="Heading3"/>
@@ -14699,8 +14998,8 @@
         <w:t xml:space="preserve">(West African CFA Franc).</w:t>
       </w:r>
     </w:p>
-    <w:bookmarkEnd w:id="98"/>
-    <w:bookmarkStart w:id="99" w:name="X7c8fa6187d40773ed10dbf2f9d51f640e6c9491"/>
+    <w:bookmarkEnd w:id="110"/>
+    <w:bookmarkStart w:id="111" w:name="X7c8fa6187d40773ed10dbf2f9d51f640e6c9491"/>
     <w:p>
       <w:pPr>
         <w:pStyle w:val="Heading3"/>
@@ -14876,8 +15175,8 @@
         </w:tc>
       </w:tr>
     </w:tbl>
-    <w:bookmarkEnd w:id="99"/>
-    <w:bookmarkStart w:id="100" w:name="Xc0f66df99ca0972853390c5271e7ce01449f91a"/>
+    <w:bookmarkEnd w:id="111"/>
+    <w:bookmarkStart w:id="112" w:name="Xc0f66df99ca0972853390c5271e7ce01449f91a"/>
     <w:p>
       <w:pPr>
         <w:pStyle w:val="Heading3"/>
@@ -15317,8 +15616,8 @@
         <w:t xml:space="preserve">// → "1 500 000 F CFA"</w:t>
       </w:r>
     </w:p>
-    <w:bookmarkEnd w:id="100"/>
-    <w:bookmarkStart w:id="101" w:name="Xd5ab9a6676435ea15782c4c6eb6a79f9b5a89d8"/>
+    <w:bookmarkEnd w:id="112"/>
+    <w:bookmarkStart w:id="113" w:name="Xd5ab9a6676435ea15782c4c6eb6a79f9b5a89d8"/>
     <w:p>
       <w:pPr>
         <w:pStyle w:val="Heading3"/>
@@ -15420,9 +15719,9 @@
         </w:pict>
       </w:r>
     </w:p>
-    <w:bookmarkEnd w:id="101"/>
-    <w:bookmarkEnd w:id="102"/>
-    <w:bookmarkStart w:id="108" w:name="X41352d17440a6b07c9631162d2484ca02b75378"/>
+    <w:bookmarkEnd w:id="113"/>
+    <w:bookmarkEnd w:id="114"/>
+    <w:bookmarkStart w:id="120" w:name="X41352d17440a6b07c9631162d2484ca02b75378"/>
     <w:p>
       <w:pPr>
         <w:pStyle w:val="Heading2"/>
@@ -15431,7 +15730,7 @@
         <w:t xml:space="preserve">21. Modèles de données Prisma</w:t>
       </w:r>
     </w:p>
-    <w:bookmarkStart w:id="103" w:name="Xd82d7bf6d6e110dfda93017686683f157d7db49"/>
+    <w:bookmarkStart w:id="115" w:name="Xd82d7bf6d6e110dfda93017686683f157d7db49"/>
     <w:p>
       <w:pPr>
         <w:pStyle w:val="Heading3"/>
@@ -15682,8 +15981,8 @@
         <w:t xml:space="preserve">}</w:t>
       </w:r>
     </w:p>
-    <w:bookmarkEnd w:id="103"/>
-    <w:bookmarkStart w:id="104" w:name="X2309a90a73c9683846e38ec6ecb82e7ef683c83"/>
+    <w:bookmarkEnd w:id="115"/>
+    <w:bookmarkStart w:id="116" w:name="X2309a90a73c9683846e38ec6ecb82e7ef683c83"/>
     <w:p>
       <w:pPr>
         <w:pStyle w:val="Heading3"/>
@@ -15841,8 +16140,8 @@
         <w:t xml:space="preserve">}</w:t>
       </w:r>
     </w:p>
-    <w:bookmarkEnd w:id="104"/>
-    <w:bookmarkStart w:id="105" w:name="X15fd4ee388484e004e4b448e50f2eab4fb732cb"/>
+    <w:bookmarkEnd w:id="116"/>
+    <w:bookmarkStart w:id="117" w:name="X15fd4ee388484e004e4b448e50f2eab4fb732cb"/>
     <w:p>
       <w:pPr>
         <w:pStyle w:val="Heading3"/>
@@ -15955,8 +16254,8 @@
         <w:t xml:space="preserve">}</w:t>
       </w:r>
     </w:p>
-    <w:bookmarkEnd w:id="105"/>
-    <w:bookmarkStart w:id="106" w:name="Xf647c887a81216c9c5f15243682f9008150773e"/>
+    <w:bookmarkEnd w:id="117"/>
+    <w:bookmarkStart w:id="118" w:name="Xf647c887a81216c9c5f15243682f9008150773e"/>
     <w:p>
       <w:pPr>
         <w:pStyle w:val="Heading3"/>
@@ -16078,8 +16377,8 @@
         <w:t xml:space="preserve">}</w:t>
       </w:r>
     </w:p>
-    <w:bookmarkEnd w:id="106"/>
-    <w:bookmarkStart w:id="107" w:name="X9cbc7bab149aa6c4fe82f066534336bec746716"/>
+    <w:bookmarkEnd w:id="118"/>
+    <w:bookmarkStart w:id="119" w:name="X9cbc7bab149aa6c4fe82f066534336bec746716"/>
     <w:p>
       <w:pPr>
         <w:pStyle w:val="Heading3"/>
@@ -16310,9 +16609,9 @@
         </w:pict>
       </w:r>
     </w:p>
-    <w:bookmarkEnd w:id="107"/>
-    <w:bookmarkEnd w:id="108"/>
-    <w:bookmarkStart w:id="112" w:name="X5a80ee3410e3e365cc723af56b467c2db73563b"/>
+    <w:bookmarkEnd w:id="119"/>
+    <w:bookmarkEnd w:id="120"/>
+    <w:bookmarkStart w:id="124" w:name="X5a80ee3410e3e365cc723af56b467c2db73563b"/>
     <w:p>
       <w:pPr>
         <w:pStyle w:val="Heading2"/>
@@ -16321,7 +16620,7 @@
         <w:t xml:space="preserve">22. Journal des événements (OrderEvent)</w:t>
       </w:r>
     </w:p>
-    <w:bookmarkStart w:id="109" w:name="X26beac0b3a66039843ee4c25a75bc047cc99a90"/>
+    <w:bookmarkStart w:id="121" w:name="X26beac0b3a66039843ee4c25a75bc047cc99a90"/>
     <w:p>
       <w:pPr>
         <w:pStyle w:val="Heading3"/>
@@ -16366,8 +16665,8 @@
         <w:t xml:space="preserve">complet et immuable.</w:t>
       </w:r>
     </w:p>
-    <w:bookmarkEnd w:id="109"/>
-    <w:bookmarkStart w:id="110" w:name="X68264a5138a965824df27756fba0971d0341800"/>
+    <w:bookmarkEnd w:id="121"/>
+    <w:bookmarkStart w:id="122" w:name="X68264a5138a965824df27756fba0971d0341800"/>
     <w:p>
       <w:pPr>
         <w:pStyle w:val="Heading3"/>
@@ -16906,8 +17205,8 @@
         </w:tc>
       </w:tr>
     </w:tbl>
-    <w:bookmarkEnd w:id="110"/>
-    <w:bookmarkStart w:id="111" w:name="X1641f868adf754ea312b15e3cc50a8be37f65a4"/>
+    <w:bookmarkEnd w:id="122"/>
+    <w:bookmarkStart w:id="123" w:name="X1641f868adf754ea312b15e3cc50a8be37f65a4"/>
     <w:p>
       <w:pPr>
         <w:pStyle w:val="Heading3"/>
@@ -16929,7 +17228,7 @@
         <w:pStyle w:val="Compact"/>
         <w:numPr>
           <w:ilvl w:val="0"/>
-          <w:numId w:val="1006"/>
+          <w:numId w:val="1007"/>
         </w:numPr>
       </w:pPr>
       <w:r>
@@ -16951,7 +17250,7 @@
         <w:pStyle w:val="Compact"/>
         <w:numPr>
           <w:ilvl w:val="0"/>
-          <w:numId w:val="1006"/>
+          <w:numId w:val="1007"/>
         </w:numPr>
       </w:pPr>
       <w:r>
@@ -16973,7 +17272,7 @@
         <w:pStyle w:val="Compact"/>
         <w:numPr>
           <w:ilvl w:val="0"/>
-          <w:numId w:val="1006"/>
+          <w:numId w:val="1007"/>
         </w:numPr>
       </w:pPr>
       <w:r>
@@ -16995,7 +17294,7 @@
         <w:pStyle w:val="Compact"/>
         <w:numPr>
           <w:ilvl w:val="0"/>
-          <w:numId w:val="1006"/>
+          <w:numId w:val="1007"/>
         </w:numPr>
       </w:pPr>
       <w:r>
@@ -17019,9 +17318,9 @@
         </w:pict>
       </w:r>
     </w:p>
-    <w:bookmarkEnd w:id="111"/>
-    <w:bookmarkEnd w:id="112"/>
-    <w:bookmarkStart w:id="117" w:name="X0a54f93e89fce0ee1901700a722546f12f85de4"/>
+    <w:bookmarkEnd w:id="123"/>
+    <w:bookmarkEnd w:id="124"/>
+    <w:bookmarkStart w:id="129" w:name="X0a54f93e89fce0ee1901700a722546f12f85de4"/>
     <w:p>
       <w:pPr>
         <w:pStyle w:val="Heading2"/>
@@ -17030,7 +17329,7 @@
         <w:t xml:space="preserve">23. Endpoints API complets</w:t>
       </w:r>
     </w:p>
-    <w:bookmarkStart w:id="113" w:name="X57b7534b09802d3a860df8c24651ec82e519410"/>
+    <w:bookmarkStart w:id="125" w:name="X57b7534b09802d3a860df8c24651ec82e519410"/>
     <w:p>
       <w:pPr>
         <w:pStyle w:val="Heading3"/>
@@ -17199,8 +17498,8 @@
         </w:tc>
       </w:tr>
     </w:tbl>
-    <w:bookmarkEnd w:id="113"/>
-    <w:bookmarkStart w:id="114" w:name="Xfa0d4b46759a4bb5b1c6c260c92d0081ea39f88"/>
+    <w:bookmarkEnd w:id="125"/>
+    <w:bookmarkStart w:id="126" w:name="Xfa0d4b46759a4bb5b1c6c260c92d0081ea39f88"/>
     <w:p>
       <w:pPr>
         <w:pStyle w:val="Heading3"/>
@@ -17663,8 +17962,8 @@
         </w:tc>
       </w:tr>
     </w:tbl>
-    <w:bookmarkEnd w:id="114"/>
-    <w:bookmarkStart w:id="115" w:name="Xcd8ae44a530668ce0d9ce921067da58a42be3e0"/>
+    <w:bookmarkEnd w:id="126"/>
+    <w:bookmarkStart w:id="127" w:name="Xcd8ae44a530668ce0d9ce921067da58a42be3e0"/>
     <w:p>
       <w:pPr>
         <w:pStyle w:val="Heading3"/>
@@ -18029,8 +18328,8 @@
         </w:tc>
       </w:tr>
     </w:tbl>
-    <w:bookmarkEnd w:id="115"/>
-    <w:bookmarkStart w:id="116" w:name="Xbd3153dd0a38b775e206d404a5761e0d93fb3cb"/>
+    <w:bookmarkEnd w:id="127"/>
+    <w:bookmarkStart w:id="128" w:name="Xbd3153dd0a38b775e206d404a5761e0d93fb3cb"/>
     <w:p>
       <w:pPr>
         <w:pStyle w:val="Heading3"/>
@@ -18206,9 +18505,9 @@
         </w:pict>
       </w:r>
     </w:p>
-    <w:bookmarkEnd w:id="116"/>
-    <w:bookmarkEnd w:id="117"/>
-    <w:bookmarkStart w:id="121" w:name="X2f54624b25de622259e73ed415ba354ed5b2ea9"/>
+    <w:bookmarkEnd w:id="128"/>
+    <w:bookmarkEnd w:id="129"/>
+    <w:bookmarkStart w:id="133" w:name="X2f54624b25de622259e73ed415ba354ed5b2ea9"/>
     <w:p>
       <w:pPr>
         <w:pStyle w:val="Heading2"/>
@@ -18217,7 +18516,7 @@
         <w:t xml:space="preserve">24. Validation des données (Zod)</w:t>
       </w:r>
     </w:p>
-    <w:bookmarkStart w:id="118" w:name="X5216511a135617cc2eb9d453d9835930aa6855c"/>
+    <w:bookmarkStart w:id="130" w:name="X5216511a135617cc2eb9d453d9835930aa6855c"/>
     <w:p>
       <w:pPr>
         <w:pStyle w:val="Heading3"/>
@@ -18759,8 +19058,8 @@
         <w:t xml:space="preserve">;</w:t>
       </w:r>
     </w:p>
-    <w:bookmarkEnd w:id="118"/>
-    <w:bookmarkStart w:id="119" w:name="X40a79a723c9b2ebbb6941889cd24448565a338b"/>
+    <w:bookmarkEnd w:id="130"/>
+    <w:bookmarkStart w:id="131" w:name="X40a79a723c9b2ebbb6941889cd24448565a338b"/>
     <w:p>
       <w:pPr>
         <w:pStyle w:val="Heading3"/>
@@ -18954,8 +19253,8 @@
         <w:t xml:space="preserve">;</w:t>
       </w:r>
     </w:p>
-    <w:bookmarkEnd w:id="119"/>
-    <w:bookmarkStart w:id="120" w:name="X1d92353f7e452a9f9b6e16683508afc825953a7"/>
+    <w:bookmarkEnd w:id="131"/>
+    <w:bookmarkStart w:id="132" w:name="X1d92353f7e452a9f9b6e16683508afc825953a7"/>
     <w:p>
       <w:pPr>
         <w:pStyle w:val="Heading3"/>
@@ -19138,9 +19437,9 @@
         </w:pict>
       </w:r>
     </w:p>
-    <w:bookmarkEnd w:id="120"/>
-    <w:bookmarkEnd w:id="121"/>
-    <w:bookmarkStart w:id="124" w:name="Xac7259ed06727b725689333ff4292e3e0691c64"/>
+    <w:bookmarkEnd w:id="132"/>
+    <w:bookmarkEnd w:id="133"/>
+    <w:bookmarkStart w:id="136" w:name="Xac7259ed06727b725689333ff4292e3e0691c64"/>
     <w:p>
       <w:pPr>
         <w:pStyle w:val="Heading2"/>
@@ -19149,7 +19448,7 @@
         <w:t xml:space="preserve">25. Gestion d'erreurs</w:t>
       </w:r>
     </w:p>
-    <w:bookmarkStart w:id="122" w:name="X052ed750fddd2f188a3648e6219eb00c9fdfe36"/>
+    <w:bookmarkStart w:id="134" w:name="X052ed750fddd2f188a3648e6219eb00c9fdfe36"/>
     <w:p>
       <w:pPr>
         <w:pStyle w:val="Heading3"/>
@@ -19436,8 +19735,8 @@
         </w:tc>
       </w:tr>
     </w:tbl>
-    <w:bookmarkEnd w:id="122"/>
-    <w:bookmarkStart w:id="123" w:name="Xea962ee4591a7397dda0ea5bac3f22497f61104"/>
+    <w:bookmarkEnd w:id="134"/>
+    <w:bookmarkStart w:id="135" w:name="Xea962ee4591a7397dda0ea5bac3f22497f61104"/>
     <w:p>
       <w:pPr>
         <w:pStyle w:val="Heading3"/>
@@ -19659,9 +19958,9 @@
         </w:pict>
       </w:r>
     </w:p>
-    <w:bookmarkEnd w:id="123"/>
-    <w:bookmarkEnd w:id="124"/>
-    <w:bookmarkStart w:id="129" w:name="X28d9f832d08c34689e5dbc5416794fcbcf7e626"/>
+    <w:bookmarkEnd w:id="135"/>
+    <w:bookmarkEnd w:id="136"/>
+    <w:bookmarkStart w:id="141" w:name="X28d9f832d08c34689e5dbc5416794fcbcf7e626"/>
     <w:p>
       <w:pPr>
         <w:pStyle w:val="Heading2"/>
@@ -19670,7 +19969,7 @@
         <w:t xml:space="preserve">26. Sécurité</w:t>
       </w:r>
     </w:p>
-    <w:bookmarkStart w:id="125" w:name="X1a9962ed6d6aca1345ec01fdc14e63c2dc8a9b3"/>
+    <w:bookmarkStart w:id="137" w:name="X1a9962ed6d6aca1345ec01fdc14e63c2dc8a9b3"/>
     <w:p>
       <w:pPr>
         <w:pStyle w:val="Heading3"/>
@@ -19974,8 +20273,8 @@
         </w:tc>
       </w:tr>
     </w:tbl>
-    <w:bookmarkEnd w:id="125"/>
-    <w:bookmarkStart w:id="126" w:name="X27e82126281d80889af1490ec51109b6fc3c6f4"/>
+    <w:bookmarkEnd w:id="137"/>
+    <w:bookmarkStart w:id="138" w:name="X27e82126281d80889af1490ec51109b6fc3c6f4"/>
     <w:p>
       <w:pPr>
         <w:pStyle w:val="Heading3"/>
@@ -20006,153 +20305,6 @@
       </w:r>
       <w:r>
         <w:t xml:space="preserve">au moment de la commande (snapshot). Cela empêche :</w:t>
-      </w:r>
-    </w:p>
-    <w:p>
-      <w:pPr>
-        <w:pStyle w:val="Compact"/>
-        <w:numPr>
-          <w:ilvl w:val="0"/>
-          <w:numId w:val="1007"/>
-        </w:numPr>
-      </w:pPr>
-      <w:r>
-        <w:t xml:space="preserve">La modification des prix par le vendeur après commande</w:t>
-      </w:r>
-    </w:p>
-    <w:p>
-      <w:pPr>
-        <w:pStyle w:val="Compact"/>
-        <w:numPr>
-          <w:ilvl w:val="0"/>
-          <w:numId w:val="1007"/>
-        </w:numPr>
-      </w:pPr>
-      <w:r>
-        <w:t xml:space="preserve">Les incohérences entre le montant affiché et le montant payé</w:t>
-      </w:r>
-    </w:p>
-    <w:p>
-      <w:pPr>
-        <w:pStyle w:val="Compact"/>
-        <w:numPr>
-          <w:ilvl w:val="0"/>
-          <w:numId w:val="1007"/>
-        </w:numPr>
-      </w:pPr>
-      <w:r>
-        <w:t xml:space="preserve">Les litiges sur les prix</w:t>
-      </w:r>
-    </w:p>
-    <w:bookmarkEnd w:id="126"/>
-    <w:bookmarkStart w:id="127" w:name="Xc61d4ed0686efe5b3cba027d0d383c3b06e473c"/>
-    <w:p>
-      <w:pPr>
-        <w:pStyle w:val="Heading3"/>
-      </w:pPr>
-      <w:r>
-        <w:t xml:space="preserve">26.3 Vérification du webhook CinetPay</w:t>
-      </w:r>
-    </w:p>
-    <w:p>
-      <w:pPr>
-        <w:pStyle w:val="FirstParagraph"/>
-      </w:pPr>
-      <w:r>
-        <w:rPr>
-          <w:b/>
-          <w:bCs/>
-        </w:rPr>
-        <w:t xml:space="preserve">État actuel (v1) :</w:t>
-      </w:r>
-      <w:r>
-        <w:t xml:space="preserve"> </w:t>
-      </w:r>
-      <w:r>
-        <w:t xml:space="preserve">Le webhook valide le format du</w:t>
-      </w:r>
-      <w:r>
-        <w:t xml:space="preserve"> </w:t>
-      </w:r>
-      <w:r>
-        <w:rPr>
-          <w:rStyle w:val="VerbatimChar"/>
-        </w:rPr>
-        <w:t xml:space="preserve">cpm_trans_id</w:t>
-      </w:r>
-      <w:r>
-        <w:t xml:space="preserve"> </w:t>
-      </w:r>
-      <w:r>
-        <w:t xml:space="preserve">et le statut du paiement, mais</w:t>
-      </w:r>
-      <w:r>
-        <w:t xml:space="preserve"> </w:t>
-      </w:r>
-      <w:r>
-        <w:rPr>
-          <w:b/>
-          <w:bCs/>
-        </w:rPr>
-        <w:t xml:space="preserve">ne vérifie pas la signature</w:t>
-      </w:r>
-      <w:r>
-        <w:t xml:space="preserve"> </w:t>
-      </w:r>
-      <w:r>
-        <w:t xml:space="preserve">de CinetPay.</w:t>
-      </w:r>
-    </w:p>
-    <w:p>
-      <w:pPr>
-        <w:pStyle w:val="BodyText"/>
-      </w:pPr>
-      <w:r>
-        <w:rPr>
-          <w:b/>
-          <w:bCs/>
-        </w:rPr>
-        <w:t xml:space="preserve">Planifié :</w:t>
-      </w:r>
-      <w:r>
-        <w:t xml:space="preserve"> </w:t>
-      </w:r>
-      <w:r>
-        <w:t xml:space="preserve">Ajout de la vérification HMAC avec la clé API CinetPay pour garantir l'authenticité des webhooks.</w:t>
-      </w:r>
-    </w:p>
-    <w:bookmarkEnd w:id="127"/>
-    <w:bookmarkStart w:id="128" w:name="X11de117229a43c62ff29af7e22c6d74d47fe38d"/>
-    <w:p>
-      <w:pPr>
-        <w:pStyle w:val="Heading3"/>
-      </w:pPr>
-      <w:r>
-        <w:t xml:space="preserve">26.4 COD : limite de sécurité</w:t>
-      </w:r>
-    </w:p>
-    <w:p>
-      <w:pPr>
-        <w:pStyle w:val="FirstParagraph"/>
-      </w:pPr>
-      <w:r>
-        <w:t xml:space="preserve">La limite de</w:t>
-      </w:r>
-      <w:r>
-        <w:t xml:space="preserve"> </w:t>
-      </w:r>
-      <w:r>
-        <w:rPr>
-          <w:b/>
-          <w:bCs/>
-        </w:rPr>
-        <w:t xml:space="preserve">75 000 FCFA</w:t>
-      </w:r>
-      <w:r>
-        <w:t xml:space="preserve"> </w:t>
-      </w:r>
-      <w:r>
-        <w:t xml:space="preserve">pour le COD réduit les risques :</w:t>
       </w:r>
     </w:p>
     <w:p>
@@ -20164,7 +20316,7 @@
         </w:numPr>
       </w:pPr>
       <w:r>
-        <w:t xml:space="preserve">Vol lors de la livraison (montant limité)</w:t>
+        <w:t xml:space="preserve">La modification des prix par le vendeur après commande</w:t>
       </w:r>
     </w:p>
     <w:p>
@@ -20176,7 +20328,7 @@
         </w:numPr>
       </w:pPr>
       <w:r>
-        <w:t xml:space="preserve">Faux billets (montant vérifiable)</w:t>
+        <w:t xml:space="preserve">Les incohérences entre le montant affiché et le montant payé</w:t>
       </w:r>
     </w:p>
     <w:p>
@@ -20188,300 +20340,94 @@
         </w:numPr>
       </w:pPr>
       <w:r>
-        <w:t xml:space="preserve">Non-paiement par le client (perte limitée)</w:t>
-      </w:r>
-    </w:p>
-    <w:p>
-      <w:r>
-        <w:pict>
-          <v:rect style="width:0;height:1.5pt" o:hralign="center" o:hrstd="t" o:hr="t"/>
-        </w:pict>
-      </w:r>
-    </w:p>
-    <w:bookmarkEnd w:id="128"/>
-    <w:bookmarkEnd w:id="129"/>
-    <w:bookmarkStart w:id="133" w:name="Xa1f628ed50d4c651967eb05addb4b304940df01"/>
-    <w:p>
-      <w:pPr>
-        <w:pStyle w:val="Heading2"/>
-      </w:pPr>
-      <w:r>
-        <w:t xml:space="preserve">27. Administration et dashboard</w:t>
-      </w:r>
-    </w:p>
-    <w:bookmarkStart w:id="130" w:name="X1b9a2861153b16808e1aae8d4af238cdb31f423"/>
+        <w:t xml:space="preserve">Les litiges sur les prix</w:t>
+      </w:r>
+    </w:p>
+    <w:bookmarkEnd w:id="138"/>
+    <w:bookmarkStart w:id="139" w:name="Xc61d4ed0686efe5b3cba027d0d383c3b06e473c"/>
     <w:p>
       <w:pPr>
         <w:pStyle w:val="Heading3"/>
       </w:pPr>
       <w:r>
-        <w:t xml:space="preserve">27.1 Statistiques dashboard</w:t>
-      </w:r>
-    </w:p>
-    <w:p>
-      <w:pPr>
-        <w:pStyle w:val="SourceCode"/>
-      </w:pPr>
-      <w:r>
-        <w:rPr>
-          <w:rStyle w:val="CommentTok"/>
-        </w:rPr>
-        <w:t xml:space="preserve">// GET /api/v1/admin/dashboard</w:t>
-      </w:r>
-      <w:r>
-        <w:br/>
-      </w:r>
-      <w:r>
-        <w:rPr>
-          <w:rStyle w:val="NormalTok"/>
-        </w:rPr>
-        <w:t xml:space="preserve">{</w:t>
-      </w:r>
-      <w:r>
-        <w:br/>
-      </w:r>
-      <w:r>
-        <w:rPr>
-          <w:rStyle w:val="NormalTok"/>
-        </w:rPr>
-        <w:t xml:space="preserve">  totalUsers</w:t>
-      </w:r>
-      <w:r>
-        <w:rPr>
-          <w:rStyle w:val="OperatorTok"/>
-        </w:rPr>
-        <w:t xml:space="preserve">:</w:t>
-      </w:r>
-      <w:r>
-        <w:rPr>
-          <w:rStyle w:val="NormalTok"/>
-        </w:rPr>
-        <w:t xml:space="preserve"> </w:t>
-      </w:r>
-      <w:r>
-        <w:rPr>
-          <w:rStyle w:val="DataTypeTok"/>
-        </w:rPr>
-        <w:t xml:space="preserve">number</w:t>
-      </w:r>
-      <w:r>
-        <w:rPr>
-          <w:rStyle w:val="OperatorTok"/>
-        </w:rPr>
-        <w:t xml:space="preserve">,</w:t>
-      </w:r>
-      <w:r>
-        <w:br/>
-      </w:r>
-      <w:r>
-        <w:rPr>
-          <w:rStyle w:val="NormalTok"/>
-        </w:rPr>
-        <w:t xml:space="preserve">  totalVendors</w:t>
-      </w:r>
-      <w:r>
-        <w:rPr>
-          <w:rStyle w:val="OperatorTok"/>
-        </w:rPr>
-        <w:t xml:space="preserve">:</w:t>
-      </w:r>
-      <w:r>
-        <w:rPr>
-          <w:rStyle w:val="NormalTok"/>
-        </w:rPr>
-        <w:t xml:space="preserve"> </w:t>
-      </w:r>
-      <w:r>
-        <w:rPr>
-          <w:rStyle w:val="DataTypeTok"/>
-        </w:rPr>
-        <w:t xml:space="preserve">number</w:t>
-      </w:r>
-      <w:r>
-        <w:rPr>
-          <w:rStyle w:val="OperatorTok"/>
-        </w:rPr>
-        <w:t xml:space="preserve">,</w:t>
-      </w:r>
-      <w:r>
-        <w:br/>
-      </w:r>
-      <w:r>
-        <w:rPr>
-          <w:rStyle w:val="NormalTok"/>
-        </w:rPr>
-        <w:t xml:space="preserve">  totalOrders</w:t>
-      </w:r>
-      <w:r>
-        <w:rPr>
-          <w:rStyle w:val="OperatorTok"/>
-        </w:rPr>
-        <w:t xml:space="preserve">:</w:t>
-      </w:r>
-      <w:r>
-        <w:rPr>
-          <w:rStyle w:val="NormalTok"/>
-        </w:rPr>
-        <w:t xml:space="preserve"> </w:t>
-      </w:r>
-      <w:r>
-        <w:rPr>
-          <w:rStyle w:val="DataTypeTok"/>
-        </w:rPr>
-        <w:t xml:space="preserve">number</w:t>
-      </w:r>
-      <w:r>
-        <w:rPr>
-          <w:rStyle w:val="OperatorTok"/>
-        </w:rPr>
-        <w:t xml:space="preserve">,</w:t>
-      </w:r>
-      <w:r>
-        <w:br/>
-      </w:r>
-      <w:r>
-        <w:rPr>
-          <w:rStyle w:val="NormalTok"/>
-        </w:rPr>
-        <w:t xml:space="preserve">  activeOrders</w:t>
-      </w:r>
-      <w:r>
-        <w:rPr>
-          <w:rStyle w:val="OperatorTok"/>
-        </w:rPr>
-        <w:t xml:space="preserve">:</w:t>
-      </w:r>
-      <w:r>
-        <w:rPr>
-          <w:rStyle w:val="NormalTok"/>
-        </w:rPr>
-        <w:t xml:space="preserve"> </w:t>
-      </w:r>
-      <w:r>
-        <w:rPr>
-          <w:rStyle w:val="DataTypeTok"/>
-        </w:rPr>
-        <w:t xml:space="preserve">number</w:t>
-      </w:r>
-      <w:r>
-        <w:rPr>
-          <w:rStyle w:val="OperatorTok"/>
-        </w:rPr>
-        <w:t xml:space="preserve">,</w:t>
-      </w:r>
-      <w:r>
-        <w:rPr>
-          <w:rStyle w:val="NormalTok"/>
-        </w:rPr>
-        <w:t xml:space="preserve">      </w:t>
-      </w:r>
-      <w:r>
-        <w:rPr>
-          <w:rStyle w:val="CommentTok"/>
-        </w:rPr>
-        <w:t xml:space="preserve">// Non COMPLETED/CANCELLED</w:t>
-      </w:r>
-      <w:r>
-        <w:br/>
-      </w:r>
-      <w:r>
-        <w:rPr>
-          <w:rStyle w:val="NormalTok"/>
-        </w:rPr>
-        <w:t xml:space="preserve">  totalDisputes</w:t>
-      </w:r>
-      <w:r>
-        <w:rPr>
-          <w:rStyle w:val="OperatorTok"/>
-        </w:rPr>
-        <w:t xml:space="preserve">:</w:t>
-      </w:r>
-      <w:r>
-        <w:rPr>
-          <w:rStyle w:val="NormalTok"/>
-        </w:rPr>
-        <w:t xml:space="preserve"> </w:t>
-      </w:r>
-      <w:r>
-        <w:rPr>
-          <w:rStyle w:val="DataTypeTok"/>
-        </w:rPr>
-        <w:t xml:space="preserve">number</w:t>
-      </w:r>
-      <w:r>
-        <w:rPr>
-          <w:rStyle w:val="OperatorTok"/>
-        </w:rPr>
-        <w:t xml:space="preserve">,</w:t>
-      </w:r>
-      <w:r>
-        <w:br/>
-      </w:r>
-      <w:r>
-        <w:rPr>
-          <w:rStyle w:val="NormalTok"/>
-        </w:rPr>
-        <w:t xml:space="preserve">  openDisputes</w:t>
-      </w:r>
-      <w:r>
-        <w:rPr>
-          <w:rStyle w:val="OperatorTok"/>
-        </w:rPr>
-        <w:t xml:space="preserve">:</w:t>
-      </w:r>
-      <w:r>
-        <w:rPr>
-          <w:rStyle w:val="NormalTok"/>
-        </w:rPr>
-        <w:t xml:space="preserve"> </w:t>
-      </w:r>
-      <w:r>
-        <w:rPr>
-          <w:rStyle w:val="DataTypeTok"/>
-        </w:rPr>
-        <w:t xml:space="preserve">number</w:t>
-      </w:r>
-      <w:r>
-        <w:rPr>
-          <w:rStyle w:val="NormalTok"/>
-        </w:rPr>
-        <w:t xml:space="preserve">       </w:t>
-      </w:r>
-      <w:r>
-        <w:rPr>
-          <w:rStyle w:val="CommentTok"/>
-        </w:rPr>
-        <w:t xml:space="preserve">// status === 'OPEN'</w:t>
-      </w:r>
-      <w:r>
-        <w:br/>
-      </w:r>
-      <w:r>
-        <w:rPr>
-          <w:rStyle w:val="NormalTok"/>
-        </w:rPr>
-        <w:t xml:space="preserve">}</w:t>
-      </w:r>
-    </w:p>
-    <w:bookmarkEnd w:id="130"/>
-    <w:bookmarkStart w:id="131" w:name="X51df04727127244204e0642d55aca18a1b096b1"/>
+        <w:t xml:space="preserve">26.3 Vérification du webhook CinetPay</w:t>
+      </w:r>
+    </w:p>
+    <w:p>
+      <w:pPr>
+        <w:pStyle w:val="FirstParagraph"/>
+      </w:pPr>
+      <w:r>
+        <w:rPr>
+          <w:b/>
+          <w:bCs/>
+        </w:rPr>
+        <w:t xml:space="preserve">État actuel (v1) :</w:t>
+      </w:r>
+      <w:r>
+        <w:t xml:space="preserve"> </w:t>
+      </w:r>
+      <w:r>
+        <w:t xml:space="preserve">Le webhook valide le format du</w:t>
+      </w:r>
+      <w:r>
+        <w:t xml:space="preserve"> </w:t>
+      </w:r>
+      <w:r>
+        <w:rPr>
+          <w:rStyle w:val="VerbatimChar"/>
+        </w:rPr>
+        <w:t xml:space="preserve">cpm_trans_id</w:t>
+      </w:r>
+      <w:r>
+        <w:t xml:space="preserve"> </w:t>
+      </w:r>
+      <w:r>
+        <w:t xml:space="preserve">et le statut du paiement, mais</w:t>
+      </w:r>
+      <w:r>
+        <w:t xml:space="preserve"> </w:t>
+      </w:r>
+      <w:r>
+        <w:rPr>
+          <w:b/>
+          <w:bCs/>
+        </w:rPr>
+        <w:t xml:space="preserve">ne vérifie pas la signature</w:t>
+      </w:r>
+      <w:r>
+        <w:t xml:space="preserve"> </w:t>
+      </w:r>
+      <w:r>
+        <w:t xml:space="preserve">de CinetPay.</w:t>
+      </w:r>
+    </w:p>
+    <w:p>
+      <w:pPr>
+        <w:pStyle w:val="BodyText"/>
+      </w:pPr>
+      <w:r>
+        <w:rPr>
+          <w:b/>
+          <w:bCs/>
+        </w:rPr>
+        <w:t xml:space="preserve">Planifié :</w:t>
+      </w:r>
+      <w:r>
+        <w:t xml:space="preserve"> </w:t>
+      </w:r>
+      <w:r>
+        <w:t xml:space="preserve">Ajout de la vérification HMAC avec la clé API CinetPay pour garantir l'authenticité des webhooks.</w:t>
+      </w:r>
+    </w:p>
+    <w:bookmarkEnd w:id="139"/>
+    <w:bookmarkStart w:id="140" w:name="X11de117229a43c62ff29af7e22c6d74d47fe38d"/>
     <w:p>
       <w:pPr>
         <w:pStyle w:val="Heading3"/>
       </w:pPr>
       <w:r>
-        <w:t xml:space="preserve">27.2 Consultation des commandes</w:t>
-      </w:r>
-    </w:p>
-    <w:p>
-      <w:pPr>
-        <w:pStyle w:val="SourceCode"/>
-      </w:pPr>
-      <w:r>
-        <w:rPr>
-          <w:rStyle w:val="VerbatimChar"/>
-        </w:rPr>
-        <w:t xml:space="preserve">GET /api/v1/admin/orders?status=PAID&amp;page=1&amp;limit=20</w:t>
+        <w:t xml:space="preserve">26.4 COD : limite de sécurité</w:t>
       </w:r>
     </w:p>
     <w:p>
@@ -20489,7 +20435,23 @@
         <w:pStyle w:val="FirstParagraph"/>
       </w:pPr>
       <w:r>
-        <w:t xml:space="preserve">L'administrateur peut filtrer les commandes par statut pour identifier :</w:t>
+        <w:t xml:space="preserve">La limite de</w:t>
+      </w:r>
+      <w:r>
+        <w:t xml:space="preserve"> </w:t>
+      </w:r>
+      <w:r>
+        <w:rPr>
+          <w:b/>
+          <w:bCs/>
+        </w:rPr>
+        <w:t xml:space="preserve">75 000 FCFA</w:t>
+      </w:r>
+      <w:r>
+        <w:t xml:space="preserve"> </w:t>
+      </w:r>
+      <w:r>
+        <w:t xml:space="preserve">pour le COD réduit les risques :</w:t>
       </w:r>
     </w:p>
     <w:p>
@@ -20501,7 +20463,7 @@
         </w:numPr>
       </w:pPr>
       <w:r>
-        <w:t xml:space="preserve">Commandes en attente de confirmation vendeur (PAID)</w:t>
+        <w:t xml:space="preserve">Vol lors de la livraison (montant limité)</w:t>
       </w:r>
     </w:p>
     <w:p>
@@ -20513,7 +20475,7 @@
         </w:numPr>
       </w:pPr>
       <w:r>
-        <w:t xml:space="preserve">Commandes en livraison (IN_TRANSIT)</w:t>
+        <w:t xml:space="preserve">Faux billets (montant vérifiable)</w:t>
       </w:r>
     </w:p>
     <w:p>
@@ -20525,7 +20487,308 @@
         </w:numPr>
       </w:pPr>
       <w:r>
-        <w:t xml:space="preserve">Litiges ouverts</w:t>
+        <w:t xml:space="preserve">Non-paiement par le client (perte limitée)</w:t>
+      </w:r>
+    </w:p>
+    <w:p>
+      <w:r>
+        <w:pict>
+          <v:rect style="width:0;height:1.5pt" o:hralign="center" o:hrstd="t" o:hr="t"/>
+        </w:pict>
+      </w:r>
+    </w:p>
+    <w:bookmarkEnd w:id="140"/>
+    <w:bookmarkEnd w:id="141"/>
+    <w:bookmarkStart w:id="145" w:name="Xa1f628ed50d4c651967eb05addb4b304940df01"/>
+    <w:p>
+      <w:pPr>
+        <w:pStyle w:val="Heading2"/>
+      </w:pPr>
+      <w:r>
+        <w:t xml:space="preserve">27. Administration et dashboard</w:t>
+      </w:r>
+    </w:p>
+    <w:bookmarkStart w:id="142" w:name="X1b9a2861153b16808e1aae8d4af238cdb31f423"/>
+    <w:p>
+      <w:pPr>
+        <w:pStyle w:val="Heading3"/>
+      </w:pPr>
+      <w:r>
+        <w:t xml:space="preserve">27.1 Statistiques dashboard</w:t>
+      </w:r>
+    </w:p>
+    <w:p>
+      <w:pPr>
+        <w:pStyle w:val="SourceCode"/>
+      </w:pPr>
+      <w:r>
+        <w:rPr>
+          <w:rStyle w:val="CommentTok"/>
+        </w:rPr>
+        <w:t xml:space="preserve">// GET /api/v1/admin/dashboard</w:t>
+      </w:r>
+      <w:r>
+        <w:br/>
+      </w:r>
+      <w:r>
+        <w:rPr>
+          <w:rStyle w:val="NormalTok"/>
+        </w:rPr>
+        <w:t xml:space="preserve">{</w:t>
+      </w:r>
+      <w:r>
+        <w:br/>
+      </w:r>
+      <w:r>
+        <w:rPr>
+          <w:rStyle w:val="NormalTok"/>
+        </w:rPr>
+        <w:t xml:space="preserve">  totalUsers</w:t>
+      </w:r>
+      <w:r>
+        <w:rPr>
+          <w:rStyle w:val="OperatorTok"/>
+        </w:rPr>
+        <w:t xml:space="preserve">:</w:t>
+      </w:r>
+      <w:r>
+        <w:rPr>
+          <w:rStyle w:val="NormalTok"/>
+        </w:rPr>
+        <w:t xml:space="preserve"> </w:t>
+      </w:r>
+      <w:r>
+        <w:rPr>
+          <w:rStyle w:val="DataTypeTok"/>
+        </w:rPr>
+        <w:t xml:space="preserve">number</w:t>
+      </w:r>
+      <w:r>
+        <w:rPr>
+          <w:rStyle w:val="OperatorTok"/>
+        </w:rPr>
+        <w:t xml:space="preserve">,</w:t>
+      </w:r>
+      <w:r>
+        <w:br/>
+      </w:r>
+      <w:r>
+        <w:rPr>
+          <w:rStyle w:val="NormalTok"/>
+        </w:rPr>
+        <w:t xml:space="preserve">  totalVendors</w:t>
+      </w:r>
+      <w:r>
+        <w:rPr>
+          <w:rStyle w:val="OperatorTok"/>
+        </w:rPr>
+        <w:t xml:space="preserve">:</w:t>
+      </w:r>
+      <w:r>
+        <w:rPr>
+          <w:rStyle w:val="NormalTok"/>
+        </w:rPr>
+        <w:t xml:space="preserve"> </w:t>
+      </w:r>
+      <w:r>
+        <w:rPr>
+          <w:rStyle w:val="DataTypeTok"/>
+        </w:rPr>
+        <w:t xml:space="preserve">number</w:t>
+      </w:r>
+      <w:r>
+        <w:rPr>
+          <w:rStyle w:val="OperatorTok"/>
+        </w:rPr>
+        <w:t xml:space="preserve">,</w:t>
+      </w:r>
+      <w:r>
+        <w:br/>
+      </w:r>
+      <w:r>
+        <w:rPr>
+          <w:rStyle w:val="NormalTok"/>
+        </w:rPr>
+        <w:t xml:space="preserve">  totalOrders</w:t>
+      </w:r>
+      <w:r>
+        <w:rPr>
+          <w:rStyle w:val="OperatorTok"/>
+        </w:rPr>
+        <w:t xml:space="preserve">:</w:t>
+      </w:r>
+      <w:r>
+        <w:rPr>
+          <w:rStyle w:val="NormalTok"/>
+        </w:rPr>
+        <w:t xml:space="preserve"> </w:t>
+      </w:r>
+      <w:r>
+        <w:rPr>
+          <w:rStyle w:val="DataTypeTok"/>
+        </w:rPr>
+        <w:t xml:space="preserve">number</w:t>
+      </w:r>
+      <w:r>
+        <w:rPr>
+          <w:rStyle w:val="OperatorTok"/>
+        </w:rPr>
+        <w:t xml:space="preserve">,</w:t>
+      </w:r>
+      <w:r>
+        <w:br/>
+      </w:r>
+      <w:r>
+        <w:rPr>
+          <w:rStyle w:val="NormalTok"/>
+        </w:rPr>
+        <w:t xml:space="preserve">  activeOrders</w:t>
+      </w:r>
+      <w:r>
+        <w:rPr>
+          <w:rStyle w:val="OperatorTok"/>
+        </w:rPr>
+        <w:t xml:space="preserve">:</w:t>
+      </w:r>
+      <w:r>
+        <w:rPr>
+          <w:rStyle w:val="NormalTok"/>
+        </w:rPr>
+        <w:t xml:space="preserve"> </w:t>
+      </w:r>
+      <w:r>
+        <w:rPr>
+          <w:rStyle w:val="DataTypeTok"/>
+        </w:rPr>
+        <w:t xml:space="preserve">number</w:t>
+      </w:r>
+      <w:r>
+        <w:rPr>
+          <w:rStyle w:val="OperatorTok"/>
+        </w:rPr>
+        <w:t xml:space="preserve">,</w:t>
+      </w:r>
+      <w:r>
+        <w:rPr>
+          <w:rStyle w:val="NormalTok"/>
+        </w:rPr>
+        <w:t xml:space="preserve">      </w:t>
+      </w:r>
+      <w:r>
+        <w:rPr>
+          <w:rStyle w:val="CommentTok"/>
+        </w:rPr>
+        <w:t xml:space="preserve">// Non COMPLETED/CANCELLED</w:t>
+      </w:r>
+      <w:r>
+        <w:br/>
+      </w:r>
+      <w:r>
+        <w:rPr>
+          <w:rStyle w:val="NormalTok"/>
+        </w:rPr>
+        <w:t xml:space="preserve">  totalDisputes</w:t>
+      </w:r>
+      <w:r>
+        <w:rPr>
+          <w:rStyle w:val="OperatorTok"/>
+        </w:rPr>
+        <w:t xml:space="preserve">:</w:t>
+      </w:r>
+      <w:r>
+        <w:rPr>
+          <w:rStyle w:val="NormalTok"/>
+        </w:rPr>
+        <w:t xml:space="preserve"> </w:t>
+      </w:r>
+      <w:r>
+        <w:rPr>
+          <w:rStyle w:val="DataTypeTok"/>
+        </w:rPr>
+        <w:t xml:space="preserve">number</w:t>
+      </w:r>
+      <w:r>
+        <w:rPr>
+          <w:rStyle w:val="OperatorTok"/>
+        </w:rPr>
+        <w:t xml:space="preserve">,</w:t>
+      </w:r>
+      <w:r>
+        <w:br/>
+      </w:r>
+      <w:r>
+        <w:rPr>
+          <w:rStyle w:val="NormalTok"/>
+        </w:rPr>
+        <w:t xml:space="preserve">  openDisputes</w:t>
+      </w:r>
+      <w:r>
+        <w:rPr>
+          <w:rStyle w:val="OperatorTok"/>
+        </w:rPr>
+        <w:t xml:space="preserve">:</w:t>
+      </w:r>
+      <w:r>
+        <w:rPr>
+          <w:rStyle w:val="NormalTok"/>
+        </w:rPr>
+        <w:t xml:space="preserve"> </w:t>
+      </w:r>
+      <w:r>
+        <w:rPr>
+          <w:rStyle w:val="DataTypeTok"/>
+        </w:rPr>
+        <w:t xml:space="preserve">number</w:t>
+      </w:r>
+      <w:r>
+        <w:rPr>
+          <w:rStyle w:val="NormalTok"/>
+        </w:rPr>
+        <w:t xml:space="preserve">       </w:t>
+      </w:r>
+      <w:r>
+        <w:rPr>
+          <w:rStyle w:val="CommentTok"/>
+        </w:rPr>
+        <w:t xml:space="preserve">// status === 'OPEN'</w:t>
+      </w:r>
+      <w:r>
+        <w:br/>
+      </w:r>
+      <w:r>
+        <w:rPr>
+          <w:rStyle w:val="NormalTok"/>
+        </w:rPr>
+        <w:t xml:space="preserve">}</w:t>
+      </w:r>
+    </w:p>
+    <w:bookmarkEnd w:id="142"/>
+    <w:bookmarkStart w:id="143" w:name="X51df04727127244204e0642d55aca18a1b096b1"/>
+    <w:p>
+      <w:pPr>
+        <w:pStyle w:val="Heading3"/>
+      </w:pPr>
+      <w:r>
+        <w:t xml:space="preserve">27.2 Consultation des commandes</w:t>
+      </w:r>
+    </w:p>
+    <w:p>
+      <w:pPr>
+        <w:pStyle w:val="SourceCode"/>
+      </w:pPr>
+      <w:r>
+        <w:rPr>
+          <w:rStyle w:val="VerbatimChar"/>
+        </w:rPr>
+        <w:t xml:space="preserve">GET /api/v1/admin/orders?status=PAID&amp;page=1&amp;limit=20</w:t>
+      </w:r>
+    </w:p>
+    <w:p>
+      <w:pPr>
+        <w:pStyle w:val="FirstParagraph"/>
+      </w:pPr>
+      <w:r>
+        <w:t xml:space="preserve">L'administrateur peut filtrer les commandes par statut pour identifier :</w:t>
       </w:r>
     </w:p>
     <w:p>
@@ -20533,15 +20796,51 @@
         <w:pStyle w:val="Compact"/>
         <w:numPr>
           <w:ilvl w:val="0"/>
-          <w:numId w:val="1009"/>
+          <w:numId w:val="1010"/>
         </w:numPr>
       </w:pPr>
       <w:r>
+        <w:t xml:space="preserve">Commandes en attente de confirmation vendeur (PAID)</w:t>
+      </w:r>
+    </w:p>
+    <w:p>
+      <w:pPr>
+        <w:pStyle w:val="Compact"/>
+        <w:numPr>
+          <w:ilvl w:val="0"/>
+          <w:numId w:val="1010"/>
+        </w:numPr>
+      </w:pPr>
+      <w:r>
+        <w:t xml:space="preserve">Commandes en livraison (IN_TRANSIT)</w:t>
+      </w:r>
+    </w:p>
+    <w:p>
+      <w:pPr>
+        <w:pStyle w:val="Compact"/>
+        <w:numPr>
+          <w:ilvl w:val="0"/>
+          <w:numId w:val="1010"/>
+        </w:numPr>
+      </w:pPr>
+      <w:r>
+        <w:t xml:space="preserve">Litiges ouverts</w:t>
+      </w:r>
+    </w:p>
+    <w:p>
+      <w:pPr>
+        <w:pStyle w:val="Compact"/>
+        <w:numPr>
+          <w:ilvl w:val="0"/>
+          <w:numId w:val="1010"/>
+        </w:numPr>
+      </w:pPr>
+      <w:r>
         <w:t xml:space="preserve">Commandes à problème</w:t>
       </w:r>
     </w:p>
-    <w:bookmarkEnd w:id="131"/>
-    <w:bookmarkStart w:id="132" w:name="X068a3afdad4e4a3328fd7ff45f876710fa8ce6e"/>
+    <w:bookmarkEnd w:id="143"/>
+    <w:bookmarkStart w:id="144" w:name="X068a3afdad4e4a3328fd7ff45f876710fa8ce6e"/>
     <w:p>
       <w:pPr>
         <w:pStyle w:val="Heading3"/>
@@ -20634,9 +20933,9 @@
         </w:pict>
       </w:r>
     </w:p>
-    <w:bookmarkEnd w:id="132"/>
-    <w:bookmarkEnd w:id="133"/>
-    <w:bookmarkStart w:id="138" w:name="X57ec39b26c61758a1f25575bb0ba0626f1b17a9"/>
+    <w:bookmarkEnd w:id="144"/>
+    <w:bookmarkEnd w:id="145"/>
+    <w:bookmarkStart w:id="150" w:name="X57ec39b26c61758a1f25575bb0ba0626f1b17a9"/>
     <w:p>
       <w:pPr>
         <w:pStyle w:val="Heading2"/>
@@ -20645,7 +20944,7 @@
         <w:t xml:space="preserve">28. Tests unitaires</w:t>
       </w:r>
     </w:p>
-    <w:bookmarkStart w:id="134" w:name="Xb76d5d4e5d5efb303053f452a5eb5135d5f4469"/>
+    <w:bookmarkStart w:id="146" w:name="Xb76d5d4e5d5efb303053f452a5eb5135d5f4469"/>
     <w:p>
       <w:pPr>
         <w:pStyle w:val="Heading3"/>
@@ -20848,8 +21147,8 @@
         </w:tc>
       </w:tr>
     </w:tbl>
-    <w:bookmarkEnd w:id="134"/>
-    <w:bookmarkStart w:id="135" w:name="Xa4f62bb2eedbec0550ae493fb5c8c63abc20520"/>
+    <w:bookmarkEnd w:id="146"/>
+    <w:bookmarkStart w:id="147" w:name="Xa4f62bb2eedbec0550ae493fb5c8c63abc20520"/>
     <w:p>
       <w:pPr>
         <w:pStyle w:val="Heading3"/>
@@ -20989,8 +21288,8 @@
         </w:tc>
       </w:tr>
     </w:tbl>
-    <w:bookmarkEnd w:id="135"/>
-    <w:bookmarkStart w:id="136" w:name="X4c2f18da25d06a1b6bb6fd96e868c4c05827f51"/>
+    <w:bookmarkEnd w:id="147"/>
+    <w:bookmarkStart w:id="148" w:name="X4c2f18da25d06a1b6bb6fd96e868c4c05827f51"/>
     <w:p>
       <w:pPr>
         <w:pStyle w:val="Heading3"/>
@@ -21166,8 +21465,8 @@
         </w:tc>
       </w:tr>
     </w:tbl>
-    <w:bookmarkEnd w:id="136"/>
-    <w:bookmarkStart w:id="137" w:name="X4e91c4aed7ca1f9833d5947ae13dea3b5f35cbc"/>
+    <w:bookmarkEnd w:id="148"/>
+    <w:bookmarkStart w:id="149" w:name="X4e91c4aed7ca1f9833d5947ae13dea3b5f35cbc"/>
     <w:p>
       <w:pPr>
         <w:pStyle w:val="Heading3"/>
@@ -21314,9 +21613,9 @@
         </w:pict>
       </w:r>
     </w:p>
-    <w:bookmarkEnd w:id="137"/>
-    <w:bookmarkEnd w:id="138"/>
-    <w:bookmarkStart w:id="142" w:name="X8b59eaf64565eba7aabe9cbe81cb51c8a3160eb"/>
+    <w:bookmarkEnd w:id="149"/>
+    <w:bookmarkEnd w:id="150"/>
+    <w:bookmarkStart w:id="154" w:name="X8b59eaf64565eba7aabe9cbe81cb51c8a3160eb"/>
     <w:p>
       <w:pPr>
         <w:pStyle w:val="Heading2"/>
@@ -21325,7 +21624,7 @@
         <w:t xml:space="preserve">29. File d'attente et jobs asynchrones</w:t>
       </w:r>
     </w:p>
-    <w:bookmarkStart w:id="139" w:name="Xeba9c77652e98329b7c42196ca9e4dae45f113b"/>
+    <w:bookmarkStart w:id="151" w:name="Xeba9c77652e98329b7c42196ca9e4dae45f113b"/>
     <w:p>
       <w:pPr>
         <w:pStyle w:val="Heading3"/>
@@ -21443,8 +21742,8 @@
         </w:tc>
       </w:tr>
     </w:tbl>
-    <w:bookmarkEnd w:id="139"/>
-    <w:bookmarkStart w:id="140" w:name="X482fb1b8a866397c2c84ff6e76c8823df2fe3bd"/>
+    <w:bookmarkEnd w:id="151"/>
+    <w:bookmarkStart w:id="152" w:name="X482fb1b8a866397c2c84ff6e76c8823df2fe3bd"/>
     <w:p>
       <w:pPr>
         <w:pStyle w:val="Heading3"/>
@@ -21800,8 +22099,8 @@
         <w:t xml:space="preserve">;</w:t>
       </w:r>
     </w:p>
-    <w:bookmarkEnd w:id="140"/>
-    <w:bookmarkStart w:id="141" w:name="Xf54d6e33d6fb1a28ddb86b72e88255d18fb89a8"/>
+    <w:bookmarkEnd w:id="152"/>
+    <w:bookmarkStart w:id="153" w:name="Xf54d6e33d6fb1a28ddb86b72e88255d18fb89a8"/>
     <w:p>
       <w:pPr>
         <w:pStyle w:val="Heading3"/>
@@ -21853,9 +22152,9 @@
         </w:pict>
       </w:r>
     </w:p>
-    <w:bookmarkEnd w:id="141"/>
-    <w:bookmarkEnd w:id="142"/>
-    <w:bookmarkStart w:id="145" w:name="Xf80802c43929ab32116d9b2454322c6c31d73e9"/>
+    <w:bookmarkEnd w:id="153"/>
+    <w:bookmarkEnd w:id="154"/>
+    <w:bookmarkStart w:id="157" w:name="Xf80802c43929ab32116d9b2454322c6c31d73e9"/>
     <w:p>
       <w:pPr>
         <w:pStyle w:val="Heading2"/>
@@ -21864,7 +22163,7 @@
         <w:t xml:space="preserve">30. État de l'implémentation</w:t>
       </w:r>
     </w:p>
-    <w:bookmarkStart w:id="143" w:name="X1962ea841070ddc8aad58e64dd7370c0e2e7706"/>
+    <w:bookmarkStart w:id="155" w:name="X1962ea841070ddc8aad58e64dd7370c0e2e7706"/>
     <w:p>
       <w:pPr>
         <w:pStyle w:val="Heading3"/>
@@ -22417,8 +22716,8 @@
         </w:tc>
       </w:tr>
     </w:tbl>
-    <w:bookmarkEnd w:id="143"/>
-    <w:bookmarkStart w:id="144" w:name="Xe504c94d6d47c2358733ca42903efa0b4ea0076"/>
+    <w:bookmarkEnd w:id="155"/>
+    <w:bookmarkStart w:id="156" w:name="Xe504c94d6d47c2358733ca42903efa0b4ea0076"/>
     <w:p>
       <w:pPr>
         <w:pStyle w:val="Heading3"/>
@@ -22729,9 +23028,9 @@
         </w:pict>
       </w:r>
     </w:p>
-    <w:bookmarkEnd w:id="144"/>
-    <w:bookmarkEnd w:id="145"/>
-    <w:bookmarkStart w:id="150" w:name="Xa336c628802bffd6d611d7e6a44fa64d0af45fe"/>
+    <w:bookmarkEnd w:id="156"/>
+    <w:bookmarkEnd w:id="157"/>
+    <w:bookmarkStart w:id="162" w:name="Xa336c628802bffd6d611d7e6a44fa64d0af45fe"/>
     <w:p>
       <w:pPr>
         <w:pStyle w:val="Heading2"/>
@@ -22740,7 +23039,7 @@
         <w:t xml:space="preserve">31. Évolutions planifiées</w:t>
       </w:r>
     </w:p>
-    <w:bookmarkStart w:id="146" w:name="X26497964d92422911b9dd7c42fc6f2e503b27ad"/>
+    <w:bookmarkStart w:id="158" w:name="X26497964d92422911b9dd7c42fc6f2e503b27ad"/>
     <w:p>
       <w:pPr>
         <w:pStyle w:val="Heading3"/>
@@ -22877,8 +23176,8 @@
         <w:t xml:space="preserve">                              Vendeur payé</w:t>
       </w:r>
     </w:p>
-    <w:bookmarkEnd w:id="146"/>
-    <w:bookmarkStart w:id="147" w:name="Xbe63194533a49f7c76c99a4f5e16dac2ec32d7b"/>
+    <w:bookmarkEnd w:id="158"/>
+    <w:bookmarkStart w:id="159" w:name="Xbe63194533a49f7c76c99a4f5e16dac2ec32d7b"/>
     <w:p>
       <w:pPr>
         <w:pStyle w:val="Heading3"/>
@@ -22955,8 +23254,8 @@
         <w:t xml:space="preserve">  Zone 3 (banlieue)       : +2 000 FCFA</w:t>
       </w:r>
     </w:p>
-    <w:bookmarkEnd w:id="147"/>
-    <w:bookmarkStart w:id="148" w:name="X8d0e3fd4dadd65ce435f41055dfca070918322e"/>
+    <w:bookmarkEnd w:id="159"/>
+    <w:bookmarkStart w:id="160" w:name="X8d0e3fd4dadd65ce435f41055dfca070918322e"/>
     <w:p>
       <w:pPr>
         <w:pStyle w:val="Heading3"/>
@@ -22978,7 +23277,7 @@
         <w:pStyle w:val="Compact"/>
         <w:numPr>
           <w:ilvl w:val="0"/>
-          <w:numId w:val="1010"/>
+          <w:numId w:val="1011"/>
         </w:numPr>
       </w:pPr>
       <w:r>
@@ -22990,7 +23289,7 @@
         <w:pStyle w:val="Compact"/>
         <w:numPr>
           <w:ilvl w:val="0"/>
-          <w:numId w:val="1010"/>
+          <w:numId w:val="1011"/>
         </w:numPr>
       </w:pPr>
       <w:r>
@@ -23002,15 +23301,15 @@
         <w:pStyle w:val="Compact"/>
         <w:numPr>
           <w:ilvl w:val="0"/>
-          <w:numId w:val="1010"/>
+          <w:numId w:val="1011"/>
         </w:numPr>
       </w:pPr>
       <w:r>
         <w:t xml:space="preserve">Virement bancaire comme méthode supplémentaire</w:t>
       </w:r>
     </w:p>
-    <w:bookmarkEnd w:id="148"/>
-    <w:bookmarkStart w:id="149" w:name="Xc90b6f1ce649b08478906a760a7c7f597d03659"/>
+    <w:bookmarkEnd w:id="160"/>
+    <w:bookmarkStart w:id="161" w:name="Xc90b6f1ce649b08478906a760a7c7f597d03659"/>
     <w:p>
       <w:pPr>
         <w:pStyle w:val="Heading3"/>
@@ -23082,9 +23381,9 @@
         </w:pict>
       </w:r>
     </w:p>
-    <w:bookmarkEnd w:id="149"/>
-    <w:bookmarkEnd w:id="150"/>
-    <w:bookmarkStart w:id="157" w:name="X2908732877112c77a43d46f5c7078eb397cb13a"/>
+    <w:bookmarkEnd w:id="161"/>
+    <w:bookmarkEnd w:id="162"/>
+    <w:bookmarkStart w:id="169" w:name="X2908732877112c77a43d46f5c7078eb397cb13a"/>
     <w:p>
       <w:pPr>
         <w:pStyle w:val="Heading2"/>
@@ -23093,7 +23392,7 @@
         <w:t xml:space="preserve">32. Référence des fichiers</w:t>
       </w:r>
     </w:p>
-    <w:bookmarkStart w:id="151" w:name="X9cb040a32593769c6346c05368de4828af44ffc"/>
+    <w:bookmarkStart w:id="163" w:name="X9cb040a32593769c6346c05368de4828af44ffc"/>
     <w:p>
       <w:pPr>
         <w:pStyle w:val="Heading3"/>
@@ -23304,8 +23603,8 @@
         </w:tc>
       </w:tr>
     </w:tbl>
-    <w:bookmarkEnd w:id="151"/>
-    <w:bookmarkStart w:id="152" w:name="X9adb195a4ca32c4527981ea9308d2dca0f67cb2"/>
+    <w:bookmarkEnd w:id="163"/>
+    <w:bookmarkStart w:id="164" w:name="X9adb195a4ca32c4527981ea9308d2dca0f67cb2"/>
     <w:p>
       <w:pPr>
         <w:pStyle w:val="Heading3"/>
@@ -23592,8 +23891,8 @@
         </w:tc>
       </w:tr>
     </w:tbl>
-    <w:bookmarkEnd w:id="152"/>
-    <w:bookmarkStart w:id="153" w:name="Xdd0a7b982e920e9ab49c002552878577f74411f"/>
+    <w:bookmarkEnd w:id="164"/>
+    <w:bookmarkStart w:id="165" w:name="Xdd0a7b982e920e9ab49c002552878577f74411f"/>
     <w:p>
       <w:pPr>
         <w:pStyle w:val="Heading3"/>
@@ -23690,8 +23989,8 @@
         </w:tc>
       </w:tr>
     </w:tbl>
-    <w:bookmarkEnd w:id="153"/>
-    <w:bookmarkStart w:id="154" w:name="X4efb6930e61e0db942b2419bf14c9ab443b45b0"/>
+    <w:bookmarkEnd w:id="165"/>
+    <w:bookmarkStart w:id="166" w:name="X4efb6930e61e0db942b2419bf14c9ab443b45b0"/>
     <w:p>
       <w:pPr>
         <w:pStyle w:val="Heading3"/>
@@ -23826,8 +24125,8 @@
         </w:tc>
       </w:tr>
     </w:tbl>
-    <w:bookmarkEnd w:id="154"/>
-    <w:bookmarkStart w:id="155" w:name="X677838980d908a15c061549c632712184a1fa40"/>
+    <w:bookmarkEnd w:id="166"/>
+    <w:bookmarkStart w:id="167" w:name="X677838980d908a15c061549c632712184a1fa40"/>
     <w:p>
       <w:pPr>
         <w:pStyle w:val="Heading3"/>
@@ -23962,8 +24261,8 @@
         </w:tc>
       </w:tr>
     </w:tbl>
-    <w:bookmarkEnd w:id="155"/>
-    <w:bookmarkStart w:id="156" w:name="Xa462cee2945d73830665f85d813894d6bd67b1a"/>
+    <w:bookmarkEnd w:id="167"/>
+    <w:bookmarkStart w:id="168" w:name="Xa462cee2945d73830665f85d813894d6bd67b1a"/>
     <w:p>
       <w:pPr>
         <w:pStyle w:val="Heading3"/>
@@ -24105,9 +24404,9 @@
         </w:pict>
       </w:r>
     </w:p>
-    <w:bookmarkEnd w:id="156"/>
-    <w:bookmarkEnd w:id="157"/>
-    <w:bookmarkStart w:id="169" w:name="X84e8f46367d1a054978300e7cbc361d0593b7bd"/>
+    <w:bookmarkEnd w:id="168"/>
+    <w:bookmarkEnd w:id="169"/>
+    <w:bookmarkStart w:id="181" w:name="X84e8f46367d1a054978300e7cbc361d0593b7bd"/>
     <w:p>
       <w:pPr>
         <w:pStyle w:val="Heading2"/>
@@ -24116,7 +24415,7 @@
         <w:t xml:space="preserve">33. FAQ technique</w:t>
       </w:r>
     </w:p>
-    <w:bookmarkStart w:id="158" w:name="Xad3b294e01b7e13730be268ebf7e2d918940a13"/>
+    <w:bookmarkStart w:id="170" w:name="Xad3b294e01b7e13730be268ebf7e2d918940a13"/>
     <w:p>
       <w:pPr>
         <w:pStyle w:val="Heading3"/>
@@ -24143,8 +24442,8 @@
         <w:t xml:space="preserve">Le serveur retourne toujours 200 OK pour éviter les retries de CinetPay. Si le traitement échoue (escrow non créé), la commande reste en PENDING_PAYMENT. L'administrateur devra vérifier manuellement. Un système de retry est planifié avec la file d'attente pgqueue.</w:t>
       </w:r>
     </w:p>
-    <w:bookmarkEnd w:id="158"/>
-    <w:bookmarkStart w:id="159" w:name="X079df1b21eaebd8de0f017991568ae8a40f4ebd"/>
+    <w:bookmarkEnd w:id="170"/>
+    <w:bookmarkStart w:id="171" w:name="X079df1b21eaebd8de0f017991568ae8a40f4ebd"/>
     <w:p>
       <w:pPr>
         <w:pStyle w:val="Heading3"/>
@@ -24217,8 +24516,8 @@
         <w:t xml:space="preserve">conserve le prix initial, indépendamment des modifications ultérieures du catalogue.</w:t>
       </w:r>
     </w:p>
-    <w:bookmarkEnd w:id="159"/>
-    <w:bookmarkStart w:id="160" w:name="Xfa294ce1911bfa3d68990da5c1792307bf6e1c5"/>
+    <w:bookmarkEnd w:id="171"/>
+    <w:bookmarkStart w:id="172" w:name="Xfa294ce1911bfa3d68990da5c1792307bf6e1c5"/>
     <w:p>
       <w:pPr>
         <w:pStyle w:val="Heading3"/>
@@ -24245,8 +24544,8 @@
         <w:t xml:space="preserve">La commande reste en PENDING_PAYMENT. Aucun escrow n'est créé. CinetPay a ses propres délais d'expiration de session. La commande peut être annulée manuellement.</w:t>
       </w:r>
     </w:p>
-    <w:bookmarkEnd w:id="160"/>
-    <w:bookmarkStart w:id="161" w:name="q--comment-fonctionne-le-remboursement-"/>
+    <w:bookmarkEnd w:id="172"/>
+    <w:bookmarkStart w:id="173" w:name="q--comment-fonctionne-le-remboursement-"/>
     <w:p>
       <w:pPr>
         <w:pStyle w:val="Heading3"/>
@@ -24288,8 +24587,8 @@
         <w:t xml:space="preserve">change le statut de HELD à REFUNDED. En v1, le remboursement effectif (virement retour) nécessite une intervention manuelle via CinetPay. L'automatisation des remboursements est planifiée.</w:t>
       </w:r>
     </w:p>
-    <w:bookmarkEnd w:id="161"/>
-    <w:bookmarkStart w:id="162" w:name="q--pourquoi-pas-descrow-pour-le-cod-"/>
+    <w:bookmarkEnd w:id="173"/>
+    <w:bookmarkStart w:id="174" w:name="q--pourquoi-pas-descrow-pour-le-cod-"/>
     <w:p>
       <w:pPr>
         <w:pStyle w:val="Heading3"/>
@@ -24316,8 +24615,8 @@
         <w:t xml:space="preserve">Le COD est un paiement direct au livreur. Les fonds ne transitent pas par la plateforme, donc pas besoin de séquestre. La limite de 75 000 FCFA minimise le risque.</w:t>
       </w:r>
     </w:p>
-    <w:bookmarkEnd w:id="162"/>
-    <w:bookmarkStart w:id="163" w:name="q--comment-vérifier-létat-dun-escrow-"/>
+    <w:bookmarkEnd w:id="174"/>
+    <w:bookmarkStart w:id="175" w:name="q--comment-vérifier-létat-dun-escrow-"/>
     <w:p>
       <w:pPr>
         <w:pStyle w:val="Heading3"/>
@@ -24372,8 +24671,8 @@
         <w:t xml:space="preserve">{ id, orderId, amount, status, heldAt, releasedAt, refundedAt }</w:t>
       </w:r>
     </w:p>
-    <w:bookmarkEnd w:id="163"/>
-    <w:bookmarkStart w:id="164" w:name="X1a55770389000478f88b149c85d3983e074c729"/>
+    <w:bookmarkEnd w:id="175"/>
+    <w:bookmarkStart w:id="176" w:name="X1a55770389000478f88b149c85d3983e074c729"/>
     <w:p>
       <w:pPr>
         <w:pStyle w:val="Heading3"/>
@@ -24427,8 +24726,8 @@
         <w:t xml:space="preserve">. Une seule transaction escrow par commande.</w:t>
       </w:r>
     </w:p>
-    <w:bookmarkEnd w:id="164"/>
-    <w:bookmarkStart w:id="165" w:name="X977239e81a753d339c75babd61e7a7cd5e9d074"/>
+    <w:bookmarkEnd w:id="176"/>
+    <w:bookmarkStart w:id="177" w:name="X977239e81a753d339c75babd61e7a7cd5e9d074"/>
     <w:p>
       <w:pPr>
         <w:pStyle w:val="Heading3"/>
@@ -24479,8 +24778,8 @@
         <w:t xml:space="preserve">). Le montant total couvre l'ensemble. En v1, il n'y a qu'un seul escrow pour toute la commande. En Phase 2, le split par vendeur est envisagé pour les versements.</w:t>
       </w:r>
     </w:p>
-    <w:bookmarkEnd w:id="165"/>
-    <w:bookmarkStart w:id="166" w:name="q--lauto-libération-48h-est-elle-active-"/>
+    <w:bookmarkEnd w:id="177"/>
+    <w:bookmarkStart w:id="178" w:name="q--lauto-libération-48h-est-elle-active-"/>
     <w:p>
       <w:pPr>
         <w:pStyle w:val="Heading3"/>
@@ -24507,8 +24806,8 @@
         <w:t xml:space="preserve">Non, pas encore. La machine à états permet la transition DELIVERED → COMPLETED, mais le job schedulé n'est pas implémenté. Actuellement, la libération est manuelle.</w:t>
       </w:r>
     </w:p>
-    <w:bookmarkEnd w:id="166"/>
-    <w:bookmarkStart w:id="167" w:name="Xe1c6ab8580b9d7fa776e7e2a88151684cf5f0da"/>
+    <w:bookmarkEnd w:id="178"/>
+    <w:bookmarkStart w:id="179" w:name="Xe1c6ab8580b9d7fa776e7e2a88151684cf5f0da"/>
     <w:p>
       <w:pPr>
         <w:pStyle w:val="Heading3"/>
@@ -24578,8 +24877,8 @@
         <w:t xml:space="preserve">et retourne des réponses simulées. Vous pouvez aussi appeler manuellement le webhook avec des payloads de test.</w:t>
       </w:r>
     </w:p>
-    <w:bookmarkEnd w:id="167"/>
-    <w:bookmarkStart w:id="168" w:name="X45d7e928edca6b1b5b2f3e1c9b942389155ca1e"/>
+    <w:bookmarkEnd w:id="179"/>
+    <w:bookmarkStart w:id="180" w:name="X45d7e928edca6b1b5b2f3e1c9b942389155ca1e"/>
     <w:p>
       <w:pPr>
         <w:pStyle w:val="Heading3"/>
@@ -24606,9 +24905,9 @@
         <w:t xml:space="preserve">Aucun montant minimum n'est imposé par Pièces. Cependant, CinetPay peut imposer un minimum de transaction (généralement 100 FCFA).</w:t>
       </w:r>
     </w:p>
-    <w:bookmarkEnd w:id="168"/>
-    <w:bookmarkEnd w:id="169"/>
-    <w:bookmarkEnd w:id="170"/>
+    <w:bookmarkEnd w:id="180"/>
+    <w:bookmarkEnd w:id="181"/>
+    <w:bookmarkEnd w:id="182"/>
     <w:sectPr>
       <w:footnotePr>
         <w:numRestart w:val="eachSect"/>
@@ -24967,6 +25266,9 @@
   <w:num w:numId="1010">
     <w:abstractNumId w:val="991"/>
   </w:num>
+  <w:num w:numId="1011">
+    <w:abstractNumId w:val="991"/>
+  </w:num>
 </w:numbering>
 </file>
 
@@ -24975,10 +25277,10 @@
   <w:docDefaults>
     <w:rPrDefault>
       <w:rPr>
-        <w:rFonts w:asciiTheme="minorHAnsi" w:cstheme="minorBidi" w:eastAsiaTheme="minorEastAsia" w:hAnsiTheme="minorHAnsi"/>
+        <w:rFonts w:asciiTheme="minorHAnsi" w:cstheme="minorBidi" w:eastAsiaTheme="minorHAnsi" w:hAnsiTheme="minorHAnsi"/>
         <w:sz w:val="24"/>
         <w:szCs w:val="24"/>
-        <w:lang w:bidi="ar-SA" w:eastAsia="zh-CN" w:val="en-US"/>
+        <w:lang w:bidi="ar-SA" w:eastAsia="en-US" w:val="en-US"/>
       </w:rPr>
     </w:rPrDefault>
     <w:pPrDefault>
@@ -25519,6 +25821,13 @@
       </w:tblCellMar>
     </w:tblPr>
     <w:tblStylePr w:type="firstRow">
+      <w:tblPr>
+        <w:jc w:val="left"/>
+        <w:tblInd w:type="dxa" w:w="0"/>
+      </w:tblPr>
+      <w:trPr>
+        <w:jc w:val="left"/>
+      </w:trPr>
       <w:tcPr>
         <w:tcBorders>
           <w:bottom w:val="single"/>
